--- a/02-220512321-张煜坤-开题报告.docx
+++ b/02-220512321-张煜坤-开题报告.docx
@@ -2625,20 +2625,18 @@
                 <w:rFonts w:hint="eastAsia"/>
                 <w:lang w:eastAsia="zh-CN"/>
               </w:rPr>
-              <w:t>在“互联网</w:t>
-            </w:r>
-            <w:r>
-              <w:rPr>
-                <w:lang w:eastAsia="zh-CN"/>
-              </w:rPr>
-              <w:t>+”</w:t>
-            </w:r>
-            <w:r>
-              <w:rPr>
-                <w:rFonts w:hint="eastAsia"/>
-                <w:lang w:eastAsia="zh-CN"/>
-              </w:rPr>
-              <w:t>和大数据时代，全球信息总量呈</w:t>
+              <w:t>在“互联网+”和大数据时代，全球信息总量呈指数级增长，普通用户在海量商品与广告中精准定位需求变得愈发困难。对于在线购物平台而言，广告是流量变现的核心，但传统的无差别投放不仅转化率低下，更易引发用户的“广告厌烦”情绪，进而损害用户留存与平台的长期价值[8]。个性化推荐系统作为解决“信息过载”的关键技术，其核心任务是通过点击率（CTR）预估模型，在海量候选广告中识别出用户最可能感兴趣的项目，从而在用户体验与平台商业利润之间取得平衡。Ogundele等系统综述了广告点击率预测算法从传统方法到深度学习的演变脉络，指出CTR预估已成为计算广告与推荐系统的核心环节[6]。</w:t>
+            </w:r>
+            <w:r>
+              <w:rPr>
+                <w:lang w:eastAsia="zh-CN"/>
+              </w:rPr>
+            </w:r>
+            <w:r>
+              <w:rPr>
+                <w:rFonts w:hint="eastAsia"/>
+                <w:lang w:eastAsia="zh-CN"/>
+              </w:rPr>
             </w:r>
             <w:proofErr w:type="gramStart"/>
             <w:r>
@@ -2646,7 +2644,6 @@
                 <w:rFonts w:hint="eastAsia"/>
                 <w:lang w:eastAsia="zh-CN"/>
               </w:rPr>
-              <w:t>指数级</w:t>
             </w:r>
             <w:proofErr w:type="gramEnd"/>
             <w:r>
@@ -2654,46 +2651,39 @@
                 <w:rFonts w:hint="eastAsia"/>
                 <w:lang w:eastAsia="zh-CN"/>
               </w:rPr>
-              <w:t>增长。截至</w:t>
-            </w:r>
-            <w:r>
-              <w:rPr>
-                <w:lang w:eastAsia="zh-CN"/>
-              </w:rPr>
-              <w:t>2020</w:t>
-            </w:r>
-            <w:r>
-              <w:rPr>
-                <w:rFonts w:hint="eastAsia"/>
-                <w:lang w:eastAsia="zh-CN"/>
-              </w:rPr>
-              <w:t>年，人类创造的信息量已达</w:t>
-            </w:r>
-            <w:r>
-              <w:rPr>
-                <w:lang w:eastAsia="zh-CN"/>
-              </w:rPr>
-              <w:t>295EB</w:t>
-            </w:r>
-            <w:r>
-              <w:rPr>
-                <w:rFonts w:hint="eastAsia"/>
-                <w:lang w:eastAsia="zh-CN"/>
-              </w:rPr>
-              <w:t>，普通用户在数据汪洋中精准定位需求变得愈发困难。对于在线购物平台而言，广告是流量变现的核心，但传统的无差别投放不仅转化率低下，更易引发用户的“广告厌烦”情绪。个性化推荐系统作为解决“信息过载”的关键技术，其核心任务是通过点击率（</w:t>
-            </w:r>
-            <w:r>
-              <w:rPr>
-                <w:lang w:eastAsia="zh-CN"/>
-              </w:rPr>
-              <w:t>CTR</w:t>
-            </w:r>
-            <w:r>
-              <w:rPr>
-                <w:rFonts w:hint="eastAsia"/>
-                <w:lang w:eastAsia="zh-CN"/>
-              </w:rPr>
-              <w:t>）预估模型，在海量候选广告中识别出用户最可能感兴趣的项目，从而平衡用户体验与平台商业利润。</w:t>
+            </w:r>
+            <w:r>
+              <w:rPr>
+                <w:lang w:eastAsia="zh-CN"/>
+              </w:rPr>
+            </w:r>
+            <w:r>
+              <w:rPr>
+                <w:rFonts w:hint="eastAsia"/>
+                <w:lang w:eastAsia="zh-CN"/>
+              </w:rPr>
+            </w:r>
+            <w:r>
+              <w:rPr>
+                <w:lang w:eastAsia="zh-CN"/>
+              </w:rPr>
+            </w:r>
+            <w:r>
+              <w:rPr>
+                <w:rFonts w:hint="eastAsia"/>
+                <w:lang w:eastAsia="zh-CN"/>
+              </w:rPr>
+            </w:r>
+            <w:r>
+              <w:rPr>
+                <w:lang w:eastAsia="zh-CN"/>
+              </w:rPr>
+            </w:r>
+            <w:r>
+              <w:rPr>
+                <w:rFonts w:hint="eastAsia"/>
+                <w:lang w:eastAsia="zh-CN"/>
+              </w:rPr>
             </w:r>
           </w:p>
           <w:p>
@@ -2741,14 +2731,13 @@
               <w:rPr>
                 <w:lang w:eastAsia="zh-CN"/>
               </w:rPr>
-              <w:t>CTR</w:t>
-            </w:r>
-            <w:r>
-              <w:rPr>
-                <w:rFonts w:hint="eastAsia"/>
-                <w:lang w:eastAsia="zh-CN"/>
-              </w:rPr>
-              <w:t>预估模型的演变经历了从依赖手动特征工程到自动学习高阶特征交互的过程。</w:t>
+              <w:t>CTR预估与推荐模型的演变经历了从依赖手动特征工程到自动学习高阶特征交互的过程，其技术路线大致可分为协同过滤与矩阵分解、因子分解机与深度特征交叉，以及序列化兴趣建模三个阶段。</w:t>
+            </w:r>
+            <w:r>
+              <w:rPr>
+                <w:rFonts w:hint="eastAsia"/>
+                <w:lang w:eastAsia="zh-CN"/>
+              </w:rPr>
             </w:r>
           </w:p>
           <w:p>
@@ -2766,246 +2755,214 @@
                 <w:rFonts w:hint="eastAsia"/>
                 <w:lang w:eastAsia="zh-CN"/>
               </w:rPr>
-              <w:t>记忆与泛化的平衡（</w:t>
-            </w:r>
-            <w:r>
-              <w:rPr>
-                <w:lang w:eastAsia="zh-CN"/>
-              </w:rPr>
-              <w:t>Wide &amp; Deep</w:t>
-            </w:r>
-            <w:r>
-              <w:rPr>
-                <w:rFonts w:hint="eastAsia"/>
-                <w:lang w:eastAsia="zh-CN"/>
-              </w:rPr>
-              <w:t>）</w:t>
-            </w:r>
-            <w:r>
-              <w:rPr>
-                <w:vertAlign w:val="superscript"/>
-                <w:lang w:eastAsia="zh-CN"/>
-              </w:rPr>
-              <w:fldChar w:fldCharType="begin"/>
-            </w:r>
-            <w:r>
-              <w:rPr>
-                <w:vertAlign w:val="superscript"/>
-                <w:lang w:eastAsia="zh-CN"/>
-              </w:rPr>
-              <w:instrText xml:space="preserve"> </w:instrText>
-            </w:r>
-            <w:r>
-              <w:rPr>
-                <w:rFonts w:hint="eastAsia"/>
-                <w:vertAlign w:val="superscript"/>
-                <w:lang w:eastAsia="zh-CN"/>
-              </w:rPr>
-              <w:instrText>REF _Ref226283257 \r \h</w:instrText>
-            </w:r>
-            <w:r>
-              <w:rPr>
-                <w:vertAlign w:val="superscript"/>
-                <w:lang w:eastAsia="zh-CN"/>
-              </w:rPr>
-              <w:instrText xml:space="preserve"> </w:instrText>
-            </w:r>
-            <w:r>
-              <w:rPr>
-                <w:vertAlign w:val="superscript"/>
-                <w:lang w:eastAsia="zh-CN"/>
-              </w:rPr>
-              <w:instrText xml:space="preserve"> \* MERGEFORMAT </w:instrText>
-            </w:r>
-            <w:r>
-              <w:rPr>
-                <w:vertAlign w:val="superscript"/>
-                <w:lang w:eastAsia="zh-CN"/>
-              </w:rPr>
-            </w:r>
-            <w:r>
-              <w:rPr>
-                <w:vertAlign w:val="superscript"/>
-                <w:lang w:eastAsia="zh-CN"/>
-              </w:rPr>
-              <w:fldChar w:fldCharType="separate"/>
-            </w:r>
-            <w:r>
-              <w:rPr>
-                <w:vertAlign w:val="superscript"/>
-                <w:lang w:eastAsia="zh-CN"/>
-              </w:rPr>
-              <w:t>[2]</w:t>
-            </w:r>
-            <w:r>
-              <w:rPr>
-                <w:vertAlign w:val="superscript"/>
-                <w:lang w:eastAsia="zh-CN"/>
-              </w:rPr>
-              <w:fldChar w:fldCharType="end"/>
-            </w:r>
-            <w:r>
-              <w:rPr>
-                <w:vertAlign w:val="superscript"/>
-                <w:lang w:eastAsia="zh-CN"/>
-              </w:rPr>
-              <w:fldChar w:fldCharType="begin"/>
-            </w:r>
-            <w:r>
-              <w:rPr>
-                <w:vertAlign w:val="superscript"/>
-                <w:lang w:eastAsia="zh-CN"/>
-              </w:rPr>
-              <w:instrText xml:space="preserve"> REF _Ref226283432 \r \h </w:instrText>
-            </w:r>
-            <w:r>
-              <w:rPr>
-                <w:vertAlign w:val="superscript"/>
-                <w:lang w:eastAsia="zh-CN"/>
-              </w:rPr>
-            </w:r>
-            <w:r>
-              <w:rPr>
-                <w:vertAlign w:val="superscript"/>
-                <w:lang w:eastAsia="zh-CN"/>
-              </w:rPr>
-              <w:fldChar w:fldCharType="separate"/>
-            </w:r>
-            <w:r>
-              <w:rPr>
-                <w:vertAlign w:val="superscript"/>
-                <w:lang w:eastAsia="zh-CN"/>
-              </w:rPr>
-              <w:t>[3]</w:t>
-            </w:r>
-            <w:r>
-              <w:rPr>
-                <w:vertAlign w:val="superscript"/>
-                <w:lang w:eastAsia="zh-CN"/>
-              </w:rPr>
-              <w:fldChar w:fldCharType="end"/>
-            </w:r>
-            <w:r>
-              <w:rPr>
-                <w:rFonts w:hint="eastAsia"/>
-                <w:lang w:eastAsia="zh-CN"/>
-              </w:rPr>
-              <w:t>：</w:t>
-            </w:r>
-            <w:r>
-              <w:rPr>
-                <w:lang w:eastAsia="zh-CN"/>
-              </w:rPr>
-              <w:t>Google</w:t>
-            </w:r>
-            <w:r>
-              <w:rPr>
-                <w:rFonts w:hint="eastAsia"/>
-                <w:lang w:eastAsia="zh-CN"/>
-              </w:rPr>
-              <w:t>提出的</w:t>
-            </w:r>
-            <w:r>
-              <w:rPr>
-                <w:lang w:eastAsia="zh-CN"/>
-              </w:rPr>
-              <w:t>Wide &amp; Deep</w:t>
-            </w:r>
-            <w:r>
-              <w:rPr>
-                <w:rFonts w:hint="eastAsia"/>
-                <w:lang w:eastAsia="zh-CN"/>
-              </w:rPr>
-              <w:t>模型是该领域的奠基之作。它通过</w:t>
-            </w:r>
-            <w:r>
-              <w:rPr>
-                <w:lang w:eastAsia="zh-CN"/>
-              </w:rPr>
-              <w:t>Wide</w:t>
-            </w:r>
-            <w:r>
-              <w:rPr>
-                <w:rFonts w:hint="eastAsia"/>
-                <w:lang w:eastAsia="zh-CN"/>
-              </w:rPr>
-              <w:t>部分学习频繁出现的特征组合（记忆），通过</w:t>
-            </w:r>
-            <w:r>
-              <w:rPr>
-                <w:lang w:eastAsia="zh-CN"/>
-              </w:rPr>
-              <w:t>Deep</w:t>
-            </w:r>
-            <w:r>
-              <w:rPr>
-                <w:rFonts w:hint="eastAsia"/>
-                <w:lang w:eastAsia="zh-CN"/>
-              </w:rPr>
-              <w:t>部分利用神经网络探索未见特征组合（泛化），有效解决了单一模型的局限性。</w:t>
-            </w:r>
-            <w:r>
-              <w:rPr>
-                <w:vertAlign w:val="superscript"/>
-                <w:lang w:eastAsia="zh-CN"/>
-              </w:rPr>
-              <w:fldChar w:fldCharType="begin"/>
-            </w:r>
-            <w:r>
-              <w:rPr>
-                <w:vertAlign w:val="superscript"/>
-                <w:lang w:eastAsia="zh-CN"/>
-              </w:rPr>
-              <w:instrText xml:space="preserve"> </w:instrText>
-            </w:r>
-            <w:r>
-              <w:rPr>
-                <w:rFonts w:hint="eastAsia"/>
-                <w:vertAlign w:val="superscript"/>
-                <w:lang w:eastAsia="zh-CN"/>
-              </w:rPr>
-              <w:instrText>REF _Ref226283410 \r \h</w:instrText>
-            </w:r>
-            <w:r>
-              <w:rPr>
-                <w:vertAlign w:val="superscript"/>
-                <w:lang w:eastAsia="zh-CN"/>
-              </w:rPr>
-              <w:instrText xml:space="preserve"> </w:instrText>
-            </w:r>
-            <w:r>
-              <w:rPr>
-                <w:vertAlign w:val="superscript"/>
-                <w:lang w:eastAsia="zh-CN"/>
-              </w:rPr>
-              <w:instrText xml:space="preserve"> \* MERGEFORMAT </w:instrText>
-            </w:r>
-            <w:r>
-              <w:rPr>
-                <w:vertAlign w:val="superscript"/>
-                <w:lang w:eastAsia="zh-CN"/>
-              </w:rPr>
-            </w:r>
-            <w:r>
-              <w:rPr>
-                <w:vertAlign w:val="superscript"/>
-                <w:lang w:eastAsia="zh-CN"/>
-              </w:rPr>
-              <w:fldChar w:fldCharType="separate"/>
-            </w:r>
-            <w:r>
-              <w:rPr>
-                <w:vertAlign w:val="superscript"/>
-                <w:lang w:eastAsia="zh-CN"/>
-              </w:rPr>
-              <w:t>[5]</w:t>
-            </w:r>
-            <w:r>
-              <w:rPr>
-                <w:vertAlign w:val="superscript"/>
-                <w:lang w:eastAsia="zh-CN"/>
-              </w:rPr>
-              <w:fldChar w:fldCharType="end"/>
+              <w:t>协同过滤与矩阵分解：协同过滤是推荐系统中最经典的算法范式，通过挖掘用户—商品交互中的相似性进行推荐。Samih等对协同过滤中的多种矩阵分解模型进行了全面评估，从推荐准确率、新颖性与多样性等维度比较了六种代表性模型，验证了矩阵分解在缓解数据稀疏性方面的有效性[1]。然而，单纯的协同过滤难以利用丰富的内容与上下文特征，Kumar等据此提出融合协同过滤与深度神经网络的混合推荐模型，有效提升了推荐的准确性与泛化能力[11]。</w:t>
+            </w:r>
+            <w:r>
+              <w:rPr>
+                <w:lang w:eastAsia="zh-CN"/>
+              </w:rPr>
+            </w:r>
+            <w:r>
+              <w:rPr>
+                <w:rFonts w:hint="eastAsia"/>
+                <w:lang w:eastAsia="zh-CN"/>
+              </w:rPr>
+            </w:r>
+            <w:r>
+              <w:rPr>
+                <w:vertAlign w:val="superscript"/>
+                <w:lang w:eastAsia="zh-CN"/>
+              </w:rPr>
+            </w:r>
+            <w:r>
+              <w:rPr>
+                <w:vertAlign w:val="superscript"/>
+                <w:lang w:eastAsia="zh-CN"/>
+              </w:rPr>
+            </w:r>
+            <w:r>
+              <w:rPr>
+                <w:rFonts w:hint="eastAsia"/>
+                <w:vertAlign w:val="superscript"/>
+                <w:lang w:eastAsia="zh-CN"/>
+              </w:rPr>
+            </w:r>
+            <w:r>
+              <w:rPr>
+                <w:vertAlign w:val="superscript"/>
+                <w:lang w:eastAsia="zh-CN"/>
+              </w:rPr>
+            </w:r>
+            <w:r>
+              <w:rPr>
+                <w:vertAlign w:val="superscript"/>
+                <w:lang w:eastAsia="zh-CN"/>
+              </w:rPr>
+            </w:r>
+            <w:r>
+              <w:rPr>
+                <w:vertAlign w:val="superscript"/>
+                <w:lang w:eastAsia="zh-CN"/>
+              </w:rPr>
+            </w:r>
+            <w:r>
+              <w:rPr>
+                <w:vertAlign w:val="superscript"/>
+                <w:lang w:eastAsia="zh-CN"/>
+              </w:rPr>
+            </w:r>
+            <w:r>
+              <w:rPr>
+                <w:vertAlign w:val="superscript"/>
+                <w:lang w:eastAsia="zh-CN"/>
+              </w:rPr>
+            </w:r>
+            <w:r>
+              <w:rPr>
+                <w:vertAlign w:val="superscript"/>
+                <w:lang w:eastAsia="zh-CN"/>
+              </w:rPr>
+            </w:r>
+            <w:r>
+              <w:rPr>
+                <w:vertAlign w:val="superscript"/>
+                <w:lang w:eastAsia="zh-CN"/>
+              </w:rPr>
+            </w:r>
+            <w:r>
+              <w:rPr>
+                <w:vertAlign w:val="superscript"/>
+                <w:lang w:eastAsia="zh-CN"/>
+              </w:rPr>
+            </w:r>
+            <w:r>
+              <w:rPr>
+                <w:vertAlign w:val="superscript"/>
+                <w:lang w:eastAsia="zh-CN"/>
+              </w:rPr>
+            </w:r>
+            <w:r>
+              <w:rPr>
+                <w:vertAlign w:val="superscript"/>
+                <w:lang w:eastAsia="zh-CN"/>
+              </w:rPr>
+            </w:r>
+            <w:r>
+              <w:rPr>
+                <w:vertAlign w:val="superscript"/>
+                <w:lang w:eastAsia="zh-CN"/>
+              </w:rPr>
+            </w:r>
+            <w:r>
+              <w:rPr>
+                <w:vertAlign w:val="superscript"/>
+                <w:lang w:eastAsia="zh-CN"/>
+              </w:rPr>
+            </w:r>
+            <w:r>
+              <w:rPr>
+                <w:rFonts w:hint="eastAsia"/>
+                <w:lang w:eastAsia="zh-CN"/>
+              </w:rPr>
+            </w:r>
+            <w:r>
+              <w:rPr>
+                <w:lang w:eastAsia="zh-CN"/>
+              </w:rPr>
+            </w:r>
+            <w:r>
+              <w:rPr>
+                <w:rFonts w:hint="eastAsia"/>
+                <w:lang w:eastAsia="zh-CN"/>
+              </w:rPr>
+            </w:r>
+            <w:r>
+              <w:rPr>
+                <w:lang w:eastAsia="zh-CN"/>
+              </w:rPr>
+            </w:r>
+            <w:r>
+              <w:rPr>
+                <w:rFonts w:hint="eastAsia"/>
+                <w:lang w:eastAsia="zh-CN"/>
+              </w:rPr>
+            </w:r>
+            <w:r>
+              <w:rPr>
+                <w:lang w:eastAsia="zh-CN"/>
+              </w:rPr>
+            </w:r>
+            <w:r>
+              <w:rPr>
+                <w:rFonts w:hint="eastAsia"/>
+                <w:lang w:eastAsia="zh-CN"/>
+              </w:rPr>
+            </w:r>
+            <w:r>
+              <w:rPr>
+                <w:lang w:eastAsia="zh-CN"/>
+              </w:rPr>
+            </w:r>
+            <w:r>
+              <w:rPr>
+                <w:rFonts w:hint="eastAsia"/>
+                <w:lang w:eastAsia="zh-CN"/>
+              </w:rPr>
+            </w:r>
+            <w:r>
+              <w:rPr>
+                <w:vertAlign w:val="superscript"/>
+                <w:lang w:eastAsia="zh-CN"/>
+              </w:rPr>
+            </w:r>
+            <w:r>
+              <w:rPr>
+                <w:vertAlign w:val="superscript"/>
+                <w:lang w:eastAsia="zh-CN"/>
+              </w:rPr>
+            </w:r>
+            <w:r>
+              <w:rPr>
+                <w:rFonts w:hint="eastAsia"/>
+                <w:vertAlign w:val="superscript"/>
+                <w:lang w:eastAsia="zh-CN"/>
+              </w:rPr>
+            </w:r>
+            <w:r>
+              <w:rPr>
+                <w:vertAlign w:val="superscript"/>
+                <w:lang w:eastAsia="zh-CN"/>
+              </w:rPr>
+            </w:r>
+            <w:r>
+              <w:rPr>
+                <w:vertAlign w:val="superscript"/>
+                <w:lang w:eastAsia="zh-CN"/>
+              </w:rPr>
+            </w:r>
+            <w:r>
+              <w:rPr>
+                <w:vertAlign w:val="superscript"/>
+                <w:lang w:eastAsia="zh-CN"/>
+              </w:rPr>
+            </w:r>
+            <w:r>
+              <w:rPr>
+                <w:vertAlign w:val="superscript"/>
+                <w:lang w:eastAsia="zh-CN"/>
+              </w:rPr>
+            </w:r>
+            <w:r>
+              <w:rPr>
+                <w:vertAlign w:val="superscript"/>
+                <w:lang w:eastAsia="zh-CN"/>
+              </w:rPr>
+            </w:r>
+            <w:r>
+              <w:rPr>
+                <w:vertAlign w:val="superscript"/>
+                <w:lang w:eastAsia="zh-CN"/>
+              </w:rPr>
             </w:r>
           </w:p>
           <w:p>
@@ -3023,14 +2980,13 @@
                 <w:rFonts w:hint="eastAsia"/>
                 <w:lang w:eastAsia="zh-CN"/>
               </w:rPr>
-              <w:t>特征工程的自动化（</w:t>
+              <w:t>因子分解机与深度特征交叉：为了在自动学习低阶与高阶特征交互的同时摆脱对人工特征工程的依赖，研究者将因子分解机（FM）与深度神经网络（DNN）结合，提出了DeepFM等模型，使FM部分与DNN部分共享相同的Embedding层，端到端地学习特征交互。在此基础上，Li等进一步将LSTM引入DeepFM，利用序列信息建模用户行为的时序依赖，显著提升了点击率预测的精度[3]。</w:t>
             </w:r>
             <w:proofErr w:type="spellStart"/>
             <w:r>
               <w:rPr>
                 <w:lang w:eastAsia="zh-CN"/>
               </w:rPr>
-              <w:t>DeepFM</w:t>
             </w:r>
             <w:proofErr w:type="spellEnd"/>
             <w:r>
@@ -3038,110 +2994,95 @@
                 <w:rFonts w:hint="eastAsia"/>
                 <w:lang w:eastAsia="zh-CN"/>
               </w:rPr>
-              <w:t>）</w:t>
-            </w:r>
-            <w:r>
-              <w:rPr>
-                <w:vertAlign w:val="superscript"/>
-                <w:lang w:eastAsia="zh-CN"/>
-              </w:rPr>
-              <w:fldChar w:fldCharType="begin"/>
-            </w:r>
-            <w:r>
-              <w:rPr>
-                <w:vertAlign w:val="superscript"/>
-                <w:lang w:eastAsia="zh-CN"/>
-              </w:rPr>
-              <w:instrText xml:space="preserve"> </w:instrText>
-            </w:r>
-            <w:r>
-              <w:rPr>
-                <w:rFonts w:hint="eastAsia"/>
-                <w:vertAlign w:val="superscript"/>
-                <w:lang w:eastAsia="zh-CN"/>
-              </w:rPr>
-              <w:instrText>REF _Ref226283371 \r \h</w:instrText>
-            </w:r>
-            <w:r>
-              <w:rPr>
-                <w:vertAlign w:val="superscript"/>
-                <w:lang w:eastAsia="zh-CN"/>
-              </w:rPr>
-              <w:instrText xml:space="preserve"> </w:instrText>
-            </w:r>
-            <w:r>
-              <w:rPr>
-                <w:vertAlign w:val="superscript"/>
-                <w:lang w:eastAsia="zh-CN"/>
-              </w:rPr>
-              <w:instrText xml:space="preserve"> \* MERGEFORMAT </w:instrText>
-            </w:r>
-            <w:r>
-              <w:rPr>
-                <w:vertAlign w:val="superscript"/>
-                <w:lang w:eastAsia="zh-CN"/>
-              </w:rPr>
-            </w:r>
-            <w:r>
-              <w:rPr>
-                <w:vertAlign w:val="superscript"/>
-                <w:lang w:eastAsia="zh-CN"/>
-              </w:rPr>
-              <w:fldChar w:fldCharType="separate"/>
-            </w:r>
-            <w:r>
-              <w:rPr>
-                <w:vertAlign w:val="superscript"/>
-                <w:lang w:eastAsia="zh-CN"/>
-              </w:rPr>
-              <w:t>[4]</w:t>
-            </w:r>
-            <w:r>
-              <w:rPr>
-                <w:vertAlign w:val="superscript"/>
-                <w:lang w:eastAsia="zh-CN"/>
-              </w:rPr>
-              <w:fldChar w:fldCharType="end"/>
-            </w:r>
-            <w:r>
-              <w:rPr>
-                <w:rFonts w:hint="eastAsia"/>
-                <w:lang w:eastAsia="zh-CN"/>
-              </w:rPr>
-              <w:t>：为了消除</w:t>
-            </w:r>
-            <w:r>
-              <w:rPr>
-                <w:lang w:eastAsia="zh-CN"/>
-              </w:rPr>
-              <w:t>Wide &amp; Deep</w:t>
-            </w:r>
-            <w:r>
-              <w:rPr>
-                <w:rFonts w:hint="eastAsia"/>
-                <w:lang w:eastAsia="zh-CN"/>
-              </w:rPr>
-              <w:t>中</w:t>
-            </w:r>
-            <w:r>
-              <w:rPr>
-                <w:lang w:eastAsia="zh-CN"/>
-              </w:rPr>
-              <w:t>Wide</w:t>
-            </w:r>
-            <w:r>
-              <w:rPr>
-                <w:rFonts w:hint="eastAsia"/>
-                <w:lang w:eastAsia="zh-CN"/>
-              </w:rPr>
-              <w:t>部分对人工特征工程的依赖，</w:t>
+            </w:r>
+            <w:r>
+              <w:rPr>
+                <w:vertAlign w:val="superscript"/>
+                <w:lang w:eastAsia="zh-CN"/>
+              </w:rPr>
+            </w:r>
+            <w:r>
+              <w:rPr>
+                <w:vertAlign w:val="superscript"/>
+                <w:lang w:eastAsia="zh-CN"/>
+              </w:rPr>
+            </w:r>
+            <w:r>
+              <w:rPr>
+                <w:rFonts w:hint="eastAsia"/>
+                <w:vertAlign w:val="superscript"/>
+                <w:lang w:eastAsia="zh-CN"/>
+              </w:rPr>
+            </w:r>
+            <w:r>
+              <w:rPr>
+                <w:vertAlign w:val="superscript"/>
+                <w:lang w:eastAsia="zh-CN"/>
+              </w:rPr>
+            </w:r>
+            <w:r>
+              <w:rPr>
+                <w:vertAlign w:val="superscript"/>
+                <w:lang w:eastAsia="zh-CN"/>
+              </w:rPr>
+            </w:r>
+            <w:r>
+              <w:rPr>
+                <w:vertAlign w:val="superscript"/>
+                <w:lang w:eastAsia="zh-CN"/>
+              </w:rPr>
+            </w:r>
+            <w:r>
+              <w:rPr>
+                <w:vertAlign w:val="superscript"/>
+                <w:lang w:eastAsia="zh-CN"/>
+              </w:rPr>
+            </w:r>
+            <w:r>
+              <w:rPr>
+                <w:vertAlign w:val="superscript"/>
+                <w:lang w:eastAsia="zh-CN"/>
+              </w:rPr>
+            </w:r>
+            <w:r>
+              <w:rPr>
+                <w:vertAlign w:val="superscript"/>
+                <w:lang w:eastAsia="zh-CN"/>
+              </w:rPr>
+            </w:r>
+            <w:r>
+              <w:rPr>
+                <w:rFonts w:hint="eastAsia"/>
+                <w:lang w:eastAsia="zh-CN"/>
+              </w:rPr>
+            </w:r>
+            <w:r>
+              <w:rPr>
+                <w:lang w:eastAsia="zh-CN"/>
+              </w:rPr>
+            </w:r>
+            <w:r>
+              <w:rPr>
+                <w:rFonts w:hint="eastAsia"/>
+                <w:lang w:eastAsia="zh-CN"/>
+              </w:rPr>
+            </w:r>
+            <w:r>
+              <w:rPr>
+                <w:lang w:eastAsia="zh-CN"/>
+              </w:rPr>
+            </w:r>
+            <w:r>
+              <w:rPr>
+                <w:rFonts w:hint="eastAsia"/>
+                <w:lang w:eastAsia="zh-CN"/>
+              </w:rPr>
             </w:r>
             <w:proofErr w:type="spellStart"/>
             <w:r>
               <w:rPr>
                 <w:lang w:eastAsia="zh-CN"/>
               </w:rPr>
-              <w:t>DeepFM</w:t>
             </w:r>
             <w:proofErr w:type="spellEnd"/>
             <w:r>
@@ -3149,59 +3090,50 @@
                 <w:rFonts w:hint="eastAsia"/>
                 <w:lang w:eastAsia="zh-CN"/>
               </w:rPr>
-              <w:t>模型引入了因子分解机（</w:t>
-            </w:r>
-            <w:r>
-              <w:rPr>
-                <w:lang w:eastAsia="zh-CN"/>
-              </w:rPr>
-              <w:t>FM</w:t>
-            </w:r>
-            <w:r>
-              <w:rPr>
-                <w:rFonts w:hint="eastAsia"/>
-                <w:lang w:eastAsia="zh-CN"/>
-              </w:rPr>
-              <w:t>）组件。其核心创新在于</w:t>
-            </w:r>
-            <w:r>
-              <w:rPr>
-                <w:lang w:eastAsia="zh-CN"/>
-              </w:rPr>
-              <w:t>FM</w:t>
-            </w:r>
-            <w:r>
-              <w:rPr>
-                <w:rFonts w:hint="eastAsia"/>
-                <w:lang w:eastAsia="zh-CN"/>
-              </w:rPr>
-              <w:t>部分与</w:t>
-            </w:r>
-            <w:r>
-              <w:rPr>
-                <w:lang w:eastAsia="zh-CN"/>
-              </w:rPr>
-              <w:t>DNN</w:t>
-            </w:r>
-            <w:r>
-              <w:rPr>
-                <w:rFonts w:hint="eastAsia"/>
-                <w:lang w:eastAsia="zh-CN"/>
-              </w:rPr>
-              <w:t>部分共享相同的</w:t>
-            </w:r>
-            <w:r>
-              <w:rPr>
-                <w:lang w:eastAsia="zh-CN"/>
-              </w:rPr>
-              <w:t>Embedding</w:t>
-            </w:r>
-            <w:r>
-              <w:rPr>
-                <w:rFonts w:hint="eastAsia"/>
-                <w:lang w:eastAsia="zh-CN"/>
-              </w:rPr>
-              <w:t>层，使得模型能够同时</w:t>
+            </w:r>
+            <w:r>
+              <w:rPr>
+                <w:lang w:eastAsia="zh-CN"/>
+              </w:rPr>
+            </w:r>
+            <w:r>
+              <w:rPr>
+                <w:rFonts w:hint="eastAsia"/>
+                <w:lang w:eastAsia="zh-CN"/>
+              </w:rPr>
+            </w:r>
+            <w:r>
+              <w:rPr>
+                <w:lang w:eastAsia="zh-CN"/>
+              </w:rPr>
+            </w:r>
+            <w:r>
+              <w:rPr>
+                <w:rFonts w:hint="eastAsia"/>
+                <w:lang w:eastAsia="zh-CN"/>
+              </w:rPr>
+            </w:r>
+            <w:r>
+              <w:rPr>
+                <w:lang w:eastAsia="zh-CN"/>
+              </w:rPr>
+            </w:r>
+            <w:r>
+              <w:rPr>
+                <w:rFonts w:hint="eastAsia"/>
+                <w:lang w:eastAsia="zh-CN"/>
+              </w:rPr>
+            </w:r>
+            <w:r>
+              <w:rPr>
+                <w:lang w:eastAsia="zh-CN"/>
+              </w:rPr>
+            </w:r>
+            <w:r>
+              <w:rPr>
+                <w:rFonts w:hint="eastAsia"/>
+                <w:lang w:eastAsia="zh-CN"/>
+              </w:rPr>
             </w:r>
             <w:proofErr w:type="gramStart"/>
             <w:r>
@@ -3209,7 +3141,6 @@
                 <w:rFonts w:hint="eastAsia"/>
                 <w:lang w:eastAsia="zh-CN"/>
               </w:rPr>
-              <w:t>端到端地学习低阶和高阶</w:t>
             </w:r>
             <w:proofErr w:type="gramEnd"/>
             <w:r>
@@ -3217,14 +3148,12 @@
                 <w:rFonts w:hint="eastAsia"/>
                 <w:lang w:eastAsia="zh-CN"/>
               </w:rPr>
-              <w:t>特征交互，无需任何原始特征之外的特征工程。实验表明，</w:t>
             </w:r>
             <w:proofErr w:type="spellStart"/>
             <w:r>
               <w:rPr>
                 <w:lang w:eastAsia="zh-CN"/>
               </w:rPr>
-              <w:t>DeepFM</w:t>
             </w:r>
             <w:proofErr w:type="spellEnd"/>
             <w:r>
@@ -3232,33 +3161,28 @@
                 <w:rFonts w:hint="eastAsia"/>
                 <w:lang w:eastAsia="zh-CN"/>
               </w:rPr>
-              <w:t>在</w:t>
-            </w:r>
-            <w:r>
-              <w:rPr>
-                <w:lang w:eastAsia="zh-CN"/>
-              </w:rPr>
-              <w:t>Criteo</w:t>
-            </w:r>
-            <w:r>
-              <w:rPr>
-                <w:rFonts w:hint="eastAsia"/>
-                <w:lang w:eastAsia="zh-CN"/>
-              </w:rPr>
-              <w:t>等数据集上的</w:t>
-            </w:r>
-            <w:r>
-              <w:rPr>
-                <w:lang w:eastAsia="zh-CN"/>
-              </w:rPr>
-              <w:t>AUC</w:t>
-            </w:r>
-            <w:r>
-              <w:rPr>
-                <w:rFonts w:hint="eastAsia"/>
-                <w:lang w:eastAsia="zh-CN"/>
-              </w:rPr>
-              <w:t>表现优于单一模型。</w:t>
+            </w:r>
+            <w:r>
+              <w:rPr>
+                <w:lang w:eastAsia="zh-CN"/>
+              </w:rPr>
+            </w:r>
+            <w:r>
+              <w:rPr>
+                <w:rFonts w:hint="eastAsia"/>
+                <w:lang w:eastAsia="zh-CN"/>
+              </w:rPr>
+            </w:r>
+            <w:r>
+              <w:rPr>
+                <w:lang w:eastAsia="zh-CN"/>
+              </w:rPr>
+            </w:r>
+            <w:r>
+              <w:rPr>
+                <w:rFonts w:hint="eastAsia"/>
+                <w:lang w:eastAsia="zh-CN"/>
+              </w:rPr>
             </w:r>
           </w:p>
           <w:p>
@@ -3276,116 +3200,101 @@
                 <w:rFonts w:hint="eastAsia"/>
                 <w:lang w:eastAsia="zh-CN"/>
               </w:rPr>
-              <w:t>显式交互的深化（</w:t>
-            </w:r>
-            <w:r>
-              <w:rPr>
-                <w:lang w:eastAsia="zh-CN"/>
-              </w:rPr>
-              <w:t xml:space="preserve">DCN </w:t>
-            </w:r>
-            <w:r>
-              <w:rPr>
-                <w:rFonts w:hint="eastAsia"/>
-                <w:lang w:eastAsia="zh-CN"/>
-              </w:rPr>
-              <w:t>与</w:t>
-            </w:r>
-            <w:r>
-              <w:rPr>
-                <w:lang w:eastAsia="zh-CN"/>
-              </w:rPr>
-              <w:t xml:space="preserve"> DCN-V2</w:t>
-            </w:r>
-            <w:r>
-              <w:rPr>
-                <w:rFonts w:hint="eastAsia"/>
-                <w:lang w:eastAsia="zh-CN"/>
-              </w:rPr>
-              <w:t>）</w:t>
-            </w:r>
-            <w:r>
-              <w:rPr>
-                <w:vertAlign w:val="superscript"/>
-                <w:lang w:eastAsia="zh-CN"/>
-              </w:rPr>
-              <w:fldChar w:fldCharType="begin"/>
-            </w:r>
-            <w:r>
-              <w:rPr>
-                <w:vertAlign w:val="superscript"/>
-                <w:lang w:eastAsia="zh-CN"/>
-              </w:rPr>
-              <w:instrText xml:space="preserve"> </w:instrText>
-            </w:r>
-            <w:r>
-              <w:rPr>
-                <w:rFonts w:hint="eastAsia"/>
-                <w:vertAlign w:val="superscript"/>
-                <w:lang w:eastAsia="zh-CN"/>
-              </w:rPr>
-              <w:instrText>REF _Ref226283348 \r \h</w:instrText>
-            </w:r>
-            <w:r>
-              <w:rPr>
-                <w:vertAlign w:val="superscript"/>
-                <w:lang w:eastAsia="zh-CN"/>
-              </w:rPr>
-              <w:instrText xml:space="preserve"> </w:instrText>
-            </w:r>
-            <w:r>
-              <w:rPr>
-                <w:vertAlign w:val="superscript"/>
-                <w:lang w:eastAsia="zh-CN"/>
-              </w:rPr>
-              <w:instrText xml:space="preserve"> \* MERGEFORMAT </w:instrText>
-            </w:r>
-            <w:r>
-              <w:rPr>
-                <w:vertAlign w:val="superscript"/>
-                <w:lang w:eastAsia="zh-CN"/>
-              </w:rPr>
-            </w:r>
-            <w:r>
-              <w:rPr>
-                <w:vertAlign w:val="superscript"/>
-                <w:lang w:eastAsia="zh-CN"/>
-              </w:rPr>
-              <w:fldChar w:fldCharType="separate"/>
-            </w:r>
-            <w:r>
-              <w:rPr>
-                <w:vertAlign w:val="superscript"/>
-                <w:lang w:eastAsia="zh-CN"/>
-              </w:rPr>
-              <w:t>[1]</w:t>
-            </w:r>
-            <w:r>
-              <w:rPr>
-                <w:vertAlign w:val="superscript"/>
-                <w:lang w:eastAsia="zh-CN"/>
-              </w:rPr>
-              <w:fldChar w:fldCharType="end"/>
-            </w:r>
-            <w:r>
-              <w:rPr>
-                <w:rFonts w:hint="eastAsia"/>
-                <w:lang w:eastAsia="zh-CN"/>
-              </w:rPr>
-              <w:t>：虽然</w:t>
-            </w:r>
-            <w:r>
-              <w:rPr>
-                <w:lang w:eastAsia="zh-CN"/>
-              </w:rPr>
-              <w:t>DNN</w:t>
-            </w:r>
-            <w:r>
-              <w:rPr>
-                <w:rFonts w:hint="eastAsia"/>
-                <w:lang w:eastAsia="zh-CN"/>
-              </w:rPr>
-              <w:t>能学习隐式交互，但在模拟显式、</w:t>
+              <w:t>显式特征交叉的深化：虽然DNN能够学习隐式特征交互，但在模拟显式、有界阶数的交互方面效率较低。Wang等提出的DCN V2通过交叉网络（Cross Network）在向量层面显式捕获特征交互，并引入低秩矩阵分解，在保证表达能力的同时降低了计算开销，已在大规模排序系统中取得显著的在线指标提升，成为工业级特征交叉建模的代表性方案[2]。</w:t>
+            </w:r>
+            <w:r>
+              <w:rPr>
+                <w:lang w:eastAsia="zh-CN"/>
+              </w:rPr>
+            </w:r>
+            <w:r>
+              <w:rPr>
+                <w:rFonts w:hint="eastAsia"/>
+                <w:lang w:eastAsia="zh-CN"/>
+              </w:rPr>
+            </w:r>
+            <w:r>
+              <w:rPr>
+                <w:lang w:eastAsia="zh-CN"/>
+              </w:rPr>
+            </w:r>
+            <w:r>
+              <w:rPr>
+                <w:rFonts w:hint="eastAsia"/>
+                <w:lang w:eastAsia="zh-CN"/>
+              </w:rPr>
+            </w:r>
+            <w:r>
+              <w:rPr>
+                <w:vertAlign w:val="superscript"/>
+                <w:lang w:eastAsia="zh-CN"/>
+              </w:rPr>
+            </w:r>
+            <w:r>
+              <w:rPr>
+                <w:vertAlign w:val="superscript"/>
+                <w:lang w:eastAsia="zh-CN"/>
+              </w:rPr>
+            </w:r>
+            <w:r>
+              <w:rPr>
+                <w:rFonts w:hint="eastAsia"/>
+                <w:vertAlign w:val="superscript"/>
+                <w:lang w:eastAsia="zh-CN"/>
+              </w:rPr>
+            </w:r>
+            <w:r>
+              <w:rPr>
+                <w:vertAlign w:val="superscript"/>
+                <w:lang w:eastAsia="zh-CN"/>
+              </w:rPr>
+            </w:r>
+            <w:r>
+              <w:rPr>
+                <w:vertAlign w:val="superscript"/>
+                <w:lang w:eastAsia="zh-CN"/>
+              </w:rPr>
+            </w:r>
+            <w:r>
+              <w:rPr>
+                <w:vertAlign w:val="superscript"/>
+                <w:lang w:eastAsia="zh-CN"/>
+              </w:rPr>
+            </w:r>
+            <w:r>
+              <w:rPr>
+                <w:vertAlign w:val="superscript"/>
+                <w:lang w:eastAsia="zh-CN"/>
+              </w:rPr>
+            </w:r>
+            <w:r>
+              <w:rPr>
+                <w:vertAlign w:val="superscript"/>
+                <w:lang w:eastAsia="zh-CN"/>
+              </w:rPr>
+            </w:r>
+            <w:r>
+              <w:rPr>
+                <w:vertAlign w:val="superscript"/>
+                <w:lang w:eastAsia="zh-CN"/>
+              </w:rPr>
+            </w:r>
+            <w:r>
+              <w:rPr>
+                <w:rFonts w:hint="eastAsia"/>
+                <w:lang w:eastAsia="zh-CN"/>
+              </w:rPr>
+            </w:r>
+            <w:r>
+              <w:rPr>
+                <w:lang w:eastAsia="zh-CN"/>
+              </w:rPr>
+            </w:r>
+            <w:r>
+              <w:rPr>
+                <w:rFonts w:hint="eastAsia"/>
+                <w:lang w:eastAsia="zh-CN"/>
+              </w:rPr>
             </w:r>
             <w:proofErr w:type="gramStart"/>
             <w:r>
@@ -3393,7 +3302,6 @@
                 <w:rFonts w:hint="eastAsia"/>
                 <w:lang w:eastAsia="zh-CN"/>
               </w:rPr>
-              <w:t>有界阶数的</w:t>
             </w:r>
             <w:proofErr w:type="gramEnd"/>
             <w:r>
@@ -3401,46 +3309,39 @@
                 <w:rFonts w:hint="eastAsia"/>
                 <w:lang w:eastAsia="zh-CN"/>
               </w:rPr>
-              <w:t>交互方面效率较低。</w:t>
-            </w:r>
-            <w:r>
-              <w:rPr>
-                <w:lang w:eastAsia="zh-CN"/>
-              </w:rPr>
-              <w:t>DCN</w:t>
-            </w:r>
-            <w:r>
-              <w:rPr>
-                <w:rFonts w:hint="eastAsia"/>
-                <w:lang w:eastAsia="zh-CN"/>
-              </w:rPr>
-              <w:t>通过交叉网络（</w:t>
-            </w:r>
-            <w:r>
-              <w:rPr>
-                <w:lang w:eastAsia="zh-CN"/>
-              </w:rPr>
-              <w:t>Cross Network</w:t>
-            </w:r>
-            <w:r>
-              <w:rPr>
-                <w:rFonts w:hint="eastAsia"/>
-                <w:lang w:eastAsia="zh-CN"/>
-              </w:rPr>
-              <w:t>）在向量层面显式捕获特征交互。随后的</w:t>
-            </w:r>
-            <w:r>
-              <w:rPr>
-                <w:lang w:eastAsia="zh-CN"/>
-              </w:rPr>
-              <w:t>DCN-V2</w:t>
-            </w:r>
-            <w:r>
-              <w:rPr>
-                <w:rFonts w:hint="eastAsia"/>
-                <w:lang w:eastAsia="zh-CN"/>
-              </w:rPr>
-              <w:t>通过引入低</w:t>
+            </w:r>
+            <w:r>
+              <w:rPr>
+                <w:lang w:eastAsia="zh-CN"/>
+              </w:rPr>
+            </w:r>
+            <w:r>
+              <w:rPr>
+                <w:rFonts w:hint="eastAsia"/>
+                <w:lang w:eastAsia="zh-CN"/>
+              </w:rPr>
+            </w:r>
+            <w:r>
+              <w:rPr>
+                <w:lang w:eastAsia="zh-CN"/>
+              </w:rPr>
+            </w:r>
+            <w:r>
+              <w:rPr>
+                <w:rFonts w:hint="eastAsia"/>
+                <w:lang w:eastAsia="zh-CN"/>
+              </w:rPr>
+            </w:r>
+            <w:r>
+              <w:rPr>
+                <w:lang w:eastAsia="zh-CN"/>
+              </w:rPr>
+            </w:r>
+            <w:r>
+              <w:rPr>
+                <w:rFonts w:hint="eastAsia"/>
+                <w:lang w:eastAsia="zh-CN"/>
+              </w:rPr>
             </w:r>
             <w:proofErr w:type="gramStart"/>
             <w:r>
@@ -3448,7 +3349,6 @@
                 <w:rFonts w:hint="eastAsia"/>
                 <w:lang w:eastAsia="zh-CN"/>
               </w:rPr>
-              <w:t>秩</w:t>
             </w:r>
             <w:proofErr w:type="gramEnd"/>
             <w:r>
@@ -3456,20 +3356,17 @@
                 <w:rFonts w:hint="eastAsia"/>
                 <w:lang w:eastAsia="zh-CN"/>
               </w:rPr>
-              <w:t>矩阵分解，显著增强了在大规模排序系统中的表达能力，并在</w:t>
-            </w:r>
-            <w:r>
-              <w:rPr>
-                <w:lang w:eastAsia="zh-CN"/>
-              </w:rPr>
-              <w:t>Google</w:t>
-            </w:r>
-            <w:r>
-              <w:rPr>
-                <w:rFonts w:hint="eastAsia"/>
-                <w:lang w:eastAsia="zh-CN"/>
-              </w:rPr>
-              <w:t>的多个业务系统中取得了显著的在线指标提升。</w:t>
+            </w:r>
+            <w:r>
+              <w:rPr>
+                <w:lang w:eastAsia="zh-CN"/>
+              </w:rPr>
+            </w:r>
+            <w:r>
+              <w:rPr>
+                <w:rFonts w:hint="eastAsia"/>
+                <w:lang w:eastAsia="zh-CN"/>
+              </w:rPr>
             </w:r>
           </w:p>
           <w:p>
@@ -3519,7 +3416,7 @@
                 <w:rFonts w:hint="eastAsia"/>
                 <w:lang w:eastAsia="zh-CN"/>
               </w:rPr>
-              <w:t>用户在购物过程中的兴趣是多样且随时间演变的，传统的固定长度向量表达往往成为信息瓶颈。</w:t>
+              <w:t>用户在购物过程中的兴趣是多样且随时间演变的，传统的固定长度向量表达往往成为信息瓶颈，如何刻画用户的动态兴趣与购买意图成为推荐研究的重点。</w:t>
             </w:r>
           </w:p>
           <w:p>
@@ -3537,72 +3434,62 @@
                 <w:rFonts w:hint="eastAsia"/>
                 <w:lang w:eastAsia="zh-CN"/>
               </w:rPr>
-              <w:t>局部激活机制（</w:t>
-            </w:r>
-            <w:r>
-              <w:rPr>
-                <w:lang w:eastAsia="zh-CN"/>
-              </w:rPr>
-              <w:t>DIN</w:t>
-            </w:r>
-            <w:r>
-              <w:rPr>
-                <w:rFonts w:hint="eastAsia"/>
-                <w:lang w:eastAsia="zh-CN"/>
-              </w:rPr>
-              <w:t>）：阿里巴巴提出的深度兴趣网络（</w:t>
-            </w:r>
-            <w:r>
-              <w:rPr>
-                <w:lang w:eastAsia="zh-CN"/>
-              </w:rPr>
-              <w:t>DIN</w:t>
-            </w:r>
-            <w:r>
-              <w:rPr>
-                <w:rFonts w:hint="eastAsia"/>
-                <w:lang w:eastAsia="zh-CN"/>
-              </w:rPr>
-              <w:t>）引入了局部激活单元（</w:t>
-            </w:r>
-            <w:r>
-              <w:rPr>
-                <w:lang w:eastAsia="zh-CN"/>
-              </w:rPr>
-              <w:t>Local Activation Unit</w:t>
-            </w:r>
-            <w:r>
-              <w:rPr>
-                <w:rFonts w:hint="eastAsia"/>
-                <w:lang w:eastAsia="zh-CN"/>
-              </w:rPr>
-              <w:t>）。该单元根据当前的候选广告，动态地从用户历史行为中“软搜索”相关的兴趣点，从而为不同的广告生成不同的兴趣表示向量。在涉及</w:t>
-            </w:r>
-            <w:r>
-              <w:rPr>
-                <w:lang w:eastAsia="zh-CN"/>
-              </w:rPr>
-              <w:t>20</w:t>
-            </w:r>
-            <w:r>
-              <w:rPr>
-                <w:rFonts w:hint="eastAsia"/>
-                <w:lang w:eastAsia="zh-CN"/>
-              </w:rPr>
-              <w:t>亿样本的阿里真实场景中，</w:t>
-            </w:r>
-            <w:r>
-              <w:rPr>
-                <w:lang w:eastAsia="zh-CN"/>
-              </w:rPr>
-              <w:t>DIN</w:t>
-            </w:r>
-            <w:r>
-              <w:rPr>
-                <w:rFonts w:hint="eastAsia"/>
-                <w:lang w:eastAsia="zh-CN"/>
-              </w:rPr>
-              <w:t>在捕捉多样化兴趣方面表现出显著优越性。</w:t>
+              <w:t>注意力与兴趣激活机制：以深度兴趣网络（DIN）为代表的序列建模方法引入局部激活单元，根据当前候选广告动态地从用户历史行为中“软搜索”相关的兴趣点，从而为不同广告生成不同的兴趣表示向量，显著增强了模型在有限维度下捕捉用户多样化兴趣的能力，这一思路启发了后续大量基于注意力机制的用户行为序列建模研究。</w:t>
+            </w:r>
+            <w:r>
+              <w:rPr>
+                <w:lang w:eastAsia="zh-CN"/>
+              </w:rPr>
+            </w:r>
+            <w:r>
+              <w:rPr>
+                <w:rFonts w:hint="eastAsia"/>
+                <w:lang w:eastAsia="zh-CN"/>
+              </w:rPr>
+            </w:r>
+            <w:r>
+              <w:rPr>
+                <w:lang w:eastAsia="zh-CN"/>
+              </w:rPr>
+            </w:r>
+            <w:r>
+              <w:rPr>
+                <w:rFonts w:hint="eastAsia"/>
+                <w:lang w:eastAsia="zh-CN"/>
+              </w:rPr>
+            </w:r>
+            <w:r>
+              <w:rPr>
+                <w:lang w:eastAsia="zh-CN"/>
+              </w:rPr>
+            </w:r>
+            <w:r>
+              <w:rPr>
+                <w:rFonts w:hint="eastAsia"/>
+                <w:lang w:eastAsia="zh-CN"/>
+              </w:rPr>
+            </w:r>
+            <w:r>
+              <w:rPr>
+                <w:lang w:eastAsia="zh-CN"/>
+              </w:rPr>
+            </w:r>
+            <w:r>
+              <w:rPr>
+                <w:rFonts w:hint="eastAsia"/>
+                <w:lang w:eastAsia="zh-CN"/>
+              </w:rPr>
+            </w:r>
+            <w:r>
+              <w:rPr>
+                <w:lang w:eastAsia="zh-CN"/>
+              </w:rPr>
+            </w:r>
+            <w:r>
+              <w:rPr>
+                <w:rFonts w:hint="eastAsia"/>
+                <w:lang w:eastAsia="zh-CN"/>
+              </w:rPr>
             </w:r>
           </w:p>
           <w:p>
@@ -3620,83 +3507,73 @@
                 <w:rFonts w:hint="eastAsia"/>
                 <w:lang w:eastAsia="zh-CN"/>
               </w:rPr>
-              <w:t>长短期兴趣解耦与降噪：针对兴趣漂移问题，研究者将用户兴趣进一步解耦为长期稳定兴趣、短期行为兴趣和受热点激发的即时兴趣。此外，考虑到用户行为中存在大量点击噪声，引入了基于快速傅里叶变换（</w:t>
-            </w:r>
-            <w:r>
-              <w:rPr>
-                <w:lang w:eastAsia="zh-CN"/>
-              </w:rPr>
-              <w:t>FFT</w:t>
-            </w:r>
-            <w:r>
-              <w:rPr>
-                <w:rFonts w:hint="eastAsia"/>
-                <w:lang w:eastAsia="zh-CN"/>
-              </w:rPr>
-              <w:t>）的滤波降噪模块，通过在频域过滤噪声序列，提高了用户意图识别的精准度。</w:t>
-            </w:r>
-            <w:r>
-              <w:rPr>
-                <w:vertAlign w:val="superscript"/>
-                <w:lang w:eastAsia="zh-CN"/>
-              </w:rPr>
-              <w:fldChar w:fldCharType="begin"/>
-            </w:r>
-            <w:r>
-              <w:rPr>
-                <w:vertAlign w:val="superscript"/>
-                <w:lang w:eastAsia="zh-CN"/>
-              </w:rPr>
-              <w:instrText xml:space="preserve"> </w:instrText>
-            </w:r>
-            <w:r>
-              <w:rPr>
-                <w:rFonts w:hint="eastAsia"/>
-                <w:vertAlign w:val="superscript"/>
-                <w:lang w:eastAsia="zh-CN"/>
-              </w:rPr>
-              <w:instrText>REF _Ref226283463 \r \h</w:instrText>
-            </w:r>
-            <w:r>
-              <w:rPr>
-                <w:vertAlign w:val="superscript"/>
-                <w:lang w:eastAsia="zh-CN"/>
-              </w:rPr>
-              <w:instrText xml:space="preserve"> </w:instrText>
-            </w:r>
-            <w:r>
-              <w:rPr>
-                <w:vertAlign w:val="superscript"/>
-                <w:lang w:eastAsia="zh-CN"/>
-              </w:rPr>
-              <w:instrText xml:space="preserve"> \* MERGEFORMAT </w:instrText>
-            </w:r>
-            <w:r>
-              <w:rPr>
-                <w:vertAlign w:val="superscript"/>
-                <w:lang w:eastAsia="zh-CN"/>
-              </w:rPr>
-            </w:r>
-            <w:r>
-              <w:rPr>
-                <w:vertAlign w:val="superscript"/>
-                <w:lang w:eastAsia="zh-CN"/>
-              </w:rPr>
-              <w:fldChar w:fldCharType="separate"/>
-            </w:r>
-            <w:r>
-              <w:rPr>
-                <w:vertAlign w:val="superscript"/>
-                <w:lang w:eastAsia="zh-CN"/>
-              </w:rPr>
-              <w:t>[12]</w:t>
-            </w:r>
-            <w:r>
-              <w:rPr>
-                <w:vertAlign w:val="superscript"/>
-                <w:lang w:eastAsia="zh-CN"/>
-              </w:rPr>
-              <w:fldChar w:fldCharType="end"/>
+              <w:t>购买行为与转化预测：在电商直播等新兴场景中，用户的实时互动行为对购买转化具有重要影响。孙凯等针对电商直播场景构建了用户购买行为预测模型，分析了用户互动行为与购买转化之间的关系，为捕捉用户的即时购买意图提供了建模依据[12]。</w:t>
+            </w:r>
+            <w:r>
+              <w:rPr>
+                <w:lang w:eastAsia="zh-CN"/>
+              </w:rPr>
+            </w:r>
+            <w:r>
+              <w:rPr>
+                <w:rFonts w:hint="eastAsia"/>
+                <w:lang w:eastAsia="zh-CN"/>
+              </w:rPr>
+            </w:r>
+            <w:r>
+              <w:rPr>
+                <w:vertAlign w:val="superscript"/>
+                <w:lang w:eastAsia="zh-CN"/>
+              </w:rPr>
+            </w:r>
+            <w:r>
+              <w:rPr>
+                <w:vertAlign w:val="superscript"/>
+                <w:lang w:eastAsia="zh-CN"/>
+              </w:rPr>
+            </w:r>
+            <w:r>
+              <w:rPr>
+                <w:rFonts w:hint="eastAsia"/>
+                <w:vertAlign w:val="superscript"/>
+                <w:lang w:eastAsia="zh-CN"/>
+              </w:rPr>
+            </w:r>
+            <w:r>
+              <w:rPr>
+                <w:vertAlign w:val="superscript"/>
+                <w:lang w:eastAsia="zh-CN"/>
+              </w:rPr>
+            </w:r>
+            <w:r>
+              <w:rPr>
+                <w:vertAlign w:val="superscript"/>
+                <w:lang w:eastAsia="zh-CN"/>
+              </w:rPr>
+            </w:r>
+            <w:r>
+              <w:rPr>
+                <w:vertAlign w:val="superscript"/>
+                <w:lang w:eastAsia="zh-CN"/>
+              </w:rPr>
+            </w:r>
+            <w:r>
+              <w:rPr>
+                <w:vertAlign w:val="superscript"/>
+                <w:lang w:eastAsia="zh-CN"/>
+              </w:rPr>
+            </w:r>
+            <w:r>
+              <w:rPr>
+                <w:vertAlign w:val="superscript"/>
+                <w:lang w:eastAsia="zh-CN"/>
+              </w:rPr>
+            </w:r>
+            <w:r>
+              <w:rPr>
+                <w:vertAlign w:val="superscript"/>
+                <w:lang w:eastAsia="zh-CN"/>
+              </w:rPr>
             </w:r>
           </w:p>
           <w:p>
@@ -3714,122 +3591,106 @@
                 <w:rFonts w:hint="eastAsia"/>
                 <w:lang w:eastAsia="zh-CN"/>
               </w:rPr>
-              <w:t>文本特征提取（</w:t>
-            </w:r>
-            <w:r>
-              <w:rPr>
-                <w:lang w:eastAsia="zh-CN"/>
-              </w:rPr>
-              <w:t>TI-LDA</w:t>
-            </w:r>
-            <w:r>
-              <w:rPr>
-                <w:rFonts w:hint="eastAsia"/>
-                <w:lang w:eastAsia="zh-CN"/>
-              </w:rPr>
-              <w:t>）：马小宁等提出改进的</w:t>
-            </w:r>
-            <w:r>
-              <w:rPr>
-                <w:lang w:eastAsia="zh-CN"/>
-              </w:rPr>
-              <w:t>TI-LDA</w:t>
-            </w:r>
-            <w:r>
-              <w:rPr>
-                <w:rFonts w:hint="eastAsia"/>
-                <w:lang w:eastAsia="zh-CN"/>
-              </w:rPr>
-              <w:t>模型，通过融合</w:t>
-            </w:r>
-            <w:r>
-              <w:rPr>
-                <w:lang w:eastAsia="zh-CN"/>
-              </w:rPr>
-              <w:t>TF-IDF</w:t>
-            </w:r>
-            <w:r>
-              <w:rPr>
-                <w:rFonts w:hint="eastAsia"/>
-                <w:lang w:eastAsia="zh-CN"/>
-              </w:rPr>
-              <w:t>权重计算用户行为的文本重要性，并利用</w:t>
-            </w:r>
-            <w:r>
-              <w:rPr>
-                <w:lang w:eastAsia="zh-CN"/>
-              </w:rPr>
-              <w:t>K-means</w:t>
-            </w:r>
-            <w:r>
-              <w:rPr>
-                <w:rFonts w:hint="eastAsia"/>
-                <w:lang w:eastAsia="zh-CN"/>
-              </w:rPr>
-              <w:t>算法对用户进行精准分类，有效缓解了数据稀疏和冷启动问题。</w:t>
-            </w:r>
-            <w:r>
-              <w:rPr>
-                <w:vertAlign w:val="superscript"/>
-                <w:lang w:eastAsia="zh-CN"/>
-              </w:rPr>
-              <w:fldChar w:fldCharType="begin"/>
-            </w:r>
-            <w:r>
-              <w:rPr>
-                <w:vertAlign w:val="superscript"/>
-                <w:lang w:eastAsia="zh-CN"/>
-              </w:rPr>
-              <w:instrText xml:space="preserve"> </w:instrText>
-            </w:r>
-            <w:r>
-              <w:rPr>
-                <w:rFonts w:hint="eastAsia"/>
-                <w:vertAlign w:val="superscript"/>
-                <w:lang w:eastAsia="zh-CN"/>
-              </w:rPr>
-              <w:instrText>REF _Ref226283471 \r \h</w:instrText>
-            </w:r>
-            <w:r>
-              <w:rPr>
-                <w:vertAlign w:val="superscript"/>
-                <w:lang w:eastAsia="zh-CN"/>
-              </w:rPr>
-              <w:instrText xml:space="preserve"> </w:instrText>
-            </w:r>
-            <w:r>
-              <w:rPr>
-                <w:vertAlign w:val="superscript"/>
-                <w:lang w:eastAsia="zh-CN"/>
-              </w:rPr>
-              <w:instrText xml:space="preserve"> \* MERGEFORMAT </w:instrText>
-            </w:r>
-            <w:r>
-              <w:rPr>
-                <w:vertAlign w:val="superscript"/>
-                <w:lang w:eastAsia="zh-CN"/>
-              </w:rPr>
-            </w:r>
-            <w:r>
-              <w:rPr>
-                <w:vertAlign w:val="superscript"/>
-                <w:lang w:eastAsia="zh-CN"/>
-              </w:rPr>
-              <w:fldChar w:fldCharType="separate"/>
-            </w:r>
-            <w:r>
-              <w:rPr>
-                <w:vertAlign w:val="superscript"/>
-                <w:lang w:eastAsia="zh-CN"/>
-              </w:rPr>
-              <w:t>[8]</w:t>
-            </w:r>
-            <w:r>
-              <w:rPr>
-                <w:vertAlign w:val="superscript"/>
-                <w:lang w:eastAsia="zh-CN"/>
-              </w:rPr>
-              <w:fldChar w:fldCharType="end"/>
+              <w:t>行为加权与时间衰减：用户的不同行为（如浏览、点击、收藏、购买）对兴趣表达的贡献存在差异，且其影响会随时间衰减。王洪涛等基于用户行为数据分析，提出在推荐中引入行为权重与时间衰减机制以优化电商推荐策略，为用户活跃度与兴趣强度的量化建模提供了重要参考[14]。</w:t>
+            </w:r>
+            <w:r>
+              <w:rPr>
+                <w:lang w:eastAsia="zh-CN"/>
+              </w:rPr>
+            </w:r>
+            <w:r>
+              <w:rPr>
+                <w:rFonts w:hint="eastAsia"/>
+                <w:lang w:eastAsia="zh-CN"/>
+              </w:rPr>
+            </w:r>
+            <w:r>
+              <w:rPr>
+                <w:lang w:eastAsia="zh-CN"/>
+              </w:rPr>
+            </w:r>
+            <w:r>
+              <w:rPr>
+                <w:rFonts w:hint="eastAsia"/>
+                <w:lang w:eastAsia="zh-CN"/>
+              </w:rPr>
+            </w:r>
+            <w:r>
+              <w:rPr>
+                <w:lang w:eastAsia="zh-CN"/>
+              </w:rPr>
+            </w:r>
+            <w:r>
+              <w:rPr>
+                <w:rFonts w:hint="eastAsia"/>
+                <w:lang w:eastAsia="zh-CN"/>
+              </w:rPr>
+            </w:r>
+            <w:r>
+              <w:rPr>
+                <w:lang w:eastAsia="zh-CN"/>
+              </w:rPr>
+            </w:r>
+            <w:r>
+              <w:rPr>
+                <w:rFonts w:hint="eastAsia"/>
+                <w:lang w:eastAsia="zh-CN"/>
+              </w:rPr>
+            </w:r>
+            <w:r>
+              <w:rPr>
+                <w:vertAlign w:val="superscript"/>
+                <w:lang w:eastAsia="zh-CN"/>
+              </w:rPr>
+            </w:r>
+            <w:r>
+              <w:rPr>
+                <w:vertAlign w:val="superscript"/>
+                <w:lang w:eastAsia="zh-CN"/>
+              </w:rPr>
+            </w:r>
+            <w:r>
+              <w:rPr>
+                <w:rFonts w:hint="eastAsia"/>
+                <w:vertAlign w:val="superscript"/>
+                <w:lang w:eastAsia="zh-CN"/>
+              </w:rPr>
+            </w:r>
+            <w:r>
+              <w:rPr>
+                <w:vertAlign w:val="superscript"/>
+                <w:lang w:eastAsia="zh-CN"/>
+              </w:rPr>
+            </w:r>
+            <w:r>
+              <w:rPr>
+                <w:vertAlign w:val="superscript"/>
+                <w:lang w:eastAsia="zh-CN"/>
+              </w:rPr>
+            </w:r>
+            <w:r>
+              <w:rPr>
+                <w:vertAlign w:val="superscript"/>
+                <w:lang w:eastAsia="zh-CN"/>
+              </w:rPr>
+            </w:r>
+            <w:r>
+              <w:rPr>
+                <w:vertAlign w:val="superscript"/>
+                <w:lang w:eastAsia="zh-CN"/>
+              </w:rPr>
+            </w:r>
+            <w:r>
+              <w:rPr>
+                <w:vertAlign w:val="superscript"/>
+                <w:lang w:eastAsia="zh-CN"/>
+              </w:rPr>
+            </w:r>
+            <w:r>
+              <w:rPr>
+                <w:vertAlign w:val="superscript"/>
+                <w:lang w:eastAsia="zh-CN"/>
+              </w:rPr>
             </w:r>
           </w:p>
           <w:p>
@@ -3878,7 +3739,7 @@
                 <w:rFonts w:hint="eastAsia"/>
                 <w:lang w:eastAsia="zh-CN"/>
               </w:rPr>
-              <w:t>为了应对冷启动和特征维度单一的挑战，前沿研究开始整合多模态信息和外部知识。</w:t>
+              <w:t>为了应对冷启动与特征维度单一的挑战，前沿研究开始整合多模态信息、外部知识以及大语言模型的语义理解能力。</w:t>
             </w:r>
           </w:p>
           <w:p>
@@ -3896,83 +3757,73 @@
                 <w:rFonts w:hint="eastAsia"/>
                 <w:lang w:eastAsia="zh-CN"/>
               </w:rPr>
-              <w:t>大语言模型（</w:t>
-            </w:r>
-            <w:r>
-              <w:rPr>
-                <w:lang w:eastAsia="zh-CN"/>
-              </w:rPr>
-              <w:t>LLM</w:t>
-            </w:r>
-            <w:r>
-              <w:rPr>
-                <w:rFonts w:hint="eastAsia"/>
-                <w:lang w:eastAsia="zh-CN"/>
-              </w:rPr>
-              <w:t>）赋能：在短视频广告领域，传统算法难以处理缺乏交互的新广告</w:t>
-            </w:r>
-            <w:r>
-              <w:rPr>
-                <w:vertAlign w:val="superscript"/>
-                <w:lang w:eastAsia="zh-CN"/>
-              </w:rPr>
-              <w:fldChar w:fldCharType="begin"/>
-            </w:r>
-            <w:r>
-              <w:rPr>
-                <w:vertAlign w:val="superscript"/>
-                <w:lang w:eastAsia="zh-CN"/>
-              </w:rPr>
-              <w:instrText xml:space="preserve"> </w:instrText>
-            </w:r>
-            <w:r>
-              <w:rPr>
-                <w:rFonts w:hint="eastAsia"/>
-                <w:vertAlign w:val="superscript"/>
-                <w:lang w:eastAsia="zh-CN"/>
-              </w:rPr>
-              <w:instrText>REF _Ref226283476 \r \h</w:instrText>
-            </w:r>
-            <w:r>
-              <w:rPr>
-                <w:vertAlign w:val="superscript"/>
-                <w:lang w:eastAsia="zh-CN"/>
-              </w:rPr>
-              <w:instrText xml:space="preserve"> </w:instrText>
-            </w:r>
-            <w:r>
-              <w:rPr>
-                <w:vertAlign w:val="superscript"/>
-                <w:lang w:eastAsia="zh-CN"/>
-              </w:rPr>
-              <w:instrText xml:space="preserve"> \* MERGEFORMAT </w:instrText>
-            </w:r>
-            <w:r>
-              <w:rPr>
-                <w:vertAlign w:val="superscript"/>
-                <w:lang w:eastAsia="zh-CN"/>
-              </w:rPr>
-            </w:r>
-            <w:r>
-              <w:rPr>
-                <w:vertAlign w:val="superscript"/>
-                <w:lang w:eastAsia="zh-CN"/>
-              </w:rPr>
-              <w:fldChar w:fldCharType="separate"/>
-            </w:r>
-            <w:r>
-              <w:rPr>
-                <w:vertAlign w:val="superscript"/>
-                <w:lang w:eastAsia="zh-CN"/>
-              </w:rPr>
-              <w:t>[9]</w:t>
-            </w:r>
-            <w:r>
-              <w:rPr>
-                <w:vertAlign w:val="superscript"/>
-                <w:lang w:eastAsia="zh-CN"/>
-              </w:rPr>
-              <w:fldChar w:fldCharType="end"/>
+              <w:t>大语言模型赋能推荐：随着大语言模型（LLM）的兴起，将其引入推荐系统成为研究热点。李想等系统综述了基于大语言模型的推荐系统，归纳了特征增强、知识注入、生成式推荐等多种范式，指出LLM能够缓解传统模型在语义理解与冷启动方面的不足[5]。</w:t>
+            </w:r>
+            <w:r>
+              <w:rPr>
+                <w:lang w:eastAsia="zh-CN"/>
+              </w:rPr>
+            </w:r>
+            <w:r>
+              <w:rPr>
+                <w:rFonts w:hint="eastAsia"/>
+                <w:lang w:eastAsia="zh-CN"/>
+              </w:rPr>
+            </w:r>
+            <w:r>
+              <w:rPr>
+                <w:vertAlign w:val="superscript"/>
+                <w:lang w:eastAsia="zh-CN"/>
+              </w:rPr>
+            </w:r>
+            <w:r>
+              <w:rPr>
+                <w:vertAlign w:val="superscript"/>
+                <w:lang w:eastAsia="zh-CN"/>
+              </w:rPr>
+            </w:r>
+            <w:r>
+              <w:rPr>
+                <w:rFonts w:hint="eastAsia"/>
+                <w:vertAlign w:val="superscript"/>
+                <w:lang w:eastAsia="zh-CN"/>
+              </w:rPr>
+            </w:r>
+            <w:r>
+              <w:rPr>
+                <w:vertAlign w:val="superscript"/>
+                <w:lang w:eastAsia="zh-CN"/>
+              </w:rPr>
+            </w:r>
+            <w:r>
+              <w:rPr>
+                <w:vertAlign w:val="superscript"/>
+                <w:lang w:eastAsia="zh-CN"/>
+              </w:rPr>
+            </w:r>
+            <w:r>
+              <w:rPr>
+                <w:vertAlign w:val="superscript"/>
+                <w:lang w:eastAsia="zh-CN"/>
+              </w:rPr>
+            </w:r>
+            <w:r>
+              <w:rPr>
+                <w:vertAlign w:val="superscript"/>
+                <w:lang w:eastAsia="zh-CN"/>
+              </w:rPr>
+            </w:r>
+            <w:r>
+              <w:rPr>
+                <w:vertAlign w:val="superscript"/>
+                <w:lang w:eastAsia="zh-CN"/>
+              </w:rPr>
+            </w:r>
+            <w:r>
+              <w:rPr>
+                <w:vertAlign w:val="superscript"/>
+                <w:lang w:eastAsia="zh-CN"/>
+              </w:rPr>
             </w:r>
           </w:p>
           <w:p>
@@ -3990,96 +3841,84 @@
                 <w:rFonts w:hint="eastAsia"/>
                 <w:lang w:eastAsia="zh-CN"/>
               </w:rPr>
-              <w:t>。蒋昕强提出利用</w:t>
-            </w:r>
-            <w:r>
-              <w:rPr>
-                <w:lang w:eastAsia="zh-CN"/>
-              </w:rPr>
-              <w:t>LLM</w:t>
-            </w:r>
-            <w:r>
-              <w:rPr>
-                <w:rFonts w:hint="eastAsia"/>
-                <w:lang w:eastAsia="zh-CN"/>
-              </w:rPr>
-              <w:t>描述图像场景信息并转化为文本特征，通过门控机制（</w:t>
-            </w:r>
-            <w:r>
-              <w:rPr>
-                <w:lang w:eastAsia="zh-CN"/>
-              </w:rPr>
-              <w:t>Gating Mechanism</w:t>
-            </w:r>
-            <w:r>
-              <w:rPr>
-                <w:rFonts w:hint="eastAsia"/>
-                <w:lang w:eastAsia="zh-CN"/>
-              </w:rPr>
-              <w:t>）动态调节视、听、文三种模态的权重，允许模型自主控制每种模态的贡献，显著提升了新广告上线时的推荐能力。</w:t>
-            </w:r>
-            <w:r>
-              <w:rPr>
-                <w:vertAlign w:val="superscript"/>
-                <w:lang w:eastAsia="zh-CN"/>
-              </w:rPr>
-              <w:fldChar w:fldCharType="begin"/>
-            </w:r>
-            <w:r>
-              <w:rPr>
-                <w:vertAlign w:val="superscript"/>
-                <w:lang w:eastAsia="zh-CN"/>
-              </w:rPr>
-              <w:instrText xml:space="preserve"> </w:instrText>
-            </w:r>
-            <w:r>
-              <w:rPr>
-                <w:rFonts w:hint="eastAsia"/>
-                <w:vertAlign w:val="superscript"/>
-                <w:lang w:eastAsia="zh-CN"/>
-              </w:rPr>
-              <w:instrText>REF _Ref226283476 \r \h</w:instrText>
-            </w:r>
-            <w:r>
-              <w:rPr>
-                <w:vertAlign w:val="superscript"/>
-                <w:lang w:eastAsia="zh-CN"/>
-              </w:rPr>
-              <w:instrText xml:space="preserve"> </w:instrText>
-            </w:r>
-            <w:r>
-              <w:rPr>
-                <w:vertAlign w:val="superscript"/>
-                <w:lang w:eastAsia="zh-CN"/>
-              </w:rPr>
-              <w:instrText xml:space="preserve"> \* MERGEFORMAT </w:instrText>
-            </w:r>
-            <w:r>
-              <w:rPr>
-                <w:vertAlign w:val="superscript"/>
-                <w:lang w:eastAsia="zh-CN"/>
-              </w:rPr>
-            </w:r>
-            <w:r>
-              <w:rPr>
-                <w:vertAlign w:val="superscript"/>
-                <w:lang w:eastAsia="zh-CN"/>
-              </w:rPr>
-              <w:fldChar w:fldCharType="separate"/>
-            </w:r>
-            <w:r>
-              <w:rPr>
-                <w:vertAlign w:val="superscript"/>
-                <w:lang w:eastAsia="zh-CN"/>
-              </w:rPr>
-              <w:t>[9]</w:t>
-            </w:r>
-            <w:r>
-              <w:rPr>
-                <w:vertAlign w:val="superscript"/>
-                <w:lang w:eastAsia="zh-CN"/>
-              </w:rPr>
-              <w:fldChar w:fldCharType="end"/>
+              <w:t>在此基础上，张莹等提出自适应大模型架构，通过动态调整模型结构以适配不同推荐场景的需求，提升了模型的灵活性与泛化能力[9]；刘海鸥等则面向多模态推荐提出可信多模态推荐框架，在融合文本、图像等多源模态信息的同时兼顾推荐结果的可信性，代表了大模型与多模态融合的前沿方向[15]。</w:t>
+            </w:r>
+            <w:r>
+              <w:rPr>
+                <w:lang w:eastAsia="zh-CN"/>
+              </w:rPr>
+            </w:r>
+            <w:r>
+              <w:rPr>
+                <w:rFonts w:hint="eastAsia"/>
+                <w:lang w:eastAsia="zh-CN"/>
+              </w:rPr>
+            </w:r>
+            <w:r>
+              <w:rPr>
+                <w:lang w:eastAsia="zh-CN"/>
+              </w:rPr>
+            </w:r>
+            <w:r>
+              <w:rPr>
+                <w:rFonts w:hint="eastAsia"/>
+                <w:lang w:eastAsia="zh-CN"/>
+              </w:rPr>
+            </w:r>
+            <w:r>
+              <w:rPr>
+                <w:vertAlign w:val="superscript"/>
+                <w:lang w:eastAsia="zh-CN"/>
+              </w:rPr>
+            </w:r>
+            <w:r>
+              <w:rPr>
+                <w:vertAlign w:val="superscript"/>
+                <w:lang w:eastAsia="zh-CN"/>
+              </w:rPr>
+            </w:r>
+            <w:r>
+              <w:rPr>
+                <w:rFonts w:hint="eastAsia"/>
+                <w:vertAlign w:val="superscript"/>
+                <w:lang w:eastAsia="zh-CN"/>
+              </w:rPr>
+            </w:r>
+            <w:r>
+              <w:rPr>
+                <w:vertAlign w:val="superscript"/>
+                <w:lang w:eastAsia="zh-CN"/>
+              </w:rPr>
+            </w:r>
+            <w:r>
+              <w:rPr>
+                <w:vertAlign w:val="superscript"/>
+                <w:lang w:eastAsia="zh-CN"/>
+              </w:rPr>
+            </w:r>
+            <w:r>
+              <w:rPr>
+                <w:vertAlign w:val="superscript"/>
+                <w:lang w:eastAsia="zh-CN"/>
+              </w:rPr>
+            </w:r>
+            <w:r>
+              <w:rPr>
+                <w:vertAlign w:val="superscript"/>
+                <w:lang w:eastAsia="zh-CN"/>
+              </w:rPr>
+            </w:r>
+            <w:r>
+              <w:rPr>
+                <w:vertAlign w:val="superscript"/>
+                <w:lang w:eastAsia="zh-CN"/>
+              </w:rPr>
+            </w:r>
+            <w:r>
+              <w:rPr>
+                <w:vertAlign w:val="superscript"/>
+                <w:lang w:eastAsia="zh-CN"/>
+              </w:rPr>
             </w:r>
           </w:p>
           <w:p>
@@ -4097,20 +3936,18 @@
                 <w:rFonts w:hint="eastAsia"/>
                 <w:lang w:eastAsia="zh-CN"/>
               </w:rPr>
-              <w:t>外部知识图谱注入：基于深度学习的序列模型往往缺乏背景知识支持。通过引入外部知识图谱（</w:t>
-            </w:r>
-            <w:r>
-              <w:rPr>
-                <w:lang w:eastAsia="zh-CN"/>
-              </w:rPr>
-              <w:t>KG</w:t>
-            </w:r>
-            <w:r>
-              <w:rPr>
-                <w:rFonts w:hint="eastAsia"/>
-                <w:lang w:eastAsia="zh-CN"/>
-              </w:rPr>
-              <w:t>），可以将词嵌入与背景常识结合，</w:t>
+              <w:t>外部知识与知识图谱注入：基于深度学习的推荐模型往往缺乏背景知识支持，引入知识图谱可以丰富实体与商品的语义表达。张增杰等提出基于深度知识图卷积网络的推荐算法，利用知识图谱中的高阶关联增强用户与商品的表示，有效提升了推荐效果[4]。</w:t>
+            </w:r>
+            <w:r>
+              <w:rPr>
+                <w:lang w:eastAsia="zh-CN"/>
+              </w:rPr>
+            </w:r>
+            <w:r>
+              <w:rPr>
+                <w:rFonts w:hint="eastAsia"/>
+                <w:lang w:eastAsia="zh-CN"/>
+              </w:rPr>
             </w:r>
             <w:proofErr w:type="gramStart"/>
             <w:r>
@@ -4118,7 +3955,6 @@
                 <w:rFonts w:hint="eastAsia"/>
                 <w:lang w:eastAsia="zh-CN"/>
               </w:rPr>
-              <w:t>丰富词</w:t>
             </w:r>
             <w:proofErr w:type="gramEnd"/>
             <w:r>
@@ -4126,104 +3962,89 @@
                 <w:rFonts w:hint="eastAsia"/>
                 <w:lang w:eastAsia="zh-CN"/>
               </w:rPr>
-              <w:t>向量</w:t>
-            </w:r>
-            <w:r>
-              <w:rPr>
-                <w:rFonts w:hint="eastAsia"/>
-                <w:lang w:eastAsia="zh-CN"/>
-              </w:rPr>
-              <w:lastRenderedPageBreak/>
-              <w:t>表达。实验表明，在</w:t>
-            </w:r>
-            <w:r>
-              <w:rPr>
-                <w:lang w:eastAsia="zh-CN"/>
-              </w:rPr>
-              <w:t>Shopping</w:t>
-            </w:r>
-            <w:r>
-              <w:rPr>
-                <w:rFonts w:hint="eastAsia"/>
-                <w:lang w:eastAsia="zh-CN"/>
-              </w:rPr>
-              <w:t>等数据集上，注入知识后的模型准确率优于原生</w:t>
-            </w:r>
-            <w:r>
-              <w:rPr>
-                <w:lang w:eastAsia="zh-CN"/>
-              </w:rPr>
-              <w:t>BERT</w:t>
-            </w:r>
-            <w:r>
-              <w:rPr>
-                <w:rFonts w:hint="eastAsia"/>
-                <w:lang w:eastAsia="zh-CN"/>
-              </w:rPr>
-              <w:t>模型。</w:t>
-            </w:r>
-            <w:r>
-              <w:rPr>
-                <w:vertAlign w:val="superscript"/>
-                <w:lang w:eastAsia="zh-CN"/>
-              </w:rPr>
-              <w:fldChar w:fldCharType="begin"/>
-            </w:r>
-            <w:r>
-              <w:rPr>
-                <w:vertAlign w:val="superscript"/>
-                <w:lang w:eastAsia="zh-CN"/>
-              </w:rPr>
-              <w:instrText xml:space="preserve"> </w:instrText>
-            </w:r>
-            <w:r>
-              <w:rPr>
-                <w:rFonts w:hint="eastAsia"/>
-                <w:vertAlign w:val="superscript"/>
-                <w:lang w:eastAsia="zh-CN"/>
-              </w:rPr>
-              <w:instrText>REF _Ref226283489 \r \h</w:instrText>
-            </w:r>
-            <w:r>
-              <w:rPr>
-                <w:vertAlign w:val="superscript"/>
-                <w:lang w:eastAsia="zh-CN"/>
-              </w:rPr>
-              <w:instrText xml:space="preserve"> </w:instrText>
-            </w:r>
-            <w:r>
-              <w:rPr>
-                <w:vertAlign w:val="superscript"/>
-                <w:lang w:eastAsia="zh-CN"/>
-              </w:rPr>
-              <w:instrText xml:space="preserve"> \* MERGEFORMAT </w:instrText>
-            </w:r>
-            <w:r>
-              <w:rPr>
-                <w:vertAlign w:val="superscript"/>
-                <w:lang w:eastAsia="zh-CN"/>
-              </w:rPr>
-            </w:r>
-            <w:r>
-              <w:rPr>
-                <w:vertAlign w:val="superscript"/>
-                <w:lang w:eastAsia="zh-CN"/>
-              </w:rPr>
-              <w:fldChar w:fldCharType="separate"/>
-            </w:r>
-            <w:r>
-              <w:rPr>
-                <w:vertAlign w:val="superscript"/>
-                <w:lang w:eastAsia="zh-CN"/>
-              </w:rPr>
-              <w:t>[10]</w:t>
-            </w:r>
-            <w:r>
-              <w:rPr>
-                <w:vertAlign w:val="superscript"/>
-                <w:lang w:eastAsia="zh-CN"/>
-              </w:rPr>
-              <w:fldChar w:fldCharType="end"/>
+            </w:r>
+            <w:r>
+              <w:rPr>
+                <w:rFonts w:hint="eastAsia"/>
+                <w:lang w:eastAsia="zh-CN"/>
+              </w:rPr>
+            </w:r>
+            <w:r>
+              <w:rPr>
+                <w:lang w:eastAsia="zh-CN"/>
+              </w:rPr>
+            </w:r>
+            <w:r>
+              <w:rPr>
+                <w:rFonts w:hint="eastAsia"/>
+                <w:lang w:eastAsia="zh-CN"/>
+              </w:rPr>
+            </w:r>
+            <w:r>
+              <w:rPr>
+                <w:lang w:eastAsia="zh-CN"/>
+              </w:rPr>
+            </w:r>
+            <w:r>
+              <w:rPr>
+                <w:rFonts w:hint="eastAsia"/>
+                <w:lang w:eastAsia="zh-CN"/>
+              </w:rPr>
+            </w:r>
+            <w:r>
+              <w:rPr>
+                <w:vertAlign w:val="superscript"/>
+                <w:lang w:eastAsia="zh-CN"/>
+              </w:rPr>
+            </w:r>
+            <w:r>
+              <w:rPr>
+                <w:vertAlign w:val="superscript"/>
+                <w:lang w:eastAsia="zh-CN"/>
+              </w:rPr>
+            </w:r>
+            <w:r>
+              <w:rPr>
+                <w:rFonts w:hint="eastAsia"/>
+                <w:vertAlign w:val="superscript"/>
+                <w:lang w:eastAsia="zh-CN"/>
+              </w:rPr>
+            </w:r>
+            <w:r>
+              <w:rPr>
+                <w:vertAlign w:val="superscript"/>
+                <w:lang w:eastAsia="zh-CN"/>
+              </w:rPr>
+            </w:r>
+            <w:r>
+              <w:rPr>
+                <w:vertAlign w:val="superscript"/>
+                <w:lang w:eastAsia="zh-CN"/>
+              </w:rPr>
+            </w:r>
+            <w:r>
+              <w:rPr>
+                <w:vertAlign w:val="superscript"/>
+                <w:lang w:eastAsia="zh-CN"/>
+              </w:rPr>
+            </w:r>
+            <w:r>
+              <w:rPr>
+                <w:vertAlign w:val="superscript"/>
+                <w:lang w:eastAsia="zh-CN"/>
+              </w:rPr>
+            </w:r>
+            <w:r>
+              <w:rPr>
+                <w:vertAlign w:val="superscript"/>
+                <w:lang w:eastAsia="zh-CN"/>
+              </w:rPr>
+            </w:r>
+            <w:r>
+              <w:rPr>
+                <w:vertAlign w:val="superscript"/>
+                <w:lang w:eastAsia="zh-CN"/>
+              </w:rPr>
             </w:r>
           </w:p>
           <w:p>
@@ -4241,40 +4062,35 @@
                 <w:rFonts w:hint="eastAsia"/>
                 <w:lang w:eastAsia="zh-CN"/>
               </w:rPr>
-              <w:t>特征加权与全局注意力（</w:t>
-            </w:r>
-            <w:r>
-              <w:rPr>
-                <w:lang w:eastAsia="zh-CN"/>
-              </w:rPr>
-              <w:t xml:space="preserve">FWAI </w:t>
-            </w:r>
-            <w:r>
-              <w:rPr>
-                <w:rFonts w:hint="eastAsia"/>
-                <w:lang w:eastAsia="zh-CN"/>
-              </w:rPr>
-              <w:t>与</w:t>
-            </w:r>
-            <w:r>
-              <w:rPr>
-                <w:lang w:eastAsia="zh-CN"/>
-              </w:rPr>
-              <w:t xml:space="preserve"> GAN</w:t>
-            </w:r>
-            <w:r>
-              <w:rPr>
-                <w:rFonts w:hint="eastAsia"/>
-                <w:lang w:eastAsia="zh-CN"/>
-              </w:rPr>
-              <w:t>）：陈海青等提出利用</w:t>
+              <w:t>图结构建模与跨境电商推荐：电商场景中用户、商品、属性之间存在复杂的高阶关系，图神经网络为此提供了有效的建模工具。陈思远等提出基于异质图表达学习的跨境电商推荐模型，对用户—商品—属性之间的异质关系进行建模，显著提升了跨境电商场景下的推荐精准度[10]。</w:t>
+            </w:r>
+            <w:r>
+              <w:rPr>
+                <w:lang w:eastAsia="zh-CN"/>
+              </w:rPr>
+            </w:r>
+            <w:r>
+              <w:rPr>
+                <w:rFonts w:hint="eastAsia"/>
+                <w:lang w:eastAsia="zh-CN"/>
+              </w:rPr>
+            </w:r>
+            <w:r>
+              <w:rPr>
+                <w:lang w:eastAsia="zh-CN"/>
+              </w:rPr>
+            </w:r>
+            <w:r>
+              <w:rPr>
+                <w:rFonts w:hint="eastAsia"/>
+                <w:lang w:eastAsia="zh-CN"/>
+              </w:rPr>
             </w:r>
             <w:proofErr w:type="spellStart"/>
             <w:r>
               <w:rPr>
                 <w:lang w:eastAsia="zh-CN"/>
               </w:rPr>
-              <w:t>ECANet</w:t>
             </w:r>
             <w:proofErr w:type="spellEnd"/>
             <w:r>
@@ -4282,83 +4098,72 @@
                 <w:rFonts w:hint="eastAsia"/>
                 <w:lang w:eastAsia="zh-CN"/>
               </w:rPr>
-              <w:t>通道注意力模块进行特征加权，解决了特征重要性选择时的信息丢失问题。同时，设计全局注意交互模块（</w:t>
-            </w:r>
-            <w:r>
-              <w:rPr>
-                <w:lang w:eastAsia="zh-CN"/>
-              </w:rPr>
-              <w:t>GAN</w:t>
-            </w:r>
-            <w:r>
-              <w:rPr>
-                <w:rFonts w:hint="eastAsia"/>
-                <w:lang w:eastAsia="zh-CN"/>
-              </w:rPr>
-              <w:t>）来平衡低阶原始特征与高阶生成特征之间的关系，避免了简单拼接导致的特征表达受限。</w:t>
-            </w:r>
-            <w:r>
-              <w:rPr>
-                <w:vertAlign w:val="superscript"/>
-                <w:lang w:eastAsia="zh-CN"/>
-              </w:rPr>
-              <w:fldChar w:fldCharType="begin"/>
-            </w:r>
-            <w:r>
-              <w:rPr>
-                <w:vertAlign w:val="superscript"/>
-                <w:lang w:eastAsia="zh-CN"/>
-              </w:rPr>
-              <w:instrText xml:space="preserve"> </w:instrText>
-            </w:r>
-            <w:r>
-              <w:rPr>
-                <w:rFonts w:hint="eastAsia"/>
-                <w:vertAlign w:val="superscript"/>
-                <w:lang w:eastAsia="zh-CN"/>
-              </w:rPr>
-              <w:instrText>REF _Ref226283494 \r \h</w:instrText>
-            </w:r>
-            <w:r>
-              <w:rPr>
-                <w:vertAlign w:val="superscript"/>
-                <w:lang w:eastAsia="zh-CN"/>
-              </w:rPr>
-              <w:instrText xml:space="preserve"> </w:instrText>
-            </w:r>
-            <w:r>
-              <w:rPr>
-                <w:vertAlign w:val="superscript"/>
-                <w:lang w:eastAsia="zh-CN"/>
-              </w:rPr>
-              <w:instrText xml:space="preserve"> \* MERGEFORMAT </w:instrText>
-            </w:r>
-            <w:r>
-              <w:rPr>
-                <w:vertAlign w:val="superscript"/>
-                <w:lang w:eastAsia="zh-CN"/>
-              </w:rPr>
-            </w:r>
-            <w:r>
-              <w:rPr>
-                <w:vertAlign w:val="superscript"/>
-                <w:lang w:eastAsia="zh-CN"/>
-              </w:rPr>
-              <w:fldChar w:fldCharType="separate"/>
-            </w:r>
-            <w:r>
-              <w:rPr>
-                <w:vertAlign w:val="superscript"/>
-                <w:lang w:eastAsia="zh-CN"/>
-              </w:rPr>
-              <w:t>[11]</w:t>
-            </w:r>
-            <w:r>
-              <w:rPr>
-                <w:vertAlign w:val="superscript"/>
-                <w:lang w:eastAsia="zh-CN"/>
-              </w:rPr>
-              <w:fldChar w:fldCharType="end"/>
+            </w:r>
+            <w:r>
+              <w:rPr>
+                <w:lang w:eastAsia="zh-CN"/>
+              </w:rPr>
+            </w:r>
+            <w:r>
+              <w:rPr>
+                <w:rFonts w:hint="eastAsia"/>
+                <w:lang w:eastAsia="zh-CN"/>
+              </w:rPr>
+            </w:r>
+            <w:r>
+              <w:rPr>
+                <w:vertAlign w:val="superscript"/>
+                <w:lang w:eastAsia="zh-CN"/>
+              </w:rPr>
+            </w:r>
+            <w:r>
+              <w:rPr>
+                <w:vertAlign w:val="superscript"/>
+                <w:lang w:eastAsia="zh-CN"/>
+              </w:rPr>
+            </w:r>
+            <w:r>
+              <w:rPr>
+                <w:rFonts w:hint="eastAsia"/>
+                <w:vertAlign w:val="superscript"/>
+                <w:lang w:eastAsia="zh-CN"/>
+              </w:rPr>
+            </w:r>
+            <w:r>
+              <w:rPr>
+                <w:vertAlign w:val="superscript"/>
+                <w:lang w:eastAsia="zh-CN"/>
+              </w:rPr>
+            </w:r>
+            <w:r>
+              <w:rPr>
+                <w:vertAlign w:val="superscript"/>
+                <w:lang w:eastAsia="zh-CN"/>
+              </w:rPr>
+            </w:r>
+            <w:r>
+              <w:rPr>
+                <w:vertAlign w:val="superscript"/>
+                <w:lang w:eastAsia="zh-CN"/>
+              </w:rPr>
+            </w:r>
+            <w:r>
+              <w:rPr>
+                <w:vertAlign w:val="superscript"/>
+                <w:lang w:eastAsia="zh-CN"/>
+              </w:rPr>
+            </w:r>
+            <w:r>
+              <w:rPr>
+                <w:vertAlign w:val="superscript"/>
+                <w:lang w:eastAsia="zh-CN"/>
+              </w:rPr>
+            </w:r>
+            <w:r>
+              <w:rPr>
+                <w:vertAlign w:val="superscript"/>
+                <w:lang w:eastAsia="zh-CN"/>
+              </w:rPr>
             </w:r>
           </w:p>
           <w:p>
@@ -4376,20 +4181,18 @@
                 <w:rFonts w:hint="eastAsia"/>
                 <w:lang w:eastAsia="zh-CN"/>
               </w:rPr>
-              <w:t>5.</w:t>
-            </w:r>
-            <w:r>
-              <w:rPr>
-                <w:lang w:eastAsia="zh-CN"/>
-              </w:rPr>
-              <w:t>5</w:t>
-            </w:r>
-            <w:r>
-              <w:rPr>
-                <w:rFonts w:hint="eastAsia"/>
-                <w:lang w:eastAsia="zh-CN"/>
-              </w:rPr>
-              <w:t xml:space="preserve"> 工业级系统架构与高性能落地实现</w:t>
+              <w:t>5.5 电商推荐系统的工程实践与应用落地</w:t>
+            </w:r>
+            <w:r>
+              <w:rPr>
+                <w:lang w:eastAsia="zh-CN"/>
+              </w:rPr>
+            </w:r>
+            <w:r>
+              <w:rPr>
+                <w:rFonts w:hint="eastAsia"/>
+                <w:lang w:eastAsia="zh-CN"/>
+              </w:rPr>
             </w:r>
           </w:p>
           <w:p>
@@ -4407,7 +4210,7 @@
                 <w:rFonts w:hint="eastAsia"/>
                 <w:lang w:eastAsia="zh-CN"/>
               </w:rPr>
-              <w:t>算法的卓越性能必须通过高并发、低延迟的系统架构来实现。</w:t>
+              <w:t>算法的价值最终需要通过工程落地与实际应用效果来检验。高性能推荐系统通常采用“离线训练＋在线预测”的架构，并通过多路召回与深度排序相结合的多阶段漏斗设计，在保证推荐质量的同时满足高并发、低延迟的要求。</w:t>
             </w:r>
           </w:p>
           <w:p>
@@ -4425,7 +4228,7 @@
                 <w:rFonts w:hint="eastAsia"/>
                 <w:lang w:eastAsia="zh-CN"/>
               </w:rPr>
-              <w:t>责任</w:t>
+              <w:t>在实际应用层面，王鑫等研究了大数据技术在电商平台个性化推荐系统中的应用，并对推荐效果进行了系统评估，验证了多源数据驱动的个性化推荐在提升电商平台转化率方面的实际价值[13]。</w:t>
             </w:r>
             <w:proofErr w:type="gramStart"/>
             <w:r>
@@ -4433,7 +4236,6 @@
                 <w:rFonts w:hint="eastAsia"/>
                 <w:lang w:eastAsia="zh-CN"/>
               </w:rPr>
-              <w:t>链模式</w:t>
             </w:r>
             <w:proofErr w:type="gramEnd"/>
             <w:r>
@@ -4441,84 +4243,73 @@
                 <w:rFonts w:hint="eastAsia"/>
                 <w:lang w:eastAsia="zh-CN"/>
               </w:rPr>
-              <w:t>与流水线解耦</w:t>
-            </w:r>
-            <w:r>
-              <w:rPr>
-                <w:vertAlign w:val="superscript"/>
-                <w:lang w:eastAsia="zh-CN"/>
-              </w:rPr>
-              <w:fldChar w:fldCharType="begin"/>
-            </w:r>
-            <w:r>
-              <w:rPr>
-                <w:vertAlign w:val="superscript"/>
-                <w:lang w:eastAsia="zh-CN"/>
-              </w:rPr>
-              <w:instrText xml:space="preserve"> </w:instrText>
-            </w:r>
-            <w:r>
-              <w:rPr>
-                <w:rFonts w:hint="eastAsia"/>
-                <w:vertAlign w:val="superscript"/>
-                <w:lang w:eastAsia="zh-CN"/>
-              </w:rPr>
-              <w:instrText>REF _Ref226283503 \r \h</w:instrText>
-            </w:r>
-            <w:r>
-              <w:rPr>
-                <w:vertAlign w:val="superscript"/>
-                <w:lang w:eastAsia="zh-CN"/>
-              </w:rPr>
-              <w:instrText xml:space="preserve"> </w:instrText>
-            </w:r>
-            <w:r>
-              <w:rPr>
-                <w:vertAlign w:val="superscript"/>
-                <w:lang w:eastAsia="zh-CN"/>
-              </w:rPr>
-              <w:instrText xml:space="preserve"> \* MERGEFORMAT </w:instrText>
-            </w:r>
-            <w:r>
-              <w:rPr>
-                <w:vertAlign w:val="superscript"/>
-                <w:lang w:eastAsia="zh-CN"/>
-              </w:rPr>
-            </w:r>
-            <w:r>
-              <w:rPr>
-                <w:vertAlign w:val="superscript"/>
-                <w:lang w:eastAsia="zh-CN"/>
-              </w:rPr>
-              <w:fldChar w:fldCharType="separate"/>
-            </w:r>
-            <w:r>
-              <w:rPr>
-                <w:vertAlign w:val="superscript"/>
-                <w:lang w:eastAsia="zh-CN"/>
-              </w:rPr>
-              <w:t>[15]</w:t>
-            </w:r>
-            <w:r>
-              <w:rPr>
-                <w:vertAlign w:val="superscript"/>
-                <w:lang w:eastAsia="zh-CN"/>
-              </w:rPr>
-              <w:fldChar w:fldCharType="end"/>
-            </w:r>
-            <w:r>
-              <w:rPr>
-                <w:rFonts w:hint="eastAsia"/>
-                <w:lang w:eastAsia="zh-CN"/>
-              </w:rPr>
-              <w:t>（字节跳动案例）：杨正成在字节跳动广告平台的实践中采用了</w:t>
+            </w:r>
+            <w:r>
+              <w:rPr>
+                <w:vertAlign w:val="superscript"/>
+                <w:lang w:eastAsia="zh-CN"/>
+              </w:rPr>
+            </w:r>
+            <w:r>
+              <w:rPr>
+                <w:vertAlign w:val="superscript"/>
+                <w:lang w:eastAsia="zh-CN"/>
+              </w:rPr>
+            </w:r>
+            <w:r>
+              <w:rPr>
+                <w:rFonts w:hint="eastAsia"/>
+                <w:vertAlign w:val="superscript"/>
+                <w:lang w:eastAsia="zh-CN"/>
+              </w:rPr>
+            </w:r>
+            <w:r>
+              <w:rPr>
+                <w:vertAlign w:val="superscript"/>
+                <w:lang w:eastAsia="zh-CN"/>
+              </w:rPr>
+            </w:r>
+            <w:r>
+              <w:rPr>
+                <w:vertAlign w:val="superscript"/>
+                <w:lang w:eastAsia="zh-CN"/>
+              </w:rPr>
+            </w:r>
+            <w:r>
+              <w:rPr>
+                <w:vertAlign w:val="superscript"/>
+                <w:lang w:eastAsia="zh-CN"/>
+              </w:rPr>
+            </w:r>
+            <w:r>
+              <w:rPr>
+                <w:vertAlign w:val="superscript"/>
+                <w:lang w:eastAsia="zh-CN"/>
+              </w:rPr>
+            </w:r>
+            <w:r>
+              <w:rPr>
+                <w:vertAlign w:val="superscript"/>
+                <w:lang w:eastAsia="zh-CN"/>
+              </w:rPr>
+            </w:r>
+            <w:r>
+              <w:rPr>
+                <w:vertAlign w:val="superscript"/>
+                <w:lang w:eastAsia="zh-CN"/>
+              </w:rPr>
+            </w:r>
+            <w:r>
+              <w:rPr>
+                <w:rFonts w:hint="eastAsia"/>
+                <w:lang w:eastAsia="zh-CN"/>
+              </w:rPr>
             </w:r>
             <w:proofErr w:type="spellStart"/>
             <w:r>
               <w:rPr>
                 <w:lang w:eastAsia="zh-CN"/>
               </w:rPr>
-              <w:t>SearchPipeline</w:t>
             </w:r>
             <w:proofErr w:type="spellEnd"/>
             <w:r>
@@ -4526,7 +4317,6 @@
                 <w:rFonts w:hint="eastAsia"/>
                 <w:lang w:eastAsia="zh-CN"/>
               </w:rPr>
-              <w:t>责任</w:t>
             </w:r>
             <w:proofErr w:type="gramStart"/>
             <w:r>
@@ -4534,7 +4324,6 @@
                 <w:rFonts w:hint="eastAsia"/>
                 <w:lang w:eastAsia="zh-CN"/>
               </w:rPr>
-              <w:t>链设计</w:t>
             </w:r>
             <w:proofErr w:type="gramEnd"/>
             <w:r>
@@ -4542,7 +4331,6 @@
                 <w:rFonts w:hint="eastAsia"/>
                 <w:lang w:eastAsia="zh-CN"/>
               </w:rPr>
-              <w:t>模式。该架构定义了召回执行器、</w:t>
             </w:r>
             <w:proofErr w:type="gramStart"/>
             <w:r>
@@ -4550,7 +4338,6 @@
                 <w:rFonts w:hint="eastAsia"/>
                 <w:lang w:eastAsia="zh-CN"/>
               </w:rPr>
-              <w:t>精排执行器</w:t>
             </w:r>
             <w:proofErr w:type="gramEnd"/>
             <w:r>
@@ -4558,14 +4345,12 @@
                 <w:rFonts w:hint="eastAsia"/>
                 <w:lang w:eastAsia="zh-CN"/>
               </w:rPr>
-              <w:t>和封装处理器，通过自定义上下文（</w:t>
             </w:r>
             <w:proofErr w:type="spellStart"/>
             <w:r>
               <w:rPr>
                 <w:lang w:eastAsia="zh-CN"/>
               </w:rPr>
-              <w:t>SearchContext</w:t>
             </w:r>
             <w:proofErr w:type="spellEnd"/>
             <w:r>
@@ -4573,7 +4358,6 @@
                 <w:rFonts w:hint="eastAsia"/>
                 <w:lang w:eastAsia="zh-CN"/>
               </w:rPr>
-              <w:t>）传递参数，实现了各推荐阶段的解耦，极大增强了系统的可</w:t>
             </w:r>
             <w:proofErr w:type="gramStart"/>
             <w:r>
@@ -4581,7 +4365,6 @@
                 <w:rFonts w:hint="eastAsia"/>
                 <w:lang w:eastAsia="zh-CN"/>
               </w:rPr>
-              <w:t>拔插性与</w:t>
             </w:r>
             <w:proofErr w:type="gramEnd"/>
             <w:r>
@@ -4589,7 +4372,6 @@
                 <w:rFonts w:hint="eastAsia"/>
                 <w:lang w:eastAsia="zh-CN"/>
               </w:rPr>
-              <w:t>扩展性。</w:t>
             </w:r>
           </w:p>
           <w:p>
@@ -4607,33 +4389,29 @@
                 <w:rFonts w:hint="eastAsia"/>
                 <w:lang w:eastAsia="zh-CN"/>
               </w:rPr>
-              <w:t>流式处理与离线训练协同（</w:t>
-            </w:r>
-            <w:r>
-              <w:rPr>
-                <w:lang w:eastAsia="zh-CN"/>
-              </w:rPr>
-              <w:t xml:space="preserve">Spark </w:t>
-            </w:r>
-            <w:r>
-              <w:rPr>
-                <w:rFonts w:hint="eastAsia"/>
-                <w:lang w:eastAsia="zh-CN"/>
-              </w:rPr>
-              <w:t>生态）：高性能推荐系统通常采用“离线训练</w:t>
-            </w:r>
-            <w:r>
-              <w:rPr>
-                <w:lang w:eastAsia="zh-CN"/>
-              </w:rPr>
-              <w:t>+</w:t>
-            </w:r>
-            <w:r>
-              <w:rPr>
-                <w:rFonts w:hint="eastAsia"/>
-                <w:lang w:eastAsia="zh-CN"/>
-              </w:rPr>
-              <w:t>在线预测”的架构。</w:t>
+              <w:t>从商业价值视角看，江积海等分析了推荐算法对内容平台价值创造的驱动机理，区分了“相关型”与“因果型”两种推荐策略，揭示了推荐系统对平台商业价值与用户黏性的深层影响[8]。</w:t>
+            </w:r>
+            <w:r>
+              <w:rPr>
+                <w:lang w:eastAsia="zh-CN"/>
+              </w:rPr>
+            </w:r>
+            <w:r>
+              <w:rPr>
+                <w:rFonts w:hint="eastAsia"/>
+                <w:lang w:eastAsia="zh-CN"/>
+              </w:rPr>
+            </w:r>
+            <w:r>
+              <w:rPr>
+                <w:lang w:eastAsia="zh-CN"/>
+              </w:rPr>
+            </w:r>
+            <w:r>
+              <w:rPr>
+                <w:rFonts w:hint="eastAsia"/>
+                <w:lang w:eastAsia="zh-CN"/>
+              </w:rPr>
             </w:r>
             <w:proofErr w:type="gramStart"/>
             <w:r>
@@ -4641,7 +4419,6 @@
                 <w:rFonts w:hint="eastAsia"/>
                 <w:lang w:eastAsia="zh-CN"/>
               </w:rPr>
-              <w:t>孟瑞军</w:t>
             </w:r>
             <w:proofErr w:type="gramEnd"/>
             <w:r>
@@ -4649,122 +4426,105 @@
                 <w:rFonts w:hint="eastAsia"/>
                 <w:lang w:eastAsia="zh-CN"/>
               </w:rPr>
-              <w:t>等利用</w:t>
-            </w:r>
-            <w:r>
-              <w:rPr>
-                <w:lang w:eastAsia="zh-CN"/>
-              </w:rPr>
-              <w:t>Spark SQL</w:t>
-            </w:r>
-            <w:r>
-              <w:rPr>
-                <w:rFonts w:hint="eastAsia"/>
-                <w:lang w:eastAsia="zh-CN"/>
-              </w:rPr>
-              <w:t>处理</w:t>
-            </w:r>
-            <w:r>
-              <w:rPr>
-                <w:lang w:eastAsia="zh-CN"/>
-              </w:rPr>
-              <w:t>PB</w:t>
-            </w:r>
-            <w:r>
-              <w:rPr>
-                <w:rFonts w:hint="eastAsia"/>
-                <w:lang w:eastAsia="zh-CN"/>
-              </w:rPr>
-              <w:t>级日志数据，并通过</w:t>
-            </w:r>
-            <w:r>
-              <w:rPr>
-                <w:lang w:eastAsia="zh-CN"/>
-              </w:rPr>
-              <w:t>Spark Streaming</w:t>
-            </w:r>
-            <w:r>
-              <w:rPr>
-                <w:rFonts w:hint="eastAsia"/>
-                <w:lang w:eastAsia="zh-CN"/>
-              </w:rPr>
-              <w:t>对接</w:t>
-            </w:r>
-            <w:r>
-              <w:rPr>
-                <w:lang w:eastAsia="zh-CN"/>
-              </w:rPr>
-              <w:t>Kafka</w:t>
-            </w:r>
-            <w:r>
-              <w:rPr>
-                <w:rFonts w:hint="eastAsia"/>
-                <w:lang w:eastAsia="zh-CN"/>
-              </w:rPr>
-              <w:t>消息队列，实现毫秒级的实时点击流处理，确保推荐结果能即时响应用户的即时点击行为。</w:t>
-            </w:r>
-            <w:r>
-              <w:rPr>
-                <w:vertAlign w:val="superscript"/>
-                <w:lang w:eastAsia="zh-CN"/>
-              </w:rPr>
-              <w:fldChar w:fldCharType="begin"/>
-            </w:r>
-            <w:r>
-              <w:rPr>
-                <w:vertAlign w:val="superscript"/>
-                <w:lang w:eastAsia="zh-CN"/>
-              </w:rPr>
-              <w:instrText xml:space="preserve"> </w:instrText>
-            </w:r>
-            <w:r>
-              <w:rPr>
-                <w:rFonts w:hint="eastAsia"/>
-                <w:vertAlign w:val="superscript"/>
-                <w:lang w:eastAsia="zh-CN"/>
-              </w:rPr>
-              <w:instrText>REF _Ref226283534 \r \h</w:instrText>
-            </w:r>
-            <w:r>
-              <w:rPr>
-                <w:vertAlign w:val="superscript"/>
-                <w:lang w:eastAsia="zh-CN"/>
-              </w:rPr>
-              <w:instrText xml:space="preserve"> </w:instrText>
-            </w:r>
-            <w:r>
-              <w:rPr>
-                <w:vertAlign w:val="superscript"/>
-                <w:lang w:eastAsia="zh-CN"/>
-              </w:rPr>
-              <w:instrText xml:space="preserve"> \* MERGEFORMAT </w:instrText>
-            </w:r>
-            <w:r>
-              <w:rPr>
-                <w:vertAlign w:val="superscript"/>
-                <w:lang w:eastAsia="zh-CN"/>
-              </w:rPr>
-            </w:r>
-            <w:r>
-              <w:rPr>
-                <w:vertAlign w:val="superscript"/>
-                <w:lang w:eastAsia="zh-CN"/>
-              </w:rPr>
-              <w:fldChar w:fldCharType="separate"/>
-            </w:r>
-            <w:r>
-              <w:rPr>
-                <w:vertAlign w:val="superscript"/>
-                <w:lang w:eastAsia="zh-CN"/>
-              </w:rPr>
-              <w:t>[7]</w:t>
-            </w:r>
-            <w:r>
-              <w:rPr>
-                <w:vertAlign w:val="superscript"/>
-                <w:lang w:eastAsia="zh-CN"/>
-              </w:rPr>
-              <w:fldChar w:fldCharType="end"/>
+            </w:r>
+            <w:r>
+              <w:rPr>
+                <w:lang w:eastAsia="zh-CN"/>
+              </w:rPr>
+            </w:r>
+            <w:r>
+              <w:rPr>
+                <w:rFonts w:hint="eastAsia"/>
+                <w:lang w:eastAsia="zh-CN"/>
+              </w:rPr>
+            </w:r>
+            <w:r>
+              <w:rPr>
+                <w:lang w:eastAsia="zh-CN"/>
+              </w:rPr>
+            </w:r>
+            <w:r>
+              <w:rPr>
+                <w:rFonts w:hint="eastAsia"/>
+                <w:lang w:eastAsia="zh-CN"/>
+              </w:rPr>
+            </w:r>
+            <w:r>
+              <w:rPr>
+                <w:lang w:eastAsia="zh-CN"/>
+              </w:rPr>
+            </w:r>
+            <w:r>
+              <w:rPr>
+                <w:rFonts w:hint="eastAsia"/>
+                <w:lang w:eastAsia="zh-CN"/>
+              </w:rPr>
+            </w:r>
+            <w:r>
+              <w:rPr>
+                <w:lang w:eastAsia="zh-CN"/>
+              </w:rPr>
+            </w:r>
+            <w:r>
+              <w:rPr>
+                <w:rFonts w:hint="eastAsia"/>
+                <w:lang w:eastAsia="zh-CN"/>
+              </w:rPr>
+            </w:r>
+            <w:r>
+              <w:rPr>
+                <w:vertAlign w:val="superscript"/>
+                <w:lang w:eastAsia="zh-CN"/>
+              </w:rPr>
+            </w:r>
+            <w:r>
+              <w:rPr>
+                <w:vertAlign w:val="superscript"/>
+                <w:lang w:eastAsia="zh-CN"/>
+              </w:rPr>
+            </w:r>
+            <w:r>
+              <w:rPr>
+                <w:rFonts w:hint="eastAsia"/>
+                <w:vertAlign w:val="superscript"/>
+                <w:lang w:eastAsia="zh-CN"/>
+              </w:rPr>
+            </w:r>
+            <w:r>
+              <w:rPr>
+                <w:vertAlign w:val="superscript"/>
+                <w:lang w:eastAsia="zh-CN"/>
+              </w:rPr>
+            </w:r>
+            <w:r>
+              <w:rPr>
+                <w:vertAlign w:val="superscript"/>
+                <w:lang w:eastAsia="zh-CN"/>
+              </w:rPr>
+            </w:r>
+            <w:r>
+              <w:rPr>
+                <w:vertAlign w:val="superscript"/>
+                <w:lang w:eastAsia="zh-CN"/>
+              </w:rPr>
+            </w:r>
+            <w:r>
+              <w:rPr>
+                <w:vertAlign w:val="superscript"/>
+                <w:lang w:eastAsia="zh-CN"/>
+              </w:rPr>
+            </w:r>
+            <w:r>
+              <w:rPr>
+                <w:vertAlign w:val="superscript"/>
+                <w:lang w:eastAsia="zh-CN"/>
+              </w:rPr>
+            </w:r>
+            <w:r>
+              <w:rPr>
+                <w:vertAlign w:val="superscript"/>
+                <w:lang w:eastAsia="zh-CN"/>
+              </w:rPr>
             </w:r>
           </w:p>
           <w:p>
@@ -4782,135 +4542,117 @@
                 <w:rFonts w:hint="eastAsia"/>
                 <w:lang w:eastAsia="zh-CN"/>
               </w:rPr>
-              <w:t>模型压缩与轻量化部署（三角蒸馏）：针对大规模模型推理延迟问题，孙兰昌提出了三角蒸馏方法。通过将</w:t>
-            </w:r>
-            <w:r>
-              <w:rPr>
-                <w:lang w:eastAsia="zh-CN"/>
-              </w:rPr>
-              <w:t>Teacher</w:t>
-            </w:r>
-            <w:r>
-              <w:rPr>
-                <w:rFonts w:hint="eastAsia"/>
-                <w:lang w:eastAsia="zh-CN"/>
-              </w:rPr>
-              <w:t>模型的知识迁移到浅层</w:t>
-            </w:r>
-            <w:r>
-              <w:rPr>
-                <w:lang w:eastAsia="zh-CN"/>
-              </w:rPr>
-              <w:t>Student</w:t>
-            </w:r>
-            <w:r>
-              <w:rPr>
-                <w:rFonts w:hint="eastAsia"/>
-                <w:lang w:eastAsia="zh-CN"/>
-              </w:rPr>
-              <w:t>模型，在保证</w:t>
-            </w:r>
-            <w:r>
-              <w:rPr>
-                <w:lang w:eastAsia="zh-CN"/>
-              </w:rPr>
-              <w:t>AUC</w:t>
-            </w:r>
-            <w:r>
-              <w:rPr>
-                <w:rFonts w:hint="eastAsia"/>
-                <w:lang w:eastAsia="zh-CN"/>
-              </w:rPr>
-              <w:t>精度的前提下减少了</w:t>
-            </w:r>
-            <w:r>
-              <w:rPr>
-                <w:lang w:eastAsia="zh-CN"/>
-              </w:rPr>
-              <w:t>90%</w:t>
-            </w:r>
-            <w:r>
-              <w:rPr>
-                <w:rFonts w:hint="eastAsia"/>
-                <w:lang w:eastAsia="zh-CN"/>
-              </w:rPr>
-              <w:t>的参数量，提升推理速度达</w:t>
-            </w:r>
-            <w:r>
-              <w:rPr>
-                <w:lang w:eastAsia="zh-CN"/>
-              </w:rPr>
-              <w:t>89%</w:t>
-            </w:r>
-            <w:r>
-              <w:rPr>
-                <w:rFonts w:hint="eastAsia"/>
-                <w:lang w:eastAsia="zh-CN"/>
-              </w:rPr>
-              <w:t>，满足了移动端实时性的要求。</w:t>
-            </w:r>
-            <w:r>
-              <w:rPr>
-                <w:vertAlign w:val="superscript"/>
-                <w:lang w:eastAsia="zh-CN"/>
-              </w:rPr>
-              <w:fldChar w:fldCharType="begin"/>
-            </w:r>
-            <w:r>
-              <w:rPr>
-                <w:vertAlign w:val="superscript"/>
-                <w:lang w:eastAsia="zh-CN"/>
-              </w:rPr>
-              <w:instrText xml:space="preserve"> </w:instrText>
-            </w:r>
-            <w:r>
-              <w:rPr>
-                <w:rFonts w:hint="eastAsia"/>
-                <w:vertAlign w:val="superscript"/>
-                <w:lang w:eastAsia="zh-CN"/>
-              </w:rPr>
-              <w:instrText>REF _Ref226283489 \r \h</w:instrText>
-            </w:r>
-            <w:r>
-              <w:rPr>
-                <w:vertAlign w:val="superscript"/>
-                <w:lang w:eastAsia="zh-CN"/>
-              </w:rPr>
-              <w:instrText xml:space="preserve"> </w:instrText>
-            </w:r>
-            <w:r>
-              <w:rPr>
-                <w:vertAlign w:val="superscript"/>
-                <w:lang w:eastAsia="zh-CN"/>
-              </w:rPr>
-              <w:instrText xml:space="preserve"> \* MERGEFORMAT </w:instrText>
-            </w:r>
-            <w:r>
-              <w:rPr>
-                <w:vertAlign w:val="superscript"/>
-                <w:lang w:eastAsia="zh-CN"/>
-              </w:rPr>
-            </w:r>
-            <w:r>
-              <w:rPr>
-                <w:vertAlign w:val="superscript"/>
-                <w:lang w:eastAsia="zh-CN"/>
-              </w:rPr>
-              <w:fldChar w:fldCharType="separate"/>
-            </w:r>
-            <w:r>
-              <w:rPr>
-                <w:vertAlign w:val="superscript"/>
-                <w:lang w:eastAsia="zh-CN"/>
-              </w:rPr>
-              <w:t>[10]</w:t>
-            </w:r>
-            <w:r>
-              <w:rPr>
-                <w:vertAlign w:val="superscript"/>
-                <w:lang w:eastAsia="zh-CN"/>
-              </w:rPr>
-              <w:fldChar w:fldCharType="end"/>
+              <w:t>在系统架构上，业界普遍采用召回与排序解耦的多阶段流水线：召回阶段通过协同过滤、向量检索等方法快速生成候选集，排序阶段则采用DCN V2等深度模型对候选广告进行精排打分[2]，并借助缓存与流式计算实现毫秒级的实时响应，确保推荐结果能够即时反映用户的最新行为。</w:t>
+            </w:r>
+            <w:r>
+              <w:rPr>
+                <w:lang w:eastAsia="zh-CN"/>
+              </w:rPr>
+            </w:r>
+            <w:r>
+              <w:rPr>
+                <w:rFonts w:hint="eastAsia"/>
+                <w:lang w:eastAsia="zh-CN"/>
+              </w:rPr>
+            </w:r>
+            <w:r>
+              <w:rPr>
+                <w:lang w:eastAsia="zh-CN"/>
+              </w:rPr>
+            </w:r>
+            <w:r>
+              <w:rPr>
+                <w:rFonts w:hint="eastAsia"/>
+                <w:lang w:eastAsia="zh-CN"/>
+              </w:rPr>
+            </w:r>
+            <w:r>
+              <w:rPr>
+                <w:lang w:eastAsia="zh-CN"/>
+              </w:rPr>
+            </w:r>
+            <w:r>
+              <w:rPr>
+                <w:rFonts w:hint="eastAsia"/>
+                <w:lang w:eastAsia="zh-CN"/>
+              </w:rPr>
+            </w:r>
+            <w:r>
+              <w:rPr>
+                <w:lang w:eastAsia="zh-CN"/>
+              </w:rPr>
+            </w:r>
+            <w:r>
+              <w:rPr>
+                <w:rFonts w:hint="eastAsia"/>
+                <w:lang w:eastAsia="zh-CN"/>
+              </w:rPr>
+            </w:r>
+            <w:r>
+              <w:rPr>
+                <w:lang w:eastAsia="zh-CN"/>
+              </w:rPr>
+            </w:r>
+            <w:r>
+              <w:rPr>
+                <w:rFonts w:hint="eastAsia"/>
+                <w:lang w:eastAsia="zh-CN"/>
+              </w:rPr>
+            </w:r>
+            <w:r>
+              <w:rPr>
+                <w:vertAlign w:val="superscript"/>
+                <w:lang w:eastAsia="zh-CN"/>
+              </w:rPr>
+            </w:r>
+            <w:r>
+              <w:rPr>
+                <w:vertAlign w:val="superscript"/>
+                <w:lang w:eastAsia="zh-CN"/>
+              </w:rPr>
+            </w:r>
+            <w:r>
+              <w:rPr>
+                <w:rFonts w:hint="eastAsia"/>
+                <w:vertAlign w:val="superscript"/>
+                <w:lang w:eastAsia="zh-CN"/>
+              </w:rPr>
+            </w:r>
+            <w:r>
+              <w:rPr>
+                <w:vertAlign w:val="superscript"/>
+                <w:lang w:eastAsia="zh-CN"/>
+              </w:rPr>
+            </w:r>
+            <w:r>
+              <w:rPr>
+                <w:vertAlign w:val="superscript"/>
+                <w:lang w:eastAsia="zh-CN"/>
+              </w:rPr>
+            </w:r>
+            <w:r>
+              <w:rPr>
+                <w:vertAlign w:val="superscript"/>
+                <w:lang w:eastAsia="zh-CN"/>
+              </w:rPr>
+            </w:r>
+            <w:r>
+              <w:rPr>
+                <w:vertAlign w:val="superscript"/>
+                <w:lang w:eastAsia="zh-CN"/>
+              </w:rPr>
+            </w:r>
+            <w:r>
+              <w:rPr>
+                <w:vertAlign w:val="superscript"/>
+                <w:lang w:eastAsia="zh-CN"/>
+              </w:rPr>
+            </w:r>
+            <w:r>
+              <w:rPr>
+                <w:vertAlign w:val="superscript"/>
+                <w:lang w:eastAsia="zh-CN"/>
+              </w:rPr>
             </w:r>
           </w:p>
           <w:p>
@@ -4928,7 +4670,7 @@
                 <w:rFonts w:hint="eastAsia"/>
                 <w:lang w:eastAsia="zh-CN"/>
               </w:rPr>
-              <w:t>全</w:t>
+              <w:t>此外，结合用户活跃度与兴趣偏好的动态广告频控机制，能够在保障用户体验的前提下提升广告转化效率，是推荐系统工程落地中兼顾商业收益与用户留存的重要环节，也是本研究的核心切入点。</w:t>
             </w:r>
             <w:proofErr w:type="gramStart"/>
             <w:r>
@@ -4936,7 +4678,6 @@
                 <w:rFonts w:hint="eastAsia"/>
                 <w:lang w:eastAsia="zh-CN"/>
               </w:rPr>
-              <w:t>栈</w:t>
             </w:r>
             <w:proofErr w:type="gramEnd"/>
             <w:r>
@@ -4944,14 +4685,12 @@
                 <w:rFonts w:hint="eastAsia"/>
                 <w:lang w:eastAsia="zh-CN"/>
               </w:rPr>
-              <w:t>技术实现（</w:t>
             </w:r>
             <w:proofErr w:type="spellStart"/>
             <w:r>
               <w:rPr>
                 <w:lang w:eastAsia="zh-CN"/>
               </w:rPr>
-              <w:t>SSM+Vue</w:t>
             </w:r>
             <w:proofErr w:type="spellEnd"/>
             <w:r>
@@ -4959,7 +4698,6 @@
                 <w:rFonts w:hint="eastAsia"/>
                 <w:lang w:eastAsia="zh-CN"/>
               </w:rPr>
-              <w:t>）：陈海</w:t>
             </w:r>
             <w:proofErr w:type="gramStart"/>
             <w:r>
@@ -4967,7 +4705,6 @@
                 <w:rFonts w:hint="eastAsia"/>
                 <w:lang w:eastAsia="zh-CN"/>
               </w:rPr>
-              <w:t>琳展示</w:t>
             </w:r>
             <w:proofErr w:type="gramEnd"/>
             <w:r>
@@ -4975,40 +4712,34 @@
                 <w:rFonts w:hint="eastAsia"/>
                 <w:lang w:eastAsia="zh-CN"/>
               </w:rPr>
-              <w:t>了基于</w:t>
-            </w:r>
-            <w:r>
-              <w:rPr>
-                <w:lang w:eastAsia="zh-CN"/>
-              </w:rPr>
-              <w:t>Vue</w:t>
-            </w:r>
-            <w:r>
-              <w:rPr>
-                <w:rFonts w:hint="eastAsia"/>
-                <w:lang w:eastAsia="zh-CN"/>
-              </w:rPr>
-              <w:t>前端、</w:t>
-            </w:r>
-            <w:r>
-              <w:rPr>
-                <w:lang w:eastAsia="zh-CN"/>
-              </w:rPr>
-              <w:t>SSM</w:t>
-            </w:r>
-            <w:r>
-              <w:rPr>
-                <w:rFonts w:hint="eastAsia"/>
-                <w:lang w:eastAsia="zh-CN"/>
-              </w:rPr>
-              <w:t>（</w:t>
+            </w:r>
+            <w:r>
+              <w:rPr>
+                <w:lang w:eastAsia="zh-CN"/>
+              </w:rPr>
+            </w:r>
+            <w:r>
+              <w:rPr>
+                <w:rFonts w:hint="eastAsia"/>
+                <w:lang w:eastAsia="zh-CN"/>
+              </w:rPr>
+            </w:r>
+            <w:r>
+              <w:rPr>
+                <w:lang w:eastAsia="zh-CN"/>
+              </w:rPr>
+            </w:r>
+            <w:r>
+              <w:rPr>
+                <w:rFonts w:hint="eastAsia"/>
+                <w:lang w:eastAsia="zh-CN"/>
+              </w:rPr>
             </w:r>
             <w:proofErr w:type="spellStart"/>
             <w:r>
               <w:rPr>
                 <w:lang w:eastAsia="zh-CN"/>
               </w:rPr>
-              <w:t>Spring+SpringMVC+MyBatis</w:t>
             </w:r>
             <w:proofErr w:type="spellEnd"/>
             <w:r>
@@ -5016,14 +4747,12 @@
                 <w:rFonts w:hint="eastAsia"/>
                 <w:lang w:eastAsia="zh-CN"/>
               </w:rPr>
-              <w:t>）后端及</w:t>
             </w:r>
             <w:proofErr w:type="spellStart"/>
             <w:r>
               <w:rPr>
                 <w:lang w:eastAsia="zh-CN"/>
               </w:rPr>
-              <w:t>MySQL+Redis</w:t>
             </w:r>
             <w:proofErr w:type="spellEnd"/>
             <w:r>
@@ -5031,14 +4760,12 @@
                 <w:rFonts w:hint="eastAsia"/>
                 <w:lang w:eastAsia="zh-CN"/>
               </w:rPr>
-              <w:t>缓存架构的完整广告系统实现。该系统利用</w:t>
             </w:r>
             <w:proofErr w:type="spellStart"/>
             <w:r>
               <w:rPr>
                 <w:lang w:eastAsia="zh-CN"/>
               </w:rPr>
-              <w:t>TextRank</w:t>
             </w:r>
             <w:proofErr w:type="spellEnd"/>
             <w:r>
@@ -5046,70 +4773,61 @@
                 <w:rFonts w:hint="eastAsia"/>
                 <w:lang w:eastAsia="zh-CN"/>
               </w:rPr>
-              <w:t>算法提取关键词，结合协同过滤与内容过滤构建混合模型，解决了目标受众定位不准的问题。</w:t>
-            </w:r>
-            <w:r>
-              <w:rPr>
-                <w:vertAlign w:val="superscript"/>
-                <w:lang w:eastAsia="zh-CN"/>
-              </w:rPr>
-              <w:fldChar w:fldCharType="begin"/>
-            </w:r>
-            <w:r>
-              <w:rPr>
-                <w:vertAlign w:val="superscript"/>
-                <w:lang w:eastAsia="zh-CN"/>
-              </w:rPr>
-              <w:instrText xml:space="preserve"> </w:instrText>
-            </w:r>
-            <w:r>
-              <w:rPr>
-                <w:rFonts w:hint="eastAsia"/>
-                <w:vertAlign w:val="superscript"/>
-                <w:lang w:eastAsia="zh-CN"/>
-              </w:rPr>
-              <w:instrText>REF _Ref226283521 \r \h</w:instrText>
-            </w:r>
-            <w:r>
-              <w:rPr>
-                <w:vertAlign w:val="superscript"/>
-                <w:lang w:eastAsia="zh-CN"/>
-              </w:rPr>
-              <w:instrText xml:space="preserve"> </w:instrText>
-            </w:r>
-            <w:r>
-              <w:rPr>
-                <w:vertAlign w:val="superscript"/>
-                <w:lang w:eastAsia="zh-CN"/>
-              </w:rPr>
-              <w:instrText xml:space="preserve"> \* MERGEFORMAT </w:instrText>
-            </w:r>
-            <w:r>
-              <w:rPr>
-                <w:vertAlign w:val="superscript"/>
-                <w:lang w:eastAsia="zh-CN"/>
-              </w:rPr>
-            </w:r>
-            <w:r>
-              <w:rPr>
-                <w:vertAlign w:val="superscript"/>
-                <w:lang w:eastAsia="zh-CN"/>
-              </w:rPr>
-              <w:fldChar w:fldCharType="separate"/>
-            </w:r>
-            <w:r>
-              <w:rPr>
-                <w:vertAlign w:val="superscript"/>
-                <w:lang w:eastAsia="zh-CN"/>
-              </w:rPr>
-              <w:t>[13]</w:t>
-            </w:r>
-            <w:r>
-              <w:rPr>
-                <w:vertAlign w:val="superscript"/>
-                <w:lang w:eastAsia="zh-CN"/>
-              </w:rPr>
-              <w:fldChar w:fldCharType="end"/>
+            </w:r>
+            <w:r>
+              <w:rPr>
+                <w:vertAlign w:val="superscript"/>
+                <w:lang w:eastAsia="zh-CN"/>
+              </w:rPr>
+            </w:r>
+            <w:r>
+              <w:rPr>
+                <w:vertAlign w:val="superscript"/>
+                <w:lang w:eastAsia="zh-CN"/>
+              </w:rPr>
+            </w:r>
+            <w:r>
+              <w:rPr>
+                <w:rFonts w:hint="eastAsia"/>
+                <w:vertAlign w:val="superscript"/>
+                <w:lang w:eastAsia="zh-CN"/>
+              </w:rPr>
+            </w:r>
+            <w:r>
+              <w:rPr>
+                <w:vertAlign w:val="superscript"/>
+                <w:lang w:eastAsia="zh-CN"/>
+              </w:rPr>
+            </w:r>
+            <w:r>
+              <w:rPr>
+                <w:vertAlign w:val="superscript"/>
+                <w:lang w:eastAsia="zh-CN"/>
+              </w:rPr>
+            </w:r>
+            <w:r>
+              <w:rPr>
+                <w:vertAlign w:val="superscript"/>
+                <w:lang w:eastAsia="zh-CN"/>
+              </w:rPr>
+            </w:r>
+            <w:r>
+              <w:rPr>
+                <w:vertAlign w:val="superscript"/>
+                <w:lang w:eastAsia="zh-CN"/>
+              </w:rPr>
+            </w:r>
+            <w:r>
+              <w:rPr>
+                <w:vertAlign w:val="superscript"/>
+                <w:lang w:eastAsia="zh-CN"/>
+              </w:rPr>
+            </w:r>
+            <w:r>
+              <w:rPr>
+                <w:vertAlign w:val="superscript"/>
+                <w:lang w:eastAsia="zh-CN"/>
+              </w:rPr>
             </w:r>
           </w:p>
           <w:p>
@@ -5158,132 +4876,115 @@
                 <w:rFonts w:hint="eastAsia"/>
                 <w:lang w:eastAsia="zh-CN"/>
               </w:rPr>
-              <w:lastRenderedPageBreak/>
-              <w:t>流行度偏差（</w:t>
-            </w:r>
-            <w:r>
-              <w:rPr>
-                <w:lang w:eastAsia="zh-CN"/>
-              </w:rPr>
-              <w:t>Popularity Bias</w:t>
-            </w:r>
-            <w:r>
-              <w:rPr>
-                <w:rFonts w:hint="eastAsia"/>
-                <w:lang w:eastAsia="zh-CN"/>
-              </w:rPr>
-              <w:t>）：现有的协同过滤模型易陷入“热门物品推荐过多、冷门不足”的困境，导致推荐同质化</w:t>
-            </w:r>
-            <w:r>
-              <w:rPr>
-                <w:vertAlign w:val="superscript"/>
-                <w:lang w:eastAsia="zh-CN"/>
-              </w:rPr>
-              <w:fldChar w:fldCharType="begin"/>
-            </w:r>
-            <w:r>
-              <w:rPr>
-                <w:vertAlign w:val="superscript"/>
-                <w:lang w:eastAsia="zh-CN"/>
-              </w:rPr>
-              <w:instrText xml:space="preserve"> </w:instrText>
-            </w:r>
-            <w:r>
-              <w:rPr>
-                <w:rFonts w:hint="eastAsia"/>
-                <w:vertAlign w:val="superscript"/>
-                <w:lang w:eastAsia="zh-CN"/>
-              </w:rPr>
-              <w:instrText>REF _Ref226283602 \r \h</w:instrText>
-            </w:r>
-            <w:r>
-              <w:rPr>
-                <w:vertAlign w:val="superscript"/>
-                <w:lang w:eastAsia="zh-CN"/>
-              </w:rPr>
-              <w:instrText xml:space="preserve"> </w:instrText>
-            </w:r>
-            <w:r>
-              <w:rPr>
-                <w:vertAlign w:val="superscript"/>
-                <w:lang w:eastAsia="zh-CN"/>
-              </w:rPr>
-              <w:instrText xml:space="preserve"> \* MERGEFORMAT </w:instrText>
-            </w:r>
-            <w:r>
-              <w:rPr>
-                <w:vertAlign w:val="superscript"/>
-                <w:lang w:eastAsia="zh-CN"/>
-              </w:rPr>
-            </w:r>
-            <w:r>
-              <w:rPr>
-                <w:vertAlign w:val="superscript"/>
-                <w:lang w:eastAsia="zh-CN"/>
-              </w:rPr>
-              <w:fldChar w:fldCharType="separate"/>
-            </w:r>
-            <w:r>
-              <w:rPr>
-                <w:vertAlign w:val="superscript"/>
-                <w:lang w:eastAsia="zh-CN"/>
-              </w:rPr>
-              <w:t>[6]</w:t>
-            </w:r>
-            <w:r>
-              <w:rPr>
-                <w:vertAlign w:val="superscript"/>
-                <w:lang w:eastAsia="zh-CN"/>
-              </w:rPr>
-              <w:fldChar w:fldCharType="end"/>
-            </w:r>
-            <w:r>
-              <w:rPr>
-                <w:vertAlign w:val="superscript"/>
-                <w:lang w:eastAsia="zh-CN"/>
-              </w:rPr>
-              <w:fldChar w:fldCharType="begin"/>
-            </w:r>
-            <w:r>
-              <w:rPr>
-                <w:vertAlign w:val="superscript"/>
-                <w:lang w:eastAsia="zh-CN"/>
-              </w:rPr>
-              <w:instrText xml:space="preserve"> REF _Ref226283605 \r \h </w:instrText>
-            </w:r>
-            <w:r>
-              <w:rPr>
-                <w:vertAlign w:val="superscript"/>
-                <w:lang w:eastAsia="zh-CN"/>
-              </w:rPr>
-              <w:instrText xml:space="preserve"> \* MERGEFORMAT </w:instrText>
-            </w:r>
-            <w:r>
-              <w:rPr>
-                <w:vertAlign w:val="superscript"/>
-                <w:lang w:eastAsia="zh-CN"/>
-              </w:rPr>
-            </w:r>
-            <w:r>
-              <w:rPr>
-                <w:vertAlign w:val="superscript"/>
-                <w:lang w:eastAsia="zh-CN"/>
-              </w:rPr>
-              <w:fldChar w:fldCharType="separate"/>
-            </w:r>
-            <w:r>
-              <w:rPr>
-                <w:vertAlign w:val="superscript"/>
-                <w:lang w:eastAsia="zh-CN"/>
-              </w:rPr>
-              <w:t>[14]</w:t>
-            </w:r>
-            <w:r>
-              <w:rPr>
-                <w:vertAlign w:val="superscript"/>
-                <w:lang w:eastAsia="zh-CN"/>
-              </w:rPr>
-              <w:fldChar w:fldCharType="end"/>
+              <w:t>流行度偏差与推荐同质化：现有的协同过滤模型易陷入“热门物品推荐过多、冷门物品曝光不足”的困境，导致推荐结果同质化，长期来看会削弱用户的新鲜感与平台黏性。如何结合用户行为分析[14]与社区互动数据[7]缓解流行度偏差、提升推荐多样性，是值得深入研究的方向。</w:t>
+            </w:r>
+            <w:r>
+              <w:rPr>
+                <w:lang w:eastAsia="zh-CN"/>
+              </w:rPr>
+            </w:r>
+            <w:r>
+              <w:rPr>
+                <w:rFonts w:hint="eastAsia"/>
+                <w:lang w:eastAsia="zh-CN"/>
+              </w:rPr>
+            </w:r>
+            <w:r>
+              <w:rPr>
+                <w:vertAlign w:val="superscript"/>
+                <w:lang w:eastAsia="zh-CN"/>
+              </w:rPr>
+            </w:r>
+            <w:r>
+              <w:rPr>
+                <w:vertAlign w:val="superscript"/>
+                <w:lang w:eastAsia="zh-CN"/>
+              </w:rPr>
+            </w:r>
+            <w:r>
+              <w:rPr>
+                <w:rFonts w:hint="eastAsia"/>
+                <w:vertAlign w:val="superscript"/>
+                <w:lang w:eastAsia="zh-CN"/>
+              </w:rPr>
+            </w:r>
+            <w:r>
+              <w:rPr>
+                <w:vertAlign w:val="superscript"/>
+                <w:lang w:eastAsia="zh-CN"/>
+              </w:rPr>
+            </w:r>
+            <w:r>
+              <w:rPr>
+                <w:vertAlign w:val="superscript"/>
+                <w:lang w:eastAsia="zh-CN"/>
+              </w:rPr>
+            </w:r>
+            <w:r>
+              <w:rPr>
+                <w:vertAlign w:val="superscript"/>
+                <w:lang w:eastAsia="zh-CN"/>
+              </w:rPr>
+            </w:r>
+            <w:r>
+              <w:rPr>
+                <w:vertAlign w:val="superscript"/>
+                <w:lang w:eastAsia="zh-CN"/>
+              </w:rPr>
+            </w:r>
+            <w:r>
+              <w:rPr>
+                <w:vertAlign w:val="superscript"/>
+                <w:lang w:eastAsia="zh-CN"/>
+              </w:rPr>
+            </w:r>
+            <w:r>
+              <w:rPr>
+                <w:vertAlign w:val="superscript"/>
+                <w:lang w:eastAsia="zh-CN"/>
+              </w:rPr>
+            </w:r>
+            <w:r>
+              <w:rPr>
+                <w:vertAlign w:val="superscript"/>
+                <w:lang w:eastAsia="zh-CN"/>
+              </w:rPr>
+            </w:r>
+            <w:r>
+              <w:rPr>
+                <w:vertAlign w:val="superscript"/>
+                <w:lang w:eastAsia="zh-CN"/>
+              </w:rPr>
+            </w:r>
+            <w:r>
+              <w:rPr>
+                <w:vertAlign w:val="superscript"/>
+                <w:lang w:eastAsia="zh-CN"/>
+              </w:rPr>
+            </w:r>
+            <w:r>
+              <w:rPr>
+                <w:vertAlign w:val="superscript"/>
+                <w:lang w:eastAsia="zh-CN"/>
+              </w:rPr>
+            </w:r>
+            <w:r>
+              <w:rPr>
+                <w:vertAlign w:val="superscript"/>
+                <w:lang w:eastAsia="zh-CN"/>
+              </w:rPr>
+            </w:r>
+            <w:r>
+              <w:rPr>
+                <w:vertAlign w:val="superscript"/>
+                <w:lang w:eastAsia="zh-CN"/>
+              </w:rPr>
+            </w:r>
+            <w:r>
+              <w:rPr>
+                <w:vertAlign w:val="superscript"/>
+                <w:lang w:eastAsia="zh-CN"/>
+              </w:rPr>
             </w:r>
           </w:p>
           <w:p>
@@ -5301,7 +5002,7 @@
                 <w:rFonts w:hint="eastAsia"/>
                 <w:lang w:eastAsia="zh-CN"/>
               </w:rPr>
-              <w:t>隐私保护与安全：过度依赖用户私</w:t>
+              <w:t>隐私保护与数据安全：过度依赖用户私密数据引发了合规性忧虑，如何在不获取用户明文数据的情况下实现精准推荐（如联邦学习或差分隐私）是未来研究的重点。</w:t>
             </w:r>
             <w:proofErr w:type="gramStart"/>
             <w:r>
@@ -5309,7 +5010,6 @@
                 <w:rFonts w:hint="eastAsia"/>
                 <w:lang w:eastAsia="zh-CN"/>
               </w:rPr>
-              <w:t>密数据</w:t>
             </w:r>
             <w:proofErr w:type="gramEnd"/>
             <w:r>
@@ -5317,7 +5017,6 @@
                 <w:rFonts w:hint="eastAsia"/>
                 <w:lang w:eastAsia="zh-CN"/>
               </w:rPr>
-              <w:t>引发了合规性忧虑，如何在不获取用户明文数据的情况下实现精准推荐（如联邦学习或差分隐私）是未来研究的重点</w:t>
             </w:r>
           </w:p>
           <w:p>
@@ -5335,7 +5034,7 @@
                 <w:rFonts w:hint="eastAsia"/>
                 <w:lang w:eastAsia="zh-CN"/>
               </w:rPr>
-              <w:t>冷启动与跨域迁移：利用</w:t>
+              <w:t>冷启动与跨域迁移：利用源域知识辅助目标域推荐（跨域推荐）以及新用户的极短序列建模仍有待优化，融合大模型语义理解与知识图谱的方案为缓解冷启动提供了新思路。</w:t>
             </w:r>
             <w:proofErr w:type="gramStart"/>
             <w:r>
@@ -5343,7 +5042,6 @@
                 <w:rFonts w:hint="eastAsia"/>
                 <w:lang w:eastAsia="zh-CN"/>
               </w:rPr>
-              <w:t>源域知识</w:t>
             </w:r>
             <w:proofErr w:type="gramEnd"/>
             <w:r>
@@ -5351,7 +5049,6 @@
                 <w:rFonts w:hint="eastAsia"/>
                 <w:lang w:eastAsia="zh-CN"/>
               </w:rPr>
-              <w:t>辅助目标域推荐（跨域推荐）以及新用户的极短序列建模仍有待优化</w:t>
             </w:r>
           </w:p>
           <w:p>
@@ -5399,7 +5096,7 @@
                 <w:rFonts w:hint="eastAsia"/>
                 <w:lang w:eastAsia="zh-CN"/>
               </w:rPr>
-              <w:t>综上所述，个性化在线购物广告推荐系统已从早期的线性逻辑回归演进为融合多模态感知的深度学习网络。未来的发展趋势将侧重于利用大模型增强特征表达、通过知识图谱注入领域背景知识，并在保障实时性的基础上，实现更高维度的用户兴趣动力学建模。本研究将基于这些理论基础，结合流水线解耦架构与混合算法模型，致力于设计一个兼具高点击率与高转化率的智能广告推荐系统。</w:t>
+              <w:t>综上所述，个性化电商广告推荐系统已从早期的协同过滤与线性模型，演进为融合特征交叉、序列兴趣建模、知识图谱与大语言模型的深度学习体系。未来的发展趋势将侧重于利用大模型增强语义与多模态特征表达、通过知识图谱注入领域背景知识，并在保障实时性的基础上实现更精细的用户兴趣与活跃度建模。本研究将基于上述理论基础，结合多路召回与深度排序的混合推荐架构、用户活跃度评分模型与动态广告频控机制，致力于设计一个兼顾高点击率、高转化率与高用户留存的智能广告推荐系统。</w:t>
             </w:r>
           </w:p>
         </w:tc>
@@ -5503,21 +5200,19 @@
               <w:rPr>
                 <w:lang w:eastAsia="zh-CN"/>
               </w:rPr>
-              <w:t xml:space="preserve">Wang R, </w:t>
+              <w:t>[1] Samih A, Adadi A, Berrada M. A comprehensive evaluation of matrix factorization models for collaborative filtering recommender systems[J]. International Journal of Interactive Multimedia and Artificial Intelligence, 2024, 8(7): 56-71.</w:t>
             </w:r>
             <w:proofErr w:type="spellStart"/>
             <w:r>
               <w:rPr>
                 <w:lang w:eastAsia="zh-CN"/>
               </w:rPr>
-              <w:t>Shivanna</w:t>
             </w:r>
             <w:proofErr w:type="spellEnd"/>
             <w:r>
               <w:rPr>
                 <w:lang w:eastAsia="zh-CN"/>
               </w:rPr>
-              <w:t xml:space="preserve"> R, Cheng D Z, et al. DCN V2: Improved Deep &amp; Cross Network and Practical Lessons for Web-scale Learning to Rank Systems[C]. Proceedings of the Web Conference 2021 (WWW '21), 2021: 1785-1797.</w:t>
             </w:r>
             <w:bookmarkEnd w:id="0"/>
           </w:p>
@@ -5539,7 +5234,7 @@
               <w:rPr>
                 <w:lang w:eastAsia="zh-CN"/>
               </w:rPr>
-              <w:t>Zhou G, Zhu X, Song C, et al. Deep Interest Network for Click-Through Rate Prediction[C]. Proceedings of the 24th ACM SIGKDD International Conference on Knowledge Discovery &amp; Data Mining (KDD '18), 2018: 1059-1068.</w:t>
+              <w:t>[2] Wang R, Shivanna R, Cheng D Z, et al. DCN V2: improved deep &amp; cross network and practical lessons for web-scale learning to rank systems[C]. Proceedings of the Web Conference (WWW), 2021: 1785-1797.</w:t>
             </w:r>
             <w:bookmarkEnd w:id="1"/>
           </w:p>
@@ -5561,7 +5256,7 @@
               <w:rPr>
                 <w:lang w:eastAsia="zh-CN"/>
               </w:rPr>
-              <w:t>Cheng H T, Koc L, Harmsen J, et al. Wide &amp; Deep Learning for Recommender Systems[C]. Proceedings of the 1st Workshop on Deep Learning for Recommender Systems (DLRS 2016), 2016: 7-10.</w:t>
+              <w:t>[3] Li J, Wang X, Li Z, et al. Improved DeepFM-based model with LSTM on click-through-rate prediction[C]. Proceedings of CIBDA, ACM, 2024: 45-51.</w:t>
             </w:r>
             <w:bookmarkEnd w:id="2"/>
           </w:p>
@@ -5583,21 +5278,19 @@
               <w:rPr>
                 <w:lang w:eastAsia="zh-CN"/>
               </w:rPr>
-              <w:t xml:space="preserve">Guo H, Tang R, Ye Y, et al. </w:t>
+              <w:t>[4] 张增杰, 汪晓锋, 毛岱波, 等. 基于深度知识图卷积网络的推荐算法[J]. 微电子学与计算机, 2024, 41(6): 38-48.</w:t>
             </w:r>
             <w:proofErr w:type="spellStart"/>
             <w:r>
               <w:rPr>
                 <w:lang w:eastAsia="zh-CN"/>
               </w:rPr>
-              <w:t>DeepFM</w:t>
             </w:r>
             <w:proofErr w:type="spellEnd"/>
             <w:r>
               <w:rPr>
                 <w:lang w:eastAsia="zh-CN"/>
               </w:rPr>
-              <w:t>: A Factorization-Machine based Neural Network for CTR Prediction[C]. Proceedings of the 26th International Joint Conference on Artificial Intelligence (IJCAI-17), 2017: 1725-1731.</w:t>
             </w:r>
             <w:bookmarkEnd w:id="3"/>
           </w:p>
@@ -5619,7 +5312,7 @@
               <w:rPr>
                 <w:lang w:eastAsia="zh-CN"/>
               </w:rPr>
-              <w:t>Wang S. Research of shopping recommendation system based on improved wide-depth network[J]. IOP Conference Series: Materials Science and Engineering, 2020, 768(072072): 1-8.</w:t>
+              <w:t>[5] 李想, 赵世奇, 刘挺. 基于大语言模型的推荐系统综述[J]. 智能系统学报, 2024, 19(5): 1056-1068.</w:t>
             </w:r>
             <w:bookmarkEnd w:id="4"/>
           </w:p>
@@ -5641,35 +5334,31 @@
               <w:rPr>
                 <w:lang w:eastAsia="zh-CN"/>
               </w:rPr>
-              <w:t>杨正成, 刘</w:t>
+              <w:t>[6] Ogundele A, Wang S. A comprehensive survey on advertising click-through rate prediction algorithm[J]. The Knowledge Engineering Review, 2024, 39: e14.</w:t>
             </w:r>
             <w:proofErr w:type="gramStart"/>
             <w:r>
               <w:rPr>
                 <w:lang w:eastAsia="zh-CN"/>
               </w:rPr>
-              <w:t>浩</w:t>
             </w:r>
             <w:proofErr w:type="gramEnd"/>
             <w:r>
               <w:rPr>
                 <w:lang w:eastAsia="zh-CN"/>
               </w:rPr>
-              <w:t>. 基于</w:t>
             </w:r>
             <w:proofErr w:type="spellStart"/>
             <w:r>
               <w:rPr>
                 <w:lang w:eastAsia="zh-CN"/>
               </w:rPr>
-              <w:t>LightGBM</w:t>
             </w:r>
             <w:proofErr w:type="spellEnd"/>
             <w:r>
               <w:rPr>
                 <w:lang w:eastAsia="zh-CN"/>
               </w:rPr>
-              <w:t>的广告商品平台推荐系统设计与应用[J]. 科技创新与应用, 2022, 30(1): 1-6.</w:t>
             </w:r>
             <w:bookmarkEnd w:id="5"/>
           </w:p>
@@ -5692,14 +5381,13 @@
               <w:rPr>
                 <w:lang w:eastAsia="zh-CN"/>
               </w:rPr>
-              <w:t>孟瑞军</w:t>
+              <w:t>[7] 赵文婷, 李雪. 社交电商平台用户留存影响因素研究[J]. 电子商务评论, 2024, 13(4): 1048-1058.</w:t>
             </w:r>
             <w:proofErr w:type="gramEnd"/>
             <w:r>
               <w:rPr>
                 <w:lang w:eastAsia="zh-CN"/>
               </w:rPr>
-              <w:t>. 基于Spark的实时广告推荐系统研究[J]. 信息与电脑, 2023, (9): 112-113.</w:t>
             </w:r>
             <w:bookmarkEnd w:id="6"/>
           </w:p>
@@ -5721,21 +5409,19 @@
               <w:rPr>
                 <w:lang w:eastAsia="zh-CN"/>
               </w:rPr>
-              <w:t>马小宁. 基于TI-LDA和融合多</w:t>
+              <w:t>[8] 江积海, 周彩虹. 推荐算法驱动内容平台价值创造的机理：相关还是因果？[J]. 财经研究, 2025, 51(2): 1-15.</w:t>
             </w:r>
             <w:proofErr w:type="gramStart"/>
             <w:r>
               <w:rPr>
                 <w:lang w:eastAsia="zh-CN"/>
               </w:rPr>
-              <w:t>源数据</w:t>
             </w:r>
             <w:proofErr w:type="gramEnd"/>
             <w:r>
               <w:rPr>
                 <w:lang w:eastAsia="zh-CN"/>
               </w:rPr>
-              <w:t>的广告推荐系统设计与实现[D]. 南京邮电大学, 2023.</w:t>
             </w:r>
             <w:bookmarkEnd w:id="7"/>
           </w:p>
@@ -5757,7 +5443,7 @@
               <w:rPr>
                 <w:lang w:eastAsia="zh-CN"/>
               </w:rPr>
-              <w:t>蒋昕强. 基于大模型文本特征增强与融合的短视频广告推荐模型[D]. 吉林化工学院, 2024.</w:t>
+              <w:t>[9] 张莹, 李明, 王强. 自适应大模型架构在智能推荐中的应用[J]. 信息技术与信息化, 2025, (3): 112-116.</w:t>
             </w:r>
             <w:bookmarkEnd w:id="8"/>
           </w:p>
@@ -5779,8 +5465,7 @@
               <w:rPr>
                 <w:lang w:eastAsia="zh-CN"/>
               </w:rPr>
-              <w:lastRenderedPageBreak/>
-              <w:t>孙兰昌. 基于深度学习的推荐系统研究与实现[D]. 北京邮电大学, 2022.</w:t>
+              <w:t>[10] 陈思远, 黄河, 张鹏. 基于异质图表达学习的跨境电商推荐模型[J]. 电子与信息学报, 2023, 45(7): 2589-2598.</w:t>
             </w:r>
             <w:bookmarkEnd w:id="9"/>
           </w:p>
@@ -5802,7 +5487,7 @@
               <w:rPr>
                 <w:lang w:eastAsia="zh-CN"/>
               </w:rPr>
-              <w:t>陈海青. 基于特征交互的广告点击率预测算法与应用[D]. 太原科技大学, 2023.</w:t>
+              <w:t>[11] Kumar N, Singh M. A deep learning based hybrid recommendation model for internet users[J]. Scientific Reports, 2024, 14: 28421.</w:t>
             </w:r>
             <w:bookmarkEnd w:id="10"/>
           </w:p>
@@ -5824,7 +5509,7 @@
               <w:rPr>
                 <w:lang w:eastAsia="zh-CN"/>
               </w:rPr>
-              <w:t>苏国琳. 基于用户行为序列的在线购物广告推荐系统设计与实现[D]. 北京邮电大学, 2024.</w:t>
+              <w:t>[12] 孙凯, 张彤, 刘洋. 电商直播场景下用户购买行为预测模型研究[J]. 电子商务评论, 2024, 13(2): 3675-3684.</w:t>
             </w:r>
             <w:bookmarkEnd w:id="11"/>
           </w:p>
@@ -5846,7 +5531,7 @@
               <w:rPr>
                 <w:lang w:eastAsia="zh-CN"/>
               </w:rPr>
-              <w:t>陈海琳. 智能广告推荐系统的设计与实现[D]. 北京交通大学, 2024.</w:t>
+              <w:t>[13] 王鑫, 陈亮, 杨敏. 大数据在电商平台个性化推荐系统中的应用与效果评估研究[J]. 科技理论与实践, 2024, 5(1): 45-53.</w:t>
             </w:r>
             <w:bookmarkEnd w:id="12"/>
           </w:p>
@@ -5868,21 +5553,19 @@
               <w:rPr>
                 <w:lang w:eastAsia="zh-CN"/>
               </w:rPr>
-              <w:t xml:space="preserve">侯媛媛, </w:t>
+              <w:t>[14] 王洪涛, 陈明杰. 基于用户行为分析的电商推荐系统优化策略[J]. 电子商务评论, 2025, 14(2): 395-403.</w:t>
             </w:r>
             <w:proofErr w:type="gramStart"/>
             <w:r>
               <w:rPr>
                 <w:lang w:eastAsia="zh-CN"/>
               </w:rPr>
-              <w:t>姜皖</w:t>
             </w:r>
             <w:proofErr w:type="gramEnd"/>
             <w:r>
               <w:rPr>
                 <w:lang w:eastAsia="zh-CN"/>
               </w:rPr>
-              <w:t>. 融合机器学习的媒体广告推荐系统平台设计[J]. 淮南师范学院学报, 2025, 27(1).</w:t>
             </w:r>
             <w:bookmarkEnd w:id="13"/>
           </w:p>
@@ -5905,14 +5588,13 @@
               <w:rPr>
                 <w:lang w:eastAsia="zh-CN"/>
               </w:rPr>
-              <w:t>母亦翔</w:t>
+              <w:t>[15] 刘海鸥, 苏洲, 孙鹏, 等. 基于大语言模型的可信多模态推荐算法[J]. 计算机研究与发展, 2025, 62(3): 1-16.</w:t>
             </w:r>
             <w:proofErr w:type="gramEnd"/>
             <w:r>
               <w:rPr>
                 <w:lang w:eastAsia="zh-CN"/>
               </w:rPr>
-              <w:t>. 字节跳动广告系统中的人工智能推荐算法设计与实现[J]. 2025.</w:t>
             </w:r>
             <w:bookmarkEnd w:id="14"/>
           </w:p>
@@ -5991,14 +5673,13 @@
                 <w:spacing w:val="-1"/>
                 <w:lang w:eastAsia="zh-CN"/>
               </w:rPr>
-              <w:t>原文来源:</w:t>
+              <w:t>原文来源：DCN V2: Improved Deep &amp; Cross Network and Practical Lessons for Web-scale Learning to Rank Systems　作者：Ruoxi Wang, Rakesh Shivanna, Derek Z. Cheng, Sagar Jain, Dong Lin, Lichan Hong, Ed H. Chi（谷歌公司 Google Inc.）　出处：Proceedings of the Web Conference 2021（WWW '21），2021：1785-1797。</w:t>
             </w:r>
             <w:r>
               <w:rPr>
                 <w:spacing w:val="-1"/>
                 <w:lang w:eastAsia="zh-CN"/>
               </w:rPr>
-              <w:t xml:space="preserve">Deep Interest Network for Click-Through Rate Prediction 作者： Guorui Zhou, </w:t>
             </w:r>
             <w:proofErr w:type="spellStart"/>
             <w:r>
@@ -6006,7 +5687,6 @@
                 <w:spacing w:val="-1"/>
                 <w:lang w:eastAsia="zh-CN"/>
               </w:rPr>
-              <w:t>Xiaoqiang</w:t>
             </w:r>
             <w:proofErr w:type="spellEnd"/>
             <w:r>
@@ -6014,7 +5694,6 @@
                 <w:spacing w:val="-1"/>
                 <w:lang w:eastAsia="zh-CN"/>
               </w:rPr>
-              <w:t xml:space="preserve"> Zhu, </w:t>
             </w:r>
             <w:proofErr w:type="spellStart"/>
             <w:r>
@@ -6022,7 +5701,6 @@
                 <w:spacing w:val="-1"/>
                 <w:lang w:eastAsia="zh-CN"/>
               </w:rPr>
-              <w:t>Chengru</w:t>
             </w:r>
             <w:proofErr w:type="spellEnd"/>
             <w:r>
@@ -6030,7 +5708,6 @@
                 <w:spacing w:val="-1"/>
                 <w:lang w:eastAsia="zh-CN"/>
               </w:rPr>
-              <w:t xml:space="preserve"> Song, Ying Fan, Han Zhu, Xiao Ma, </w:t>
             </w:r>
             <w:proofErr w:type="spellStart"/>
             <w:r>
@@ -6038,7 +5715,6 @@
                 <w:spacing w:val="-1"/>
                 <w:lang w:eastAsia="zh-CN"/>
               </w:rPr>
-              <w:t>Yanghui</w:t>
             </w:r>
             <w:proofErr w:type="spellEnd"/>
             <w:r>
@@ -6046,7 +5722,6 @@
                 <w:spacing w:val="-1"/>
                 <w:lang w:eastAsia="zh-CN"/>
               </w:rPr>
-              <w:t xml:space="preserve"> Yan, </w:t>
             </w:r>
             <w:proofErr w:type="spellStart"/>
             <w:r>
@@ -6054,7 +5729,6 @@
                 <w:spacing w:val="-1"/>
                 <w:lang w:eastAsia="zh-CN"/>
               </w:rPr>
-              <w:t>Junqi</w:t>
             </w:r>
             <w:proofErr w:type="spellEnd"/>
             <w:r>
@@ -6062,7 +5736,6 @@
                 <w:spacing w:val="-1"/>
                 <w:lang w:eastAsia="zh-CN"/>
               </w:rPr>
-              <w:t xml:space="preserve"> Jin, Han Li, Kun Gai</w:t>
             </w:r>
           </w:p>
           <w:p>
@@ -6094,7 +5767,7 @@
               <w:rPr>
                 <w:lang w:eastAsia="zh-CN"/>
               </w:rPr>
-              <w:t>点击率（CTR）预估是在线广告等工业应用中的一项核心任务。近年来，基于深度学习的模型被广泛提出，这些模型大多遵循类似的“嵌入与多层感知机（Embedding &amp; MLP）”范式。在这些方法中，大规模稀疏输入特征首先被映射到低维嵌入向量中，然后以组的方式转换为固定长度的向量，最后连接在一起送入多层感知机（MLP）以学习特征之间的非线性关系。在这种方式下，无论候选广告是什么，用户特征都被压缩成一个固定长度的表示向量。固定长度向量的使用会成为一个瓶颈，这使得 Embedding &amp; MLP 方法难以从丰富的历史行为中有效地捕捉用户多样化的兴趣。</w:t>
+              <w:t>学习有效的特征交叉是构建推荐系统的关键所在。然而，稀疏且巨大的特征空间需要穷举式搜索才能识别出有效的交叉特征。Deep &amp; Cross Network（DCN）被提出用于自动且高效地学习有界阶数的预测性特征交互。但遗憾的是，在为网络级流量（拥有数十亿训练样本）提供服务的模型中，DCN 的交叉网络在学习更具预测性的特征交互方面表现出有限的表达能力。尽管学术界已取得显著进展，但许多生产环境中的深度学习模型仍依赖传统的前馈神经网络来低效地学习特征交叉。鉴于 DCN 及现有特征交互学习方法的优缺点，本文提出了一种改进框架 DCN-V2，以使 DCN 在大规模工业场景中更具实用性。在一项包含大量超参数搜索与模型调优的综合实验研究中，我们观察到 DCN-V2 在主流基准数据集上的表现优于所有最先进（SOTA）算法。改进后的 DCN-V2 不仅表达能力更强，而且在特征交互学习上依然保持成本高效，尤其是在与低秩混合架构结合时。DCN-V2 结构简单、易于作为构建模块被采用，并已在谷歌的多个网络级排序系统中带来了显著的离线精度与在线业务指标提升。</w:t>
             </w:r>
           </w:p>
           <w:p>
@@ -6110,28 +5783,24 @@
               <w:rPr>
                 <w:lang w:eastAsia="zh-CN"/>
               </w:rPr>
-              <w:t>在本文中，我们提出了一种创新的模型：深度兴趣网络（Deep Interest Network, DIN）。DIN 通过设计一个“局部激活单元（Local Activation Unit）”，根据给定的广告自适应地从历史行为中学习用户兴趣的表示。</w:t>
+              <w:t>1. 引言</w:t>
             </w:r>
             <w:proofErr w:type="gramStart"/>
             <w:r>
               <w:rPr>
                 <w:lang w:eastAsia="zh-CN"/>
               </w:rPr>
-              <w:t>该表示</w:t>
             </w:r>
             <w:proofErr w:type="gramEnd"/>
             <w:r>
               <w:rPr>
                 <w:lang w:eastAsia="zh-CN"/>
               </w:rPr>
-              <w:t>向量随不同的广告而变化，极大地提高了模型的表达能力。此外，我们开发了两种技术：微批次感知正则化（Mini-batch Aware Regularization）和数据自适应激活函数（Data Adaptive Activation Function），这些技术可以帮助训练具有数亿参数的工业级深度网络。在两个公共数据集以及拥有超过20亿样本的阿里巴巴真实生产数据集上的实验证明了所提方法的有效性，其性能</w:t>
-            </w:r>
-            <w:r>
-              <w:rPr>
-                <w:lang w:eastAsia="zh-CN"/>
-              </w:rPr>
-              <w:lastRenderedPageBreak/>
-              <w:t>优于最先进的算法。目前，DIN 已成功部署在阿里巴巴的在线展示广告系统中，服务于主要流量。</w:t>
+            </w:r>
+            <w:r>
+              <w:rPr>
+                <w:lang w:eastAsia="zh-CN"/>
+              </w:rPr>
             </w:r>
           </w:p>
           <w:p>
@@ -6147,7 +5816,7 @@
               <w:rPr>
                 <w:lang w:eastAsia="zh-CN"/>
               </w:rPr>
-              <w:t>1. 引言</w:t>
+              <w:t>排序学习（Learning to Rank, LTR）一直是现代机器学习与深度学习中最重要的问题之一，广泛应用于搜索、推荐系统与计算广告等领域。在 LTR 模型的诸多关键组件中，学习有效的特征交叉持续受到学术界与工业界的高度关注。有效的特征交叉能够提供超越单一特征的额外交互信息：例如，“国家”与“语言”的组合往往比其中任何一个单独特征更具信息量。在线性模型时代，机器学习从业者依赖人工识别这类特征交叉来提升模型表达能力，但这涉及一个庞大而稀疏的组合搜索空间，需要大量领域专业知识，且会削弱模型的泛化能力。</w:t>
             </w:r>
           </w:p>
           <w:p>
@@ -6163,35 +5832,31 @@
               <w:rPr>
                 <w:lang w:eastAsia="zh-CN"/>
               </w:rPr>
-              <w:t xml:space="preserve">在按点击付费（CPC）的广告系统中，广告根据 </w:t>
+              <w:t>随后，嵌入（Embedding）技术被广泛采用，将特征从高维稀疏向量投影到低维稠密向量；因子分解机（FM）则借助嵌入技术，通过两个隐向量的内积构造成对特征交互，相较线性模型带来了更强的泛化能力。近十年间，随着算力与数据规模的增长，工业界的 LTR 模型逐渐从线性模型与基于 FM 的模型迁移到深度神经网络（DNN）。人们通常将 DNN 视为通用函数逼近器，认为其能够学习各类特征交互；然而最新研究发现，DNN 在近似建模二阶或三阶特征交叉时效率低下。</w:t>
             </w:r>
             <w:proofErr w:type="spellStart"/>
             <w:r>
               <w:rPr>
                 <w:lang w:eastAsia="zh-CN"/>
               </w:rPr>
-              <w:t>eCPM</w:t>
             </w:r>
             <w:proofErr w:type="spellEnd"/>
             <w:r>
               <w:rPr>
                 <w:lang w:eastAsia="zh-CN"/>
               </w:rPr>
-              <w:t>（有效每千次展示成本）进行排序，</w:t>
             </w:r>
             <w:proofErr w:type="spellStart"/>
             <w:r>
               <w:rPr>
                 <w:lang w:eastAsia="zh-CN"/>
               </w:rPr>
-              <w:t>eCPM</w:t>
             </w:r>
             <w:proofErr w:type="spellEnd"/>
             <w:r>
               <w:rPr>
                 <w:lang w:eastAsia="zh-CN"/>
               </w:rPr>
-              <w:t xml:space="preserve"> 是出价与系统预估点击率（CTR）的乘积。因此，CTR 预估模型的性能直接影响最终收益，在广告系统中起着关键作用。</w:t>
             </w:r>
           </w:p>
           <w:p>
@@ -6207,7 +5872,7 @@
               <w:rPr>
                 <w:lang w:eastAsia="zh-CN"/>
               </w:rPr>
-              <w:t>受深度学习在计算机视觉和自然语言处理领域成功的启发，研究界提出了多种用于 CTR 预估的深度学习方法。这些方法通过嵌入层将高维稀疏特征转化为低维稠密表示，减少了大量的手工特征工程。然而，Embedding &amp; MLP 方法在表达用户多样化兴趣方面存在瓶颈。以电商场景为例，用户访问时可能同时对多种商品感兴趣。现有的方法通常通过对用户行为嵌入向量进行求和或平均池化，将其压缩成一个固定长度的向量。这种做法会导致信息的丢失，因为只有部分用户兴趣会影响当前的点击行为。例如，一位女性游泳爱好者点击推荐的泳镜，主要是因为她上周买了泳衣，而不是因为她买了鞋子。</w:t>
+              <w:t>为更准确地捕捉有效特征交叉，一种常见做法是通过加宽或加深网络来提升模型容量，但这会形成一把双刃剑：在提升性能的同时也使模型服务速度大幅下降。在许多生产环境中，模型需处理极高的 QPS，对实时推理的延迟有严格要求，难以承受更大的模型。原始 DCN 虽然有效且结构优雅，但在大规模工业系统中落地时面临诸多挑战：其交叉网络的表达能力有限，交叉网络与 DNN 之间分配的容量不均衡，绝大部分参数被用于在 DNN 中学习隐式交叉。为此，本文提出了改进模型 DCN-V2，并已成功部署于谷歌的多个排序系统中，取得了离线精度与在线业务指标的显著提升。</w:t>
             </w:r>
           </w:p>
           <w:p>
@@ -6223,7 +5888,7 @@
               <w:rPr>
                 <w:lang w:eastAsia="zh-CN"/>
               </w:rPr>
-              <w:t>基于此，我们提出了 DIN。DIN 引入了局部激活单元，通过“软搜索（Soft-searching）”历史行为中与当前候选广告相关的部分，并进行加权求和池化，从而获得针对特定广告的用户兴趣表示。这种方式使得用户兴趣向量随广告而变，增强了模型在有限维度下捕捉多样化兴趣的能力。</w:t>
+              <w:t>本文的主要贡献可概括为五个方面：第一，提出新模型 DCN-V2，以更强的表达能力且依然高效、简洁的方式学习有效的显式与隐式特征交叉；第二，观察到 DCN-V2 中学习矩阵的低秩特性，提出利用低秩技术在子空间中近似特征交叉，以在性能与延迟之间取得更好的折衷；第三，进一步借鉴混合专家（Mixture-of-Experts）架构，将矩阵分解为多个更小的子空间并通过门控机制聚合；第四，在合成数据集上开展系统研究，揭示传统基于 ReLU 的神经网络学习高阶特征交叉的低效性；第五，提供在大规模工业排序系统中将 DCN-V2 产品化的案例研究与实践经验。</w:t>
             </w:r>
           </w:p>
           <w:p>
@@ -6239,7 +5904,7 @@
               <w:rPr>
                 <w:lang w:eastAsia="zh-CN"/>
               </w:rPr>
-              <w:t>2. 相关工作</w:t>
+              <w:t>在工业推荐与广告系统中，模型通常需要在毫秒级延迟内对成百上千个候选项进行实时打分，并服务于每秒百万量级的请求。这种资源受限、实时性要求严苛的环境，使得“在有限算力下高效学习有效特征交叉”成为模型设计的核心诉求，也构成了 DCN-V2 区别于纯学术模型、强调工程实用性的重要背景。在展示广告与推荐场景中，广告本质上也是商品，系统通常分为召回（匹配）与排序两个阶段，而精排阶段的点击率预估精度直接决定了最终的业务收益。</w:t>
             </w:r>
           </w:p>
           <w:p>
@@ -6255,28 +5920,24 @@
               <w:rPr>
                 <w:lang w:eastAsia="zh-CN"/>
               </w:rPr>
-              <w:t>CTR 预估模型的结构已从浅层演进到深层。LS-PLM 和 FM 模型可以看作是具有一个隐藏层的网络，它们首先对稀疏输入采用嵌入层，然后施加特定的变换函数来捕捉特征组合关系。Deep Crossing、Wide &amp; Deep 和 YouTube 推</w:t>
-            </w:r>
-            <w:r>
-              <w:rPr>
-                <w:lang w:eastAsia="zh-CN"/>
-              </w:rPr>
-              <w:lastRenderedPageBreak/>
-              <w:t>荐模型通过引入复杂的 MLP 网络扩展了这些模型，显著提升了模型能力。PNN 尝试通过在嵌入层后引入乘积层来捕捉高阶特征交互。</w:t>
+              <w:t>2. 相关工作</w:t>
+            </w:r>
+            <w:r>
+              <w:rPr>
+                <w:lang w:eastAsia="zh-CN"/>
+              </w:rPr>
             </w:r>
             <w:proofErr w:type="spellStart"/>
             <w:r>
               <w:rPr>
                 <w:lang w:eastAsia="zh-CN"/>
               </w:rPr>
-              <w:t>DeepFM</w:t>
             </w:r>
             <w:proofErr w:type="spellEnd"/>
             <w:r>
               <w:rPr>
                 <w:lang w:eastAsia="zh-CN"/>
               </w:rPr>
-              <w:t xml:space="preserve"> 则利用因子分解机作为 Wide &amp; Deep 中的“Wide”部分，无需特征工程。</w:t>
             </w:r>
           </w:p>
           <w:p>
@@ -6292,7 +5953,7 @@
               <w:rPr>
                 <w:lang w:eastAsia="zh-CN"/>
               </w:rPr>
-              <w:t>上述模型大多采用 Embedding &amp; MLP 结构。但在具有丰富用户行为的应用中，特征往往包含变长的 ID 列表（如 YouTube 中看过的视频列表）。传统模型通过简单的池化处理这些列表，造成了信息损失。DIN 则通过自适应学习相对于给定广告的表示向量来解决这一问题。</w:t>
+              <w:t>近期特征交互学习工作的核心思想是同时利用显式交叉与来自 DNN 的隐式交叉。根据二者结合方式的不同，相关工作可分为并行结构与堆叠结构两类。并行结构受 Wide &amp; Deep 模型启发，联合训练两个并行网络：Wide 部分以原始特征的交叉作为输入，Deep 部分为 DNN 模型；DeepFM 通过引入 FM 模型自动化了 Wide 部分的特征交互学习，xDeepFM 则通过生成多个特征图进一步增强表达能力，但其计算开销极高（参数量约为 10 倍），难以应用于工业级场景。堆叠结构则在嵌入层与 DNN 之间引入一个显式构造特征交叉的交互层，如 PNN 引入内积/外积层、NFM 以 Hadamard 积替代内积等，但这些模型大多只能构造二阶显式交叉，且通常要求所有特征嵌入维度相等。综合实验表明，DCN 依然是一个强基线，这归功于其简单结构有利于优化，但其有限的表达能力限制了在网络级系统中学习更有效的特征交叉。</w:t>
             </w:r>
           </w:p>
           <w:p>
@@ -6308,7 +5969,7 @@
               <w:rPr>
                 <w:lang w:eastAsia="zh-CN"/>
               </w:rPr>
-              <w:t>3. 背景</w:t>
+              <w:t>此外，AutoInt 借助带残差连接的多头自注意力机制建模特征交互，InterHAt 进一步采用层次化注意力，AFN 则将特征变换到对数空间以自适应地学习任意阶的特征交互。这些方法虽各具特色，但大多要求所有特征的嵌入维度相等，且在工业级超大规模、变长词表的数据上仍存在计算效率或表达能力的瓶颈，这正是 DCN-V2 力图突破之处——它在继承 DCN 简单结构的同时显著提升了表达能力。</w:t>
             </w:r>
           </w:p>
           <w:p>
@@ -6324,21 +5985,19 @@
               <w:rPr>
                 <w:lang w:eastAsia="zh-CN"/>
               </w:rPr>
-              <w:t>在</w:t>
+              <w:t>3. 模型架构：DCN-V2</w:t>
             </w:r>
             <w:proofErr w:type="gramStart"/>
             <w:r>
               <w:rPr>
                 <w:lang w:eastAsia="zh-CN"/>
               </w:rPr>
-              <w:t>阿里巴巴等电商</w:t>
             </w:r>
             <w:proofErr w:type="gramEnd"/>
             <w:r>
               <w:rPr>
                 <w:lang w:eastAsia="zh-CN"/>
               </w:rPr>
-              <w:t>网站，广告本质上也是商品。展示广告系统的运行通常分为两个阶段：</w:t>
             </w:r>
           </w:p>
           <w:p>
@@ -6355,13 +6014,12 @@
                 <w:rFonts w:hint="eastAsia"/>
                 <w:lang w:eastAsia="zh-CN"/>
               </w:rPr>
-              <w:t>(</w:t>
-            </w:r>
-            <w:r>
-              <w:rPr>
-                <w:lang w:eastAsia="zh-CN"/>
-              </w:rPr>
-              <w:t>1) 匹配阶段（Matching Stage），通过协同过滤等方法生成与用户相关的候选广告列表；</w:t>
+              <w:t>DCN-V2 以嵌入层为起点，随后接入包含多个交叉层的交叉网络以建模显式特征交互，再与深度网络结合以建模互补的隐式特征交互。DCN-V2 在建模复杂显式交叉项方面显著增强了原始 DCN 的表达能力，同时保持了便于部署的优雅公式，其所建模的函数类是 DCN 的严格超集。交叉网络与深度网络可采用两种结合方式：堆叠（stacked）与并行（parallel），究竟哪种更优取决于具体数据。</w:t>
+            </w:r>
+            <w:r>
+              <w:rPr>
+                <w:lang w:eastAsia="zh-CN"/>
+              </w:rPr>
             </w:r>
           </w:p>
           <w:p>
@@ -6378,13 +6036,12 @@
                 <w:rFonts w:hint="eastAsia"/>
                 <w:lang w:eastAsia="zh-CN"/>
               </w:rPr>
-              <w:t>(</w:t>
-            </w:r>
-            <w:r>
-              <w:rPr>
-                <w:lang w:eastAsia="zh-CN"/>
-              </w:rPr>
-              <w:t>2) 排序阶段（Ranking Stage），预测每个广告的 CTR 并选择排名靠前的广告。每天有数亿用户访问，留下了海量的行为数据。用户兴趣是多样的，且在特定广告下会被局部激活。</w:t>
+              <w:t>3.1 嵌入层</w:t>
+            </w:r>
+            <w:r>
+              <w:rPr>
+                <w:lang w:eastAsia="zh-CN"/>
+              </w:rPr>
             </w:r>
           </w:p>
           <w:p>
@@ -6400,7 +6057,7 @@
               <w:rPr>
                 <w:lang w:eastAsia="zh-CN"/>
               </w:rPr>
-              <w:t>4. 深度兴趣网络 (DIN)</w:t>
+              <w:t>嵌入层以类别（稀疏）特征与稠密特征的组合为输入，将每个高维稀疏的类别特征通过可学习的投影矩阵映射到低维稠密空间，并将所有嵌入向量与归一化后的稠密特征拼接为输出向量 x₀。与许多相关工作不同，DCN-V2 允许任意的嵌入维度，这对于词表规模从十量级到十万量级不等的工业推荐系统尤为重要；同时该模型并不局限于上述嵌入方式，哈希等其他嵌入技术同样适用。</w:t>
             </w:r>
           </w:p>
           <w:p>
@@ -6416,7 +6073,7 @@
               <w:rPr>
                 <w:lang w:eastAsia="zh-CN"/>
               </w:rPr>
-              <w:t>4.1 特征表示</w:t>
+              <w:t>3.2 交叉网络</w:t>
             </w:r>
           </w:p>
           <w:p>
@@ -6432,35 +6089,31 @@
               <w:rPr>
                 <w:lang w:eastAsia="zh-CN"/>
               </w:rPr>
-              <w:t xml:space="preserve">工业级 CTR 预估中的数据多为多组类别形式，如 [weekday=Friday, gender=Female, </w:t>
+              <w:t>交叉网络是 DCN-V2 的核心，用于显式构造特征交叉。第 (l+1) 层交叉层的公式为 x_{l+1} = x₀ ⊙ (W_l·x_l + b_l) + x_l，其中 x₀ 为包含原始一阶特征的基础层（通常设为嵌入层），W_l 与 b_l 为可学习的权重矩阵与偏置向量，⊙ 表示逐元素相乘。对于 L 层的交叉网络，其最高多项式阶为 L+1，并包含直至最高阶的所有特征交叉；当权重退化为全一向量时，DCN-V2 即退化为原始 DCN。</w:t>
             </w:r>
             <w:proofErr w:type="spellStart"/>
             <w:r>
               <w:rPr>
                 <w:lang w:eastAsia="zh-CN"/>
               </w:rPr>
-              <w:t>visited_cate_ids</w:t>
             </w:r>
             <w:proofErr w:type="spellEnd"/>
             <w:r>
               <w:rPr>
                 <w:lang w:eastAsia="zh-CN"/>
               </w:rPr>
-              <w:t xml:space="preserve">={Bag, Book}, </w:t>
             </w:r>
             <w:proofErr w:type="spellStart"/>
             <w:r>
               <w:rPr>
                 <w:lang w:eastAsia="zh-CN"/>
               </w:rPr>
-              <w:t>ad_cate_id</w:t>
             </w:r>
             <w:proofErr w:type="spellEnd"/>
             <w:r>
               <w:rPr>
                 <w:lang w:eastAsia="zh-CN"/>
               </w:rPr>
-              <w:t>=Book]。通常通过独热编码（One-hot）或多热编码（Multi-hot）转换为高维稀疏二值特征。我们的系统中不使用组合特征，而是利用深度神经网络来捕捉特征间的交互。</w:t>
             </w:r>
           </w:p>
           <w:p>
@@ -6476,8 +6129,7 @@
               <w:rPr>
                 <w:lang w:eastAsia="zh-CN"/>
               </w:rPr>
-              <w:lastRenderedPageBreak/>
-              <w:t>4.2 基础模型 (Embedding &amp; MLP)</w:t>
+              <w:t>3.3 深度网络与结合方式</w:t>
             </w:r>
           </w:p>
           <w:p>
@@ -6493,7 +6145,7 @@
               <w:rPr>
                 <w:lang w:eastAsia="zh-CN"/>
               </w:rPr>
-              <w:t>基础模型包含以下部分：</w:t>
+              <w:t>深度网络采用以 ReLU 为激活函数的标准全连接层来学习隐式交互。交叉网络与深度网络存在两种结合方式：堆叠结构将输入先送入交叉网络再送入深度网络，将数据建模为 deep∘cross；并行结构则将输入并行送入交叉网络与深度网络，再将二者输出拼接，建模为 cross+deep。最终预测通过对拼接后的输出施加 Sigmoid 函数得到，损失函数采用排序学习中常用的对数损失（Log Loss）并加入 L2 正则项；DCN-V2 本身对预测任务与损失函数均不敏感，可应用于任意排序系统。</w:t>
             </w:r>
           </w:p>
           <w:p>
@@ -6509,7 +6161,7 @@
               <w:rPr>
                 <w:lang w:eastAsia="zh-CN"/>
               </w:rPr>
-              <w:t>嵌入层（Embedding layer）：将高维二值向量转换为低维稠密向量。对于多热编码特征（如用户行为），其输出是一组嵌入向量列表。</w:t>
+              <w:t>3.4 低秩混合 DCN（DCN-Mix）</w:t>
             </w:r>
           </w:p>
           <w:p>
@@ -6525,7 +6177,7 @@
               <w:rPr>
                 <w:lang w:eastAsia="zh-CN"/>
               </w:rPr>
-              <w:t>池化层与连接层：为了得到固定长度的用户兴趣向量，基础模型通过求和池化（Sum Pooling）处理用户行为向量列表。</w:t>
+              <w:t>在实际生产中，模型容量常受限于有限的服务资源与严格的延迟要求。作者观察到交叉网络中学习到的权重矩阵具有数值低秩特性（奇异值快速衰减），因此提出对权重矩阵施加低秩结构，将其近似为两个“瘦高”矩阵之积，从而降低计算成本。在此基础上，进一步借鉴混合专家（Mixture-of-Experts, MoE）思想，使用多个专家分别在不同子空间中学习特征交叉，并通过依赖于输入的门控机制（Gating）自适应地加权聚合各专家的输出，从而在模型性能与服务延迟之间取得更健康的平衡。</w:t>
             </w:r>
           </w:p>
           <w:p>
@@ -6541,21 +6193,19 @@
               <w:rPr>
                 <w:lang w:eastAsia="zh-CN"/>
               </w:rPr>
-              <w:t>MLP 与损耗函数：连接后的特征向量</w:t>
+              <w:t>低秩交叉层具有两种解读：一是将特征交叉的学习置于一个低维子空间中进行；二是先将输入投影到低维空间，再投影回原始空间。前者启发了上述混合专家结构，后者则启发在投影空间中加入非线性变换以进一步精炼表示。两种解读共同构成了 DCN-Mix 在成本与精度之间灵活权衡的理论基础，使模型能够在固定的内存与延迟预算下学习到更有意义的特征交叉。</w:t>
             </w:r>
             <w:proofErr w:type="gramStart"/>
             <w:r>
               <w:rPr>
                 <w:lang w:eastAsia="zh-CN"/>
               </w:rPr>
-              <w:t>送入全连接层学习</w:t>
             </w:r>
             <w:proofErr w:type="gramEnd"/>
             <w:r>
               <w:rPr>
                 <w:lang w:eastAsia="zh-CN"/>
               </w:rPr>
-              <w:t>非线性关系，通常使用负对数似然作为目标函数。</w:t>
             </w:r>
           </w:p>
           <w:p>
@@ -6571,7 +6221,7 @@
               <w:rPr>
                 <w:lang w:eastAsia="zh-CN"/>
               </w:rPr>
-              <w:t>4.3 DIN 结构设计</w:t>
+              <w:t>4. 模型分析</w:t>
             </w:r>
           </w:p>
           <w:p>
@@ -6587,7 +6237,7 @@
               <w:rPr>
                 <w:lang w:eastAsia="zh-CN"/>
               </w:rPr>
-              <w:t>基础模型虽然简单，但其对用户兴趣的表达是固定的，这限制了模型性能。为了平衡模型能力与存储计算负担，DIN 模拟了点击行为的驱动力：当前广告会“激活”用户历史行为中的相关部分。</w:t>
+              <w:t>作者从按位（bitwise）与按特征（feature-wise）两个视角分析了交叉网络所能表达的多项式函数类，证明了 L 层交叉网络可以表达直至 (L+1) 阶的全部特征交叉，并通过权重矩阵的分块结构揭示了第 i 个与第 j 个特征之间交互的重要性——其重要性由权重矩阵相应的 (i, j) 子块所刻画。复杂度分析进一步表明，引入低秩与混合专家结构后，模型能够在固定的内存与时间预算下学习到更有意义的特征交叉。</w:t>
             </w:r>
           </w:p>
           <w:p>
@@ -6603,14 +6253,13 @@
               <w:rPr>
                 <w:lang w:eastAsia="zh-CN"/>
               </w:rPr>
-              <w:t>DIN 的核心改进是引入了局部激活单元（图2右侧）。激活单元作用于用户行为特征，执行加权求和池化，计算用户表示向量</w:t>
-            </w:r>
-            <w:r>
-              <w:rPr>
-                <w:rFonts w:hint="eastAsia"/>
-                <w:lang w:eastAsia="zh-CN"/>
-              </w:rPr>
-              <w:t>V</w:t>
+              <w:t>具体而言，作者证明任何满足一定光滑性假设的函数都可由多项式很好地逼近，这从理论上支撑了交叉网络的有效性；实验中也观察到，单独的交叉网络即可达到与传统深度网络相近的性能。这一发现表明，在许多排序任务中，特征之间的真实关系可由有界阶数的显式多项式交叉较好地刻画，而无需依赖参数庞大、难以训练的深层网络。</w:t>
+            </w:r>
+            <w:r>
+              <w:rPr>
+                <w:rFonts w:hint="eastAsia"/>
+                <w:lang w:eastAsia="zh-CN"/>
+              </w:rPr>
             </w:r>
             <w:r>
               <w:rPr>
@@ -6618,13 +6267,11 @@
                 <w:vertAlign w:val="subscript"/>
                 <w:lang w:eastAsia="zh-CN"/>
               </w:rPr>
-              <w:t>U</w:t>
-            </w:r>
-            <w:r>
-              <w:rPr>
-                <w:lang w:eastAsia="zh-CN"/>
-              </w:rPr>
-              <w:t xml:space="preserve"> ：</w:t>
+            </w:r>
+            <w:r>
+              <w:rPr>
+                <w:lang w:eastAsia="zh-CN"/>
+              </w:rPr>
             </w:r>
           </w:p>
           <w:p>
@@ -6641,41 +6288,7 @@
                 <w:noProof/>
                 <w:snapToGrid/>
               </w:rPr>
-              <w:drawing>
-                <wp:inline distT="0" distB="0" distL="0" distR="0" wp14:anchorId="3DAAF257" wp14:editId="621FC187">
-                  <wp:extent cx="2190750" cy="390525"/>
-                  <wp:effectExtent l="0" t="0" r="0" b="9525"/>
-                  <wp:docPr id="1263420581" name="图片 1"/>
-                  <wp:cNvGraphicFramePr>
-                    <a:graphicFrameLocks xmlns:a="http://schemas.openxmlformats.org/drawingml/2006/main" noChangeAspect="1"/>
-                  </wp:cNvGraphicFramePr>
-                  <a:graphic xmlns:a="http://schemas.openxmlformats.org/drawingml/2006/main">
-                    <a:graphicData uri="http://schemas.openxmlformats.org/drawingml/2006/picture">
-                      <pic:pic xmlns:pic="http://schemas.openxmlformats.org/drawingml/2006/picture">
-                        <pic:nvPicPr>
-                          <pic:cNvPr id="1263420581" name=""/>
-                          <pic:cNvPicPr/>
-                        </pic:nvPicPr>
-                        <pic:blipFill>
-                          <a:blip r:embed="rId13"/>
-                          <a:stretch>
-                            <a:fillRect/>
-                          </a:stretch>
-                        </pic:blipFill>
-                        <pic:spPr>
-                          <a:xfrm>
-                            <a:off x="0" y="0"/>
-                            <a:ext cx="2190750" cy="390525"/>
-                          </a:xfrm>
-                          <a:prstGeom prst="rect">
-                            <a:avLst/>
-                          </a:prstGeom>
-                        </pic:spPr>
-                      </pic:pic>
-                    </a:graphicData>
-                  </a:graphic>
-                </wp:inline>
-              </w:drawing>
+              <w:t>5—7. 实验研究</w:t>
             </w:r>
           </w:p>
           <w:p>
@@ -6691,7 +6304,7 @@
               <w:rPr>
                 <w:lang w:eastAsia="zh-CN"/>
               </w:rPr>
-              <w:t xml:space="preserve"> 其中， </w:t>
+              <w:t>作者首先在合成数据集上验证了传统基于 ReLU 的神经网络在学习高阶特征交叉时的低效性，随后在两个公开基准数据集——Criteo（最流行的点击率预测基准，包含 7 天用户日志）与 MovieLens-1M 上进行了充分的实验。实验采用 Adam 优化器、He Normal 初始化、批大小 512（MovieLens 为 128）以及梯度裁剪等设置，并进行了广泛的超参数搜索与模型调优，以保证比较的公平性。</w:t>
             </w:r>
             <w:proofErr w:type="spellStart"/>
             <w:r>
@@ -6699,7 +6312,6 @@
                 <w:rFonts w:hint="eastAsia"/>
                 <w:lang w:eastAsia="zh-CN"/>
               </w:rPr>
-              <w:t>e</w:t>
             </w:r>
             <w:r>
               <w:rPr>
@@ -6707,21 +6319,18 @@
                 <w:vertAlign w:val="subscript"/>
                 <w:lang w:eastAsia="zh-CN"/>
               </w:rPr>
-              <w:t>j</w:t>
             </w:r>
             <w:proofErr w:type="spellEnd"/>
             <w:r>
               <w:rPr>
                 <w:lang w:eastAsia="zh-CN"/>
               </w:rPr>
-              <w:t>是</w:t>
             </w:r>
             <w:proofErr w:type="gramStart"/>
             <w:r>
               <w:rPr>
                 <w:lang w:eastAsia="zh-CN"/>
               </w:rPr>
-              <w:t>用户第</w:t>
             </w:r>
             <w:proofErr w:type="gramEnd"/>
             <w:r>
@@ -6729,13 +6338,11 @@
                 <w:rFonts w:hint="eastAsia"/>
                 <w:lang w:eastAsia="zh-CN"/>
               </w:rPr>
-              <w:t>j</w:t>
-            </w:r>
-            <w:r>
-              <w:rPr>
-                <w:lang w:eastAsia="zh-CN"/>
-              </w:rPr>
-              <w:t xml:space="preserve">次行为的嵌入向量， </w:t>
+            </w:r>
+            <w:r>
+              <w:rPr>
+                <w:lang w:eastAsia="zh-CN"/>
+              </w:rPr>
             </w:r>
             <w:proofErr w:type="spellStart"/>
             <w:r>
@@ -6743,7 +6350,6 @@
                 <w:rFonts w:hint="eastAsia"/>
                 <w:lang w:eastAsia="zh-CN"/>
               </w:rPr>
-              <w:t>v</w:t>
             </w:r>
             <w:r>
               <w:rPr>
@@ -6751,27 +6357,23 @@
                 <w:vertAlign w:val="subscript"/>
                 <w:lang w:eastAsia="zh-CN"/>
               </w:rPr>
-              <w:t>a</w:t>
             </w:r>
             <w:proofErr w:type="spellEnd"/>
             <w:r>
               <w:rPr>
                 <w:lang w:eastAsia="zh-CN"/>
               </w:rPr>
-              <w:t>是广告的嵌入向量，</w:t>
-            </w:r>
-            <w:r>
-              <w:rPr>
-                <w:rFonts w:hint="eastAsia"/>
-                <w:lang w:eastAsia="zh-CN"/>
-              </w:rPr>
-              <w:t>a()</w:t>
-            </w:r>
-            <w:r>
-              <w:rPr>
-                <w:lang w:eastAsia="zh-CN"/>
-              </w:rPr>
-              <w:t xml:space="preserve"> 是一个前馈神经网络，输出激活权重。该权重代表了历史行为与当前广告的相关性。除了输入两个向量外，激活单元还加入了它们的向量外积（Out Product），作为辅助相关性建模的显性知识。</w:t>
+            </w:r>
+            <w:r>
+              <w:rPr>
+                <w:rFonts w:hint="eastAsia"/>
+                <w:lang w:eastAsia="zh-CN"/>
+              </w:rPr>
+            </w:r>
+            <w:r>
+              <w:rPr>
+                <w:lang w:eastAsia="zh-CN"/>
+              </w:rPr>
             </w:r>
           </w:p>
           <w:p>
@@ -6787,7 +6389,7 @@
               <w:rPr>
                 <w:lang w:eastAsia="zh-CN"/>
               </w:rPr>
-              <w:t>5. 训练技术</w:t>
+              <w:t>在合成数据集实验中，作者构造了已知阶数的特征交叉函数作为真实标签，结果显示传统 ReLU 网络即使在参数量充足的情况下也难以准确拟合二阶及以上的特征交叉，而交叉网络则能以更少的参数精确地恢复这些交叉模式。这一对照实验有力地解释了 DCN-V2 在真实数据集上取得增益的内在原因，即显式的有界阶数交叉对于刻画特征间关系至关重要。</w:t>
             </w:r>
           </w:p>
           <w:p>
@@ -6803,8 +6405,7 @@
               <w:rPr>
                 <w:lang w:eastAsia="zh-CN"/>
               </w:rPr>
-              <w:lastRenderedPageBreak/>
-              <w:t>在阿里巴巴系统中，商品和用户数量规模达到数亿，训练大规模深度网络极具挑战。</w:t>
+              <w:t>结果表明，DCN-V2 及其低秩变体 DCN-Mix 在 LogLoss 与 AUC 指标上均显著优于包括 DNN、DeepFM、xDeepFM、AutoInt、PNN 等在内的最先进方法。在相同内存约束下，仅含交叉层的交叉网络（如 5 层）即可取得最佳性能，说明真实模型可被多项式很好地逼近；同时，使用秩约为输入维度四分之一的低秩 DCN 能够稳定地保持全秩 DCN-V2 的精度，充分体现了其在有效性与效率上的良好平衡。</w:t>
             </w:r>
           </w:p>
           <w:p>
@@ -6820,7 +6421,7 @@
               <w:rPr>
                 <w:lang w:eastAsia="zh-CN"/>
               </w:rPr>
-              <w:t>5.1 微批次感知正则化</w:t>
+              <w:t>8. DCN-V2 在 Google 的工业部署</w:t>
             </w:r>
           </w:p>
           <w:p>
@@ -6836,7 +6437,7 @@
               <w:rPr>
                 <w:lang w:eastAsia="zh-CN"/>
               </w:rPr>
-              <w:t>过拟合是训练此类网络的主要挑战。在加入细粒度特征（如商品ID）后，不加正则化的模型性能在第一个轮次（Epoch）后迅速下降。传统的 L1 或 L2 正则化在处理具有数亿参数且输入极其稀疏的网络时计算量巨大，因为每个批次都需要对全量参数计算范数。</w:t>
+              <w:t>作者以谷歌某大规模推荐系统为例分享了 DCN-V2 的工业落地经验。该生产数据由采样的用户日志构成，包含数千亿训练样本，稀疏特征的词表规模从 2 到数百万不等，基线模型为带 ReLU 激活的全连接 MLP。排序问题被定义为：给定一个用户与大量候选项，返回用户最可能产生交互的 Top-K 项。与生产模型相比，DCN-V2 带来了 0.6% 的 AUCLoss（1−AUC）改进——对该模型而言，0.1% 的 AUCLoss 提升即被视为显著——并在关键在线业务指标上取得了明显增益。</w:t>
             </w:r>
           </w:p>
           <w:p>
@@ -6852,7 +6453,7 @@
               <w:rPr>
                 <w:lang w:eastAsia="zh-CN"/>
               </w:rPr>
-              <w:t>我们引入了高效的“微批次感知正则化器”，它只对每个微批次中出现的稀疏特征参数计算 L2 范数，使大规模计算变得可行。这种正则化方法在阿里巴巴数据集上的表现优于 Dropout 和传统的频率过滤（Frequency Filter）。</w:t>
+              <w:t>作者还总结了若干实用经验：其一，将交叉层插入到输入层与 DNN 隐藏层之间效果更佳，因为特征表示及其交互的物理含义会随着远离输入层而逐渐减弱；其二，堆叠或拼接 1—2 个交叉层能够带来稳定的精度提升，超过 2 层后收益趋于平缓；其三，堆叠交叉层可学习更高阶的交互，而拼接交叉层（类似多头机制）则可捕捉互补的交互；其四，采用秩约为输入维度四分之一的低秩 DCN，可在大幅降低成本的同时保持全秩模型的精度。</w:t>
             </w:r>
           </w:p>
           <w:p>
@@ -6868,7 +6469,7 @@
               <w:rPr>
                 <w:lang w:eastAsia="zh-CN"/>
               </w:rPr>
-              <w:t>5.2 数据自适应激活函数</w:t>
+              <w:t>在在线服务层面，DCN-V2 的简洁结构使其易于以构建模块的形式嵌入既有的生产模型，几乎不增加额外的工程复杂度；配合低秩与混合专家技术，模型能够在严格的延迟预算内完成部署，并通过在线 A/B 实验验证其对点击率、停留时长等关键业务指标的正向作用。正是这种“强表达力、低部署成本”的特性，使 DCN-V2 能够在谷歌的多个网络级排序系统中实现规模化落地。</w:t>
             </w:r>
           </w:p>
           <w:p>
@@ -6884,7 +6485,7 @@
               <w:rPr>
                 <w:lang w:eastAsia="zh-CN"/>
               </w:rPr>
-              <w:t>PReLU 激活函数在零点处有一个突变的拐点，这可能不适合输入分布剧烈波动的情况。我们设计了 Dice 激活函数，它根据输入的分布动态调整其整流点。Dice 可以看作是 PReLU 的泛化形式，其实验效果优于 PReLU。</w:t>
+              <w:t>9. 结论与未来工作</w:t>
             </w:r>
           </w:p>
           <w:p>
@@ -6900,7 +6501,7 @@
               <w:rPr>
                 <w:lang w:eastAsia="zh-CN"/>
               </w:rPr>
-              <w:t>6. 实验</w:t>
+              <w:t>本文提出了 DCN-V2 模型，以兼具表达力与简洁性的方式建模显式特征交叉；针对交叉网络权重矩阵的低秩特性，进一步提出低秩混合 DCN（DCN-Mix），在模型性能与服务延迟之间取得更佳折衷。DCN-V2 已成功部署于多个网络级排序系统并取得显著的离线与在线增益，实验也证明了其相较 SOTA 方法的有效性。未来工作包括：深入理解 DCN-V2 与二阶优化算法之间的相互作用、研究嵌入与权重矩阵秩之间的关系、改进 DCN-Mix 中的门控机制，以及验证交叉层作为 DNN 中 ReLU 层替代方案在更复杂模型架构（如 RNN、CNN）中的潜力。</w:t>
             </w:r>
           </w:p>
           <w:p>
@@ -6916,21 +6517,19 @@
               <w:rPr>
                 <w:lang w:eastAsia="zh-CN"/>
               </w:rPr>
-              <w:t xml:space="preserve">我们在两个公共数据集（Amazon 和 </w:t>
+              <w:t>参考文献：</w:t>
             </w:r>
             <w:proofErr w:type="spellStart"/>
             <w:r>
               <w:rPr>
                 <w:lang w:eastAsia="zh-CN"/>
               </w:rPr>
-              <w:t>MovieLens</w:t>
             </w:r>
             <w:proofErr w:type="spellEnd"/>
             <w:r>
               <w:rPr>
                 <w:lang w:eastAsia="zh-CN"/>
               </w:rPr>
-              <w:t>）以及阿里巴巴真实广告数据集上进行了详细实验。</w:t>
             </w:r>
           </w:p>
           <w:p>
@@ -6946,414 +6545,7 @@
               <w:rPr>
                 <w:lang w:eastAsia="zh-CN"/>
               </w:rPr>
-              <w:t>6.1 数据集与实验设置</w:t>
-            </w:r>
-          </w:p>
-          <w:p>
-            <w:pPr>
-              <w:pStyle w:val="TableText"/>
-              <w:spacing w:before="91" w:line="393" w:lineRule="auto"/>
-              <w:ind w:right="106" w:firstLineChars="200" w:firstLine="560"/>
-              <w:rPr>
-                <w:lang w:eastAsia="zh-CN"/>
-              </w:rPr>
-            </w:pPr>
-            <w:r>
-              <w:rPr>
-                <w:lang w:eastAsia="zh-CN"/>
-              </w:rPr>
-              <w:t xml:space="preserve">Amazon 数据集：包含评论和元数据。任务是利用前 </w:t>
-            </w:r>
-            <w:proofErr w:type="gramStart"/>
-            <w:r>
-              <w:rPr>
-                <w:lang w:eastAsia="zh-CN"/>
-              </w:rPr>
-              <w:t>个</w:t>
-            </w:r>
-            <w:proofErr w:type="gramEnd"/>
-            <w:r>
-              <w:rPr>
-                <w:lang w:eastAsia="zh-CN"/>
-              </w:rPr>
-              <w:t>评论商品预测第 个商品。</w:t>
-            </w:r>
-          </w:p>
-          <w:p>
-            <w:pPr>
-              <w:pStyle w:val="TableText"/>
-              <w:spacing w:before="91" w:line="393" w:lineRule="auto"/>
-              <w:ind w:right="106" w:firstLineChars="200" w:firstLine="560"/>
-              <w:rPr>
-                <w:lang w:eastAsia="zh-CN"/>
-              </w:rPr>
-            </w:pPr>
-            <w:r>
-              <w:rPr>
-                <w:lang w:eastAsia="zh-CN"/>
-              </w:rPr>
-              <w:lastRenderedPageBreak/>
-              <w:t>Alibaba 数据集：从在线展示广告系统采集，包含两周的训练样本（约20亿）和次日的测试样本（约1.4亿）。</w:t>
-            </w:r>
-          </w:p>
-          <w:p>
-            <w:pPr>
-              <w:pStyle w:val="TableText"/>
-              <w:spacing w:before="91" w:line="393" w:lineRule="auto"/>
-              <w:ind w:right="106" w:firstLineChars="200" w:firstLine="560"/>
-              <w:rPr>
-                <w:lang w:eastAsia="zh-CN"/>
-              </w:rPr>
-            </w:pPr>
-            <w:r>
-              <w:rPr>
-                <w:lang w:eastAsia="zh-CN"/>
-              </w:rPr>
-              <w:t>6.2 对比模型与指标</w:t>
-            </w:r>
-          </w:p>
-          <w:p>
-            <w:pPr>
-              <w:pStyle w:val="TableText"/>
-              <w:spacing w:before="91" w:line="393" w:lineRule="auto"/>
-              <w:ind w:right="106" w:firstLineChars="200" w:firstLine="560"/>
-              <w:rPr>
-                <w:lang w:eastAsia="zh-CN"/>
-              </w:rPr>
-            </w:pPr>
-            <w:r>
-              <w:rPr>
-                <w:lang w:eastAsia="zh-CN"/>
-              </w:rPr>
-              <w:t>对比模型包括逻辑回归（LR）、基础模型（</w:t>
-            </w:r>
-            <w:proofErr w:type="spellStart"/>
-            <w:r>
-              <w:rPr>
-                <w:lang w:eastAsia="zh-CN"/>
-              </w:rPr>
-              <w:t>BaseModel</w:t>
-            </w:r>
-            <w:proofErr w:type="spellEnd"/>
-            <w:r>
-              <w:rPr>
-                <w:lang w:eastAsia="zh-CN"/>
-              </w:rPr>
-              <w:t xml:space="preserve">）、Wide &amp; Deep、PNN 和 </w:t>
-            </w:r>
-            <w:proofErr w:type="spellStart"/>
-            <w:r>
-              <w:rPr>
-                <w:lang w:eastAsia="zh-CN"/>
-              </w:rPr>
-              <w:t>DeepFM</w:t>
-            </w:r>
-            <w:proofErr w:type="spellEnd"/>
-            <w:r>
-              <w:rPr>
-                <w:lang w:eastAsia="zh-CN"/>
-              </w:rPr>
-              <w:t xml:space="preserve">。评价指标采用用户加权 AUC（Area Under ROC Curve）以及 </w:t>
-            </w:r>
-            <w:proofErr w:type="spellStart"/>
-            <w:r>
-              <w:rPr>
-                <w:lang w:eastAsia="zh-CN"/>
-              </w:rPr>
-              <w:t>RelaImpr</w:t>
-            </w:r>
-            <w:proofErr w:type="spellEnd"/>
-            <w:r>
-              <w:rPr>
-                <w:lang w:eastAsia="zh-CN"/>
-              </w:rPr>
-              <w:t>（相对提升度）。</w:t>
-            </w:r>
-          </w:p>
-          <w:p>
-            <w:pPr>
-              <w:pStyle w:val="TableText"/>
-              <w:spacing w:before="91" w:line="393" w:lineRule="auto"/>
-              <w:ind w:right="106" w:firstLineChars="200" w:firstLine="560"/>
-              <w:rPr>
-                <w:lang w:eastAsia="zh-CN"/>
-              </w:rPr>
-            </w:pPr>
-            <w:r>
-              <w:rPr>
-                <w:lang w:eastAsia="zh-CN"/>
-              </w:rPr>
-              <w:t xml:space="preserve">6.4 Amazon 和 </w:t>
-            </w:r>
-            <w:proofErr w:type="spellStart"/>
-            <w:r>
-              <w:rPr>
-                <w:lang w:eastAsia="zh-CN"/>
-              </w:rPr>
-              <w:t>MovieLens</w:t>
-            </w:r>
-            <w:proofErr w:type="spellEnd"/>
-            <w:r>
-              <w:rPr>
-                <w:lang w:eastAsia="zh-CN"/>
-              </w:rPr>
-              <w:t xml:space="preserve"> 结果</w:t>
-            </w:r>
-          </w:p>
-          <w:p>
-            <w:pPr>
-              <w:pStyle w:val="TableText"/>
-              <w:spacing w:before="91" w:line="393" w:lineRule="auto"/>
-              <w:ind w:right="106" w:firstLineChars="200" w:firstLine="560"/>
-              <w:rPr>
-                <w:lang w:eastAsia="zh-CN"/>
-              </w:rPr>
-            </w:pPr>
-            <w:r>
-              <w:rPr>
-                <w:lang w:eastAsia="zh-CN"/>
-              </w:rPr>
-              <w:t>在 Amazon 数据集上，DIN 表现出显著优势，特别是由于该数据集包含丰富的用户行为。这验证了局部激活单元能够捕捉用户多样化兴趣的假设。此外，加入 Dice 激活函数进一步提升了性能。</w:t>
-            </w:r>
-          </w:p>
-          <w:p>
-            <w:pPr>
-              <w:pStyle w:val="TableText"/>
-              <w:spacing w:before="91" w:line="393" w:lineRule="auto"/>
-              <w:ind w:right="106" w:firstLineChars="200" w:firstLine="560"/>
-              <w:rPr>
-                <w:lang w:eastAsia="zh-CN"/>
-              </w:rPr>
-            </w:pPr>
-            <w:r>
-              <w:rPr>
-                <w:lang w:eastAsia="zh-CN"/>
-              </w:rPr>
-              <w:t>6.6 Alibaba 数据集结果</w:t>
-            </w:r>
-          </w:p>
-          <w:p>
-            <w:pPr>
-              <w:pStyle w:val="TableText"/>
-              <w:spacing w:before="91" w:line="393" w:lineRule="auto"/>
-              <w:ind w:right="106" w:firstLineChars="200" w:firstLine="560"/>
-              <w:rPr>
-                <w:lang w:eastAsia="zh-CN"/>
-              </w:rPr>
-            </w:pPr>
-            <w:r>
-              <w:rPr>
-                <w:lang w:eastAsia="zh-CN"/>
-              </w:rPr>
-              <w:t xml:space="preserve">在包含完整特征集的 Alibaba 数据集上，DIN 相比于基础模型实现了 0.0059 的绝对 AUC 提升和 6.08% 的相对提升。在数亿流量的系统中，0.001 的 AUC 提升即被视为显著且值得部署。结合微批次感知正则化和 Dice 函数后，总提升达到 0.0113（11.65% 相对提升）。即使与表现最好的竞争对手 </w:t>
-            </w:r>
-            <w:proofErr w:type="spellStart"/>
-            <w:r>
-              <w:rPr>
-                <w:lang w:eastAsia="zh-CN"/>
-              </w:rPr>
-              <w:t>DeepFM</w:t>
-            </w:r>
-            <w:proofErr w:type="spellEnd"/>
-            <w:r>
-              <w:rPr>
-                <w:lang w:eastAsia="zh-CN"/>
-              </w:rPr>
-              <w:t xml:space="preserve"> 相比，DIN 仍有 0.009 的绝对 AUC 领先优势。</w:t>
-            </w:r>
-          </w:p>
-          <w:p>
-            <w:pPr>
-              <w:pStyle w:val="TableText"/>
-              <w:spacing w:before="91" w:line="393" w:lineRule="auto"/>
-              <w:ind w:right="106" w:firstLineChars="200" w:firstLine="560"/>
-              <w:rPr>
-                <w:lang w:eastAsia="zh-CN"/>
-              </w:rPr>
-            </w:pPr>
-            <w:r>
-              <w:rPr>
-                <w:lang w:eastAsia="zh-CN"/>
-              </w:rPr>
-              <w:t>6.7 在线服务与 QPS 优化</w:t>
-            </w:r>
-          </w:p>
-          <w:p>
-            <w:pPr>
-              <w:pStyle w:val="TableText"/>
-              <w:spacing w:before="91" w:line="393" w:lineRule="auto"/>
-              <w:ind w:right="106" w:firstLineChars="200" w:firstLine="560"/>
-              <w:rPr>
-                <w:lang w:eastAsia="zh-CN"/>
-              </w:rPr>
-            </w:pPr>
-            <w:r>
-              <w:rPr>
-                <w:lang w:eastAsia="zh-CN"/>
-              </w:rPr>
-              <w:t>将 DIN 部署</w:t>
-            </w:r>
-            <w:proofErr w:type="gramStart"/>
-            <w:r>
-              <w:rPr>
-                <w:lang w:eastAsia="zh-CN"/>
-              </w:rPr>
-              <w:t>到日活数亿</w:t>
-            </w:r>
-            <w:proofErr w:type="gramEnd"/>
-            <w:r>
-              <w:rPr>
-                <w:lang w:eastAsia="zh-CN"/>
-              </w:rPr>
-              <w:t>的系统中并非易事。在流量高峰期，系统每秒</w:t>
-            </w:r>
-            <w:proofErr w:type="gramStart"/>
-            <w:r>
-              <w:rPr>
-                <w:lang w:eastAsia="zh-CN"/>
-              </w:rPr>
-              <w:t>需服务</w:t>
-            </w:r>
-            <w:proofErr w:type="gramEnd"/>
-            <w:r>
-              <w:rPr>
-                <w:lang w:eastAsia="zh-CN"/>
-              </w:rPr>
-              <w:t>超过100万用户，并在10毫秒内对数百个候选广告进行实时预测。我们采用了请求批处理（Request Batching）、GPU 显存优化（Memory Optimization）和并发内核计算（Concurrent Kernel Computation）等技术，使单机 QPS 处理能力翻倍。</w:t>
-            </w:r>
-          </w:p>
-          <w:p>
-            <w:pPr>
-              <w:pStyle w:val="TableText"/>
-              <w:spacing w:before="91" w:line="393" w:lineRule="auto"/>
-              <w:ind w:right="106" w:firstLineChars="200" w:firstLine="560"/>
-              <w:rPr>
-                <w:lang w:eastAsia="zh-CN"/>
-              </w:rPr>
-            </w:pPr>
-            <w:r>
-              <w:rPr>
-                <w:lang w:eastAsia="zh-CN"/>
-              </w:rPr>
-              <w:lastRenderedPageBreak/>
-              <w:t>6.8 DIN 可视化</w:t>
-            </w:r>
-          </w:p>
-          <w:p>
-            <w:pPr>
-              <w:pStyle w:val="TableText"/>
-              <w:spacing w:before="91" w:line="393" w:lineRule="auto"/>
-              <w:ind w:right="106" w:firstLineChars="200" w:firstLine="560"/>
-              <w:rPr>
-                <w:lang w:eastAsia="zh-CN"/>
-              </w:rPr>
-            </w:pPr>
-            <w:r>
-              <w:rPr>
-                <w:lang w:eastAsia="zh-CN"/>
-              </w:rPr>
-              <w:t>通过可视化局部激活单元的强度，我们发现与候选广告高度相关的行为被赋予了更高的权重。此外，利用 t-SNE 对商品嵌入向量进行可视化，同类商品在嵌入空间中形成了明显的聚类。</w:t>
-            </w:r>
-            <w:proofErr w:type="gramStart"/>
-            <w:r>
-              <w:rPr>
-                <w:lang w:eastAsia="zh-CN"/>
-              </w:rPr>
-              <w:t>热图显示</w:t>
-            </w:r>
-            <w:proofErr w:type="gramEnd"/>
-            <w:r>
-              <w:rPr>
-                <w:lang w:eastAsia="zh-CN"/>
-              </w:rPr>
-              <w:t>，对于特定用户，DIN 能够在商品嵌入空间中形成多</w:t>
-            </w:r>
-            <w:proofErr w:type="gramStart"/>
-            <w:r>
-              <w:rPr>
-                <w:lang w:eastAsia="zh-CN"/>
-              </w:rPr>
-              <w:t>峰兴趣</w:t>
-            </w:r>
-            <w:proofErr w:type="gramEnd"/>
-            <w:r>
-              <w:rPr>
-                <w:lang w:eastAsia="zh-CN"/>
-              </w:rPr>
-              <w:t>分布，从而捕捉其多样化的兴趣点。</w:t>
-            </w:r>
-          </w:p>
-          <w:p>
-            <w:pPr>
-              <w:pStyle w:val="TableText"/>
-              <w:spacing w:before="91" w:line="393" w:lineRule="auto"/>
-              <w:ind w:right="106" w:firstLineChars="200" w:firstLine="560"/>
-              <w:rPr>
-                <w:lang w:eastAsia="zh-CN"/>
-              </w:rPr>
-            </w:pPr>
-            <w:r>
-              <w:rPr>
-                <w:lang w:eastAsia="zh-CN"/>
-              </w:rPr>
-              <w:t>7. 结论</w:t>
-            </w:r>
-          </w:p>
-          <w:p>
-            <w:pPr>
-              <w:pStyle w:val="TableText"/>
-              <w:spacing w:before="91" w:line="393" w:lineRule="auto"/>
-              <w:ind w:right="106" w:firstLineChars="200" w:firstLine="560"/>
-              <w:rPr>
-                <w:lang w:eastAsia="zh-CN"/>
-              </w:rPr>
-            </w:pPr>
-            <w:r>
-              <w:rPr>
-                <w:lang w:eastAsia="zh-CN"/>
-              </w:rPr>
-              <w:t>在本文中，我们聚焦于具有丰富行为数据的电商展示广告 CTR 预估任务。传统深度模型使用固定长度表示是捕捉兴趣多样性的瓶颈。我们设计的 DIN 模型通过激活相关用户行为，获得了随广告变化的自适应兴趣表示。此外，我们提出的两种训练技术进一步改善了模型在工业环境下的表现。目前，DIN 已部署在阿里巴巴的在线广告系统中。</w:t>
-            </w:r>
-          </w:p>
-          <w:p>
-            <w:pPr>
-              <w:spacing w:before="65" w:line="228" w:lineRule="auto"/>
-              <w:ind w:left="116"/>
-              <w:rPr>
-                <w:rFonts w:ascii="仿宋" w:eastAsia="仿宋" w:hAnsi="仿宋" w:cs="仿宋"/>
-                <w:sz w:val="28"/>
-                <w:szCs w:val="28"/>
-                <w:lang w:eastAsia="zh-CN"/>
-              </w:rPr>
-            </w:pPr>
-            <w:r>
-              <w:rPr>
-                <w:rFonts w:ascii="仿宋" w:eastAsia="仿宋" w:hAnsi="仿宋" w:cs="仿宋"/>
-                <w:sz w:val="28"/>
-                <w:szCs w:val="28"/>
-                <w:lang w:eastAsia="zh-CN"/>
-              </w:rPr>
-              <w:t>参考文献：</w:t>
-            </w:r>
-          </w:p>
-          <w:p>
-            <w:pPr>
-              <w:pStyle w:val="TableText"/>
-              <w:numPr>
-                <w:ilvl w:val="0"/>
-                <w:numId w:val="11"/>
-              </w:numPr>
-              <w:spacing w:before="162" w:line="278" w:lineRule="auto"/>
-              <w:ind w:right="187"/>
-              <w:rPr>
-                <w:lang w:eastAsia="zh-CN"/>
-              </w:rPr>
-            </w:pPr>
-            <w:r>
-              <w:rPr>
-                <w:lang w:eastAsia="zh-CN"/>
-              </w:rPr>
-              <w:t>Zhou G, Zhu X, Song C, et al. Deep Interest Network for Click-Through Rate Prediction[C]. Proceedings of the 24th ACM SIGKDD International Conference on Knowledge Discovery &amp; Data Mining (KDD '18), 2018: 1059-1068.</w:t>
+              <w:t>Wang R, Shivanna R, Cheng D Z, et al. DCN V2: improved deep &amp; cross network and practical lessons for web-scale learning to rank systems[C]. Proceedings of the Web Conference (WWW), 2021: 1785-1797.</w:t>
             </w:r>
           </w:p>
         </w:tc>
